--- a/AUSTIN FERRO_CV2026.docx
+++ b/AUSTIN FERRO_CV2026.docx
@@ -86,25 +86,27 @@
         </w:rPr>
         <w:t>(941) 320-4858</w:t>
       </w:r>
-    </w:p>
-    <w:p>
-      <w:pPr>
-        <w:pBdr>
-          <w:top w:val="nil"/>
-          <w:left w:val="nil"/>
-          <w:bottom w:val="nil"/>
-          <w:right w:val="nil"/>
-          <w:between w:val="nil"/>
-        </w:pBdr>
-        <w:spacing w:after="0"/>
-        <w:jc w:val="center"/>
+      <w:r>
         <w:rPr>
           <w:rFonts w:ascii="Arial" w:eastAsia="Arial" w:hAnsi="Arial" w:cs="Arial"/>
           <w:i/>
           <w:sz w:val="20"/>
           <w:szCs w:val="20"/>
         </w:rPr>
-      </w:pPr>
+        <w:t xml:space="preserve"> - </w:t>
+      </w:r>
+      <w:hyperlink r:id="rId8" w:history="1">
+        <w:r>
+          <w:rPr>
+            <w:rStyle w:val="Hyperlink"/>
+            <w:rFonts w:ascii="Arial" w:eastAsia="Arial" w:hAnsi="Arial" w:cs="Arial"/>
+            <w:i/>
+            <w:sz w:val="20"/>
+            <w:szCs w:val="20"/>
+          </w:rPr>
+          <w:t>Ferro@cshl.edu</w:t>
+        </w:r>
+      </w:hyperlink>
       <w:r>
         <w:rPr>
           <w:rFonts w:ascii="Arial" w:eastAsia="Arial" w:hAnsi="Arial" w:cs="Arial"/>
@@ -112,7 +114,7 @@
           <w:sz w:val="20"/>
           <w:szCs w:val="20"/>
         </w:rPr>
-        <w:t>Ferro@</w:t>
+        <w:t xml:space="preserve"> - </w:t>
       </w:r>
       <w:r>
         <w:rPr>
@@ -121,55 +123,16 @@
           <w:sz w:val="20"/>
           <w:szCs w:val="20"/>
         </w:rPr>
-        <w:t>cshl.edu</w:t>
-      </w:r>
-    </w:p>
-    <w:p>
-      <w:pPr>
-        <w:pBdr>
-          <w:top w:val="nil"/>
-          <w:left w:val="nil"/>
-          <w:bottom w:val="nil"/>
-          <w:right w:val="nil"/>
-          <w:between w:val="nil"/>
-        </w:pBdr>
-        <w:spacing w:after="0"/>
-        <w:jc w:val="center"/>
+        <w:t>1 Bungtown Rd, Cold Spring Harbor, NY, 1172</w:t>
+      </w:r>
+      <w:r>
         <w:rPr>
           <w:rFonts w:ascii="Arial" w:eastAsia="Arial" w:hAnsi="Arial" w:cs="Arial"/>
           <w:i/>
           <w:sz w:val="20"/>
           <w:szCs w:val="20"/>
         </w:rPr>
-      </w:pPr>
-      <w:r>
-        <w:rPr>
-          <w:rFonts w:ascii="Arial" w:eastAsia="Arial" w:hAnsi="Arial" w:cs="Arial"/>
-          <w:i/>
-          <w:sz w:val="20"/>
-          <w:szCs w:val="20"/>
-        </w:rPr>
-        <w:t xml:space="preserve">1 </w:t>
-      </w:r>
-      <w:proofErr w:type="spellStart"/>
-      <w:r>
-        <w:rPr>
-          <w:rFonts w:ascii="Arial" w:eastAsia="Arial" w:hAnsi="Arial" w:cs="Arial"/>
-          <w:i/>
-          <w:sz w:val="20"/>
-          <w:szCs w:val="20"/>
-        </w:rPr>
-        <w:t>Bungtown</w:t>
-      </w:r>
-      <w:proofErr w:type="spellEnd"/>
-      <w:r>
-        <w:rPr>
-          <w:rFonts w:ascii="Arial" w:eastAsia="Arial" w:hAnsi="Arial" w:cs="Arial"/>
-          <w:i/>
-          <w:sz w:val="20"/>
-          <w:szCs w:val="20"/>
-        </w:rPr>
-        <w:t xml:space="preserve"> Rd, Cold Spring Harbor, NY, 11721</w:t>
+        <w:t>4</w:t>
       </w:r>
     </w:p>
     <w:p>
@@ -202,57 +165,513 @@
           <w:between w:val="nil"/>
         </w:pBdr>
         <w:spacing w:after="0"/>
-        <w:jc w:val="center"/>
-        <w:rPr>
-          <w:rFonts w:ascii="Arial" w:eastAsia="Arial" w:hAnsi="Arial" w:cs="Arial"/>
-        </w:rPr>
-      </w:pPr>
-      <w:r>
-        <w:fldChar w:fldCharType="begin"/>
-      </w:r>
-      <w:r>
-        <w:instrText xml:space="preserve"> HYPERLINK "mailto:aferro@skidmore.edu" </w:instrText>
-      </w:r>
-      <w:r>
-        <w:fldChar w:fldCharType="separate"/>
-      </w:r>
-    </w:p>
-    <w:p>
-      <w:pPr>
-        <w:pBdr>
-          <w:top w:val="nil"/>
-          <w:left w:val="nil"/>
-          <w:bottom w:val="nil"/>
-          <w:right w:val="nil"/>
-          <w:between w:val="nil"/>
-        </w:pBdr>
-        <w:spacing w:after="0"/>
-      </w:pPr>
-      <w:r>
-        <w:fldChar w:fldCharType="end"/>
-      </w:r>
-    </w:p>
-    <w:p>
-      <w:pPr>
-        <w:pBdr>
-          <w:top w:val="nil"/>
-          <w:left w:val="nil"/>
-          <w:bottom w:val="nil"/>
-          <w:right w:val="nil"/>
-          <w:between w:val="nil"/>
-        </w:pBdr>
-        <w:spacing w:after="0"/>
-        <w:rPr>
-          <w:rFonts w:ascii="Arial" w:eastAsia="Arial" w:hAnsi="Arial" w:cs="Arial"/>
-          <w:b/>
-        </w:rPr>
-      </w:pPr>
-      <w:r>
-        <w:rPr>
-          <w:rFonts w:ascii="Arial" w:eastAsia="Arial" w:hAnsi="Arial" w:cs="Arial"/>
-          <w:b/>
-        </w:rPr>
-        <w:t>EDUCATIONAL BACKGROUND</w:t>
+        <w:rPr>
+          <w:rFonts w:ascii="Arial" w:eastAsia="Arial" w:hAnsi="Arial" w:cs="Arial"/>
+          <w:b/>
+        </w:rPr>
+      </w:pPr>
+    </w:p>
+    <w:p>
+      <w:pPr>
+        <w:pBdr>
+          <w:top w:val="nil"/>
+          <w:left w:val="nil"/>
+          <w:bottom w:val="nil"/>
+          <w:right w:val="nil"/>
+          <w:between w:val="nil"/>
+        </w:pBdr>
+        <w:spacing w:after="0"/>
+        <w:rPr>
+          <w:rFonts w:ascii="Arial" w:eastAsia="Arial" w:hAnsi="Arial" w:cs="Arial"/>
+          <w:b/>
+        </w:rPr>
+      </w:pPr>
+      <w:r>
+        <w:rPr>
+          <w:rFonts w:ascii="Arial" w:eastAsia="Arial" w:hAnsi="Arial" w:cs="Arial"/>
+          <w:b/>
+        </w:rPr>
+        <w:t>EDUCATION</w:t>
+      </w:r>
+    </w:p>
+    <w:p>
+      <w:pPr>
+        <w:pBdr>
+          <w:top w:val="nil"/>
+          <w:left w:val="nil"/>
+          <w:bottom w:val="nil"/>
+          <w:right w:val="nil"/>
+          <w:between w:val="nil"/>
+        </w:pBdr>
+        <w:spacing w:after="0"/>
+        <w:rPr>
+          <w:rFonts w:ascii="Arial" w:eastAsia="Arial" w:hAnsi="Arial" w:cs="Arial"/>
+        </w:rPr>
+      </w:pPr>
+    </w:p>
+    <w:p>
+      <w:pPr>
+        <w:pBdr>
+          <w:top w:val="nil"/>
+          <w:left w:val="nil"/>
+          <w:bottom w:val="nil"/>
+          <w:right w:val="nil"/>
+          <w:between w:val="nil"/>
+        </w:pBdr>
+        <w:spacing w:after="0"/>
+        <w:rPr>
+          <w:rFonts w:ascii="Arial" w:eastAsia="Arial" w:hAnsi="Arial" w:cs="Arial"/>
+        </w:rPr>
+      </w:pPr>
+      <w:r>
+        <w:rPr>
+          <w:rFonts w:ascii="Arial" w:eastAsia="Arial" w:hAnsi="Arial" w:cs="Arial"/>
+        </w:rPr>
+        <w:t>Fall 2015-</w:t>
+      </w:r>
+      <w:r>
+        <w:rPr>
+          <w:rFonts w:ascii="Arial" w:eastAsia="Arial" w:hAnsi="Arial" w:cs="Arial"/>
+        </w:rPr>
+        <w:t>2020</w:t>
+      </w:r>
+      <w:r>
+        <w:rPr>
+          <w:rFonts w:ascii="Arial" w:eastAsia="Arial" w:hAnsi="Arial" w:cs="Arial"/>
+        </w:rPr>
+        <w:tab/>
+      </w:r>
+      <w:r>
+        <w:rPr>
+          <w:rFonts w:ascii="Arial" w:eastAsia="Arial" w:hAnsi="Arial" w:cs="Arial"/>
+        </w:rPr>
+        <w:tab/>
+        <w:t>University of Minnesota</w:t>
+      </w:r>
+      <w:r>
+        <w:rPr>
+          <w:rFonts w:ascii="Arial" w:eastAsia="Arial" w:hAnsi="Arial" w:cs="Arial"/>
+        </w:rPr>
+        <w:t>- Twin Cities</w:t>
+      </w:r>
+      <w:r>
+        <w:rPr>
+          <w:rFonts w:ascii="Arial" w:eastAsia="Arial" w:hAnsi="Arial" w:cs="Arial"/>
+        </w:rPr>
+        <w:t xml:space="preserve"> </w:t>
+      </w:r>
+      <w:r>
+        <w:rPr>
+          <w:rFonts w:ascii="Arial" w:eastAsia="Arial" w:hAnsi="Arial" w:cs="Arial"/>
+        </w:rPr>
+        <w:tab/>
+      </w:r>
+      <w:r>
+        <w:rPr>
+          <w:rFonts w:ascii="Arial" w:eastAsia="Arial" w:hAnsi="Arial" w:cs="Arial"/>
+        </w:rPr>
+        <w:tab/>
+      </w:r>
+      <w:r>
+        <w:rPr>
+          <w:rFonts w:ascii="Arial" w:eastAsia="Arial" w:hAnsi="Arial" w:cs="Arial"/>
+        </w:rPr>
+        <w:tab/>
+      </w:r>
+      <w:r>
+        <w:rPr>
+          <w:rFonts w:ascii="Arial" w:eastAsia="Arial" w:hAnsi="Arial" w:cs="Arial"/>
+        </w:rPr>
+        <w:tab/>
+      </w:r>
+      <w:r>
+        <w:rPr>
+          <w:rFonts w:ascii="Arial" w:eastAsia="Arial" w:hAnsi="Arial" w:cs="Arial"/>
+        </w:rPr>
+        <w:t>Minneapolis, MN</w:t>
+      </w:r>
+    </w:p>
+    <w:p>
+      <w:pPr>
+        <w:pBdr>
+          <w:top w:val="nil"/>
+          <w:left w:val="nil"/>
+          <w:bottom w:val="nil"/>
+          <w:right w:val="nil"/>
+          <w:between w:val="nil"/>
+        </w:pBdr>
+        <w:spacing w:after="0"/>
+        <w:rPr>
+          <w:rFonts w:ascii="Arial" w:eastAsia="Arial" w:hAnsi="Arial" w:cs="Arial"/>
+        </w:rPr>
+      </w:pPr>
+      <w:r>
+        <w:rPr>
+          <w:rFonts w:ascii="Arial" w:eastAsia="Arial" w:hAnsi="Arial" w:cs="Arial"/>
+        </w:rPr>
+        <w:tab/>
+      </w:r>
+      <w:r>
+        <w:rPr>
+          <w:rFonts w:ascii="Arial" w:eastAsia="Arial" w:hAnsi="Arial" w:cs="Arial"/>
+        </w:rPr>
+        <w:tab/>
+      </w:r>
+      <w:r>
+        <w:rPr>
+          <w:rFonts w:ascii="Arial" w:eastAsia="Arial" w:hAnsi="Arial" w:cs="Arial"/>
+        </w:rPr>
+        <w:tab/>
+      </w:r>
+      <w:r>
+        <w:rPr>
+          <w:rFonts w:ascii="Arial" w:eastAsia="Arial" w:hAnsi="Arial" w:cs="Arial"/>
+        </w:rPr>
+        <w:tab/>
+        <w:t>Graduate Ph.D. program in Neuroscience</w:t>
+      </w:r>
+    </w:p>
+    <w:p>
+      <w:pPr>
+        <w:pBdr>
+          <w:top w:val="nil"/>
+          <w:left w:val="nil"/>
+          <w:bottom w:val="nil"/>
+          <w:right w:val="nil"/>
+          <w:between w:val="nil"/>
+        </w:pBdr>
+        <w:spacing w:after="0"/>
+        <w:rPr>
+          <w:rFonts w:ascii="Arial" w:eastAsia="Arial" w:hAnsi="Arial" w:cs="Arial"/>
+        </w:rPr>
+      </w:pPr>
+    </w:p>
+    <w:p>
+      <w:pPr>
+        <w:pBdr>
+          <w:top w:val="nil"/>
+          <w:left w:val="nil"/>
+          <w:bottom w:val="nil"/>
+          <w:right w:val="nil"/>
+          <w:between w:val="nil"/>
+        </w:pBdr>
+        <w:spacing w:after="0"/>
+        <w:rPr>
+          <w:rFonts w:ascii="Arial" w:eastAsia="Arial" w:hAnsi="Arial" w:cs="Arial"/>
+          <w:sz w:val="4"/>
+          <w:szCs w:val="4"/>
+        </w:rPr>
+      </w:pPr>
+    </w:p>
+    <w:p>
+      <w:pPr>
+        <w:pBdr>
+          <w:top w:val="nil"/>
+          <w:left w:val="nil"/>
+          <w:bottom w:val="nil"/>
+          <w:right w:val="nil"/>
+          <w:between w:val="nil"/>
+        </w:pBdr>
+        <w:spacing w:after="0"/>
+        <w:rPr>
+          <w:rFonts w:ascii="Arial" w:eastAsia="Arial" w:hAnsi="Arial" w:cs="Arial"/>
+        </w:rPr>
+      </w:pPr>
+      <w:r>
+        <w:rPr>
+          <w:rFonts w:ascii="Arial" w:eastAsia="Arial" w:hAnsi="Arial" w:cs="Arial"/>
+        </w:rPr>
+        <w:t>2011-2015</w:t>
+      </w:r>
+      <w:r>
+        <w:rPr>
+          <w:rFonts w:ascii="Arial" w:eastAsia="Arial" w:hAnsi="Arial" w:cs="Arial"/>
+        </w:rPr>
+        <w:tab/>
+      </w:r>
+      <w:r>
+        <w:rPr>
+          <w:rFonts w:ascii="Arial" w:eastAsia="Arial" w:hAnsi="Arial" w:cs="Arial"/>
+        </w:rPr>
+        <w:tab/>
+      </w:r>
+      <w:r>
+        <w:rPr>
+          <w:rFonts w:ascii="Arial" w:eastAsia="Arial" w:hAnsi="Arial" w:cs="Arial"/>
+        </w:rPr>
+        <w:tab/>
+        <w:t xml:space="preserve">Skidmore College </w:t>
+      </w:r>
+      <w:r>
+        <w:rPr>
+          <w:rFonts w:ascii="Arial" w:eastAsia="Arial" w:hAnsi="Arial" w:cs="Arial"/>
+        </w:rPr>
+        <w:tab/>
+      </w:r>
+      <w:r>
+        <w:rPr>
+          <w:rFonts w:ascii="Arial" w:eastAsia="Arial" w:hAnsi="Arial" w:cs="Arial"/>
+        </w:rPr>
+        <w:tab/>
+      </w:r>
+      <w:r>
+        <w:rPr>
+          <w:rFonts w:ascii="Arial" w:eastAsia="Arial" w:hAnsi="Arial" w:cs="Arial"/>
+        </w:rPr>
+        <w:tab/>
+      </w:r>
+      <w:r>
+        <w:rPr>
+          <w:rFonts w:ascii="Arial" w:eastAsia="Arial" w:hAnsi="Arial" w:cs="Arial"/>
+        </w:rPr>
+        <w:tab/>
+      </w:r>
+      <w:r>
+        <w:rPr>
+          <w:rFonts w:ascii="Arial" w:eastAsia="Arial" w:hAnsi="Arial" w:cs="Arial"/>
+        </w:rPr>
+        <w:tab/>
+      </w:r>
+      <w:r>
+        <w:rPr>
+          <w:rFonts w:ascii="Arial" w:eastAsia="Arial" w:hAnsi="Arial" w:cs="Arial"/>
+        </w:rPr>
+        <w:t>Saratoga Springs, NY</w:t>
+      </w:r>
+    </w:p>
+    <w:p>
+      <w:pPr>
+        <w:pBdr>
+          <w:top w:val="nil"/>
+          <w:left w:val="nil"/>
+          <w:bottom w:val="nil"/>
+          <w:right w:val="nil"/>
+          <w:between w:val="nil"/>
+        </w:pBdr>
+        <w:spacing w:after="0"/>
+        <w:rPr>
+          <w:rFonts w:ascii="Arial" w:eastAsia="Arial" w:hAnsi="Arial" w:cs="Arial"/>
+        </w:rPr>
+      </w:pPr>
+      <w:r>
+        <w:rPr>
+          <w:rFonts w:ascii="Arial" w:eastAsia="Arial" w:hAnsi="Arial" w:cs="Arial"/>
+        </w:rPr>
+        <w:tab/>
+      </w:r>
+      <w:r>
+        <w:rPr>
+          <w:rFonts w:ascii="Arial" w:eastAsia="Arial" w:hAnsi="Arial" w:cs="Arial"/>
+        </w:rPr>
+        <w:tab/>
+      </w:r>
+      <w:r>
+        <w:rPr>
+          <w:rFonts w:ascii="Arial" w:eastAsia="Arial" w:hAnsi="Arial" w:cs="Arial"/>
+        </w:rPr>
+        <w:tab/>
+      </w:r>
+      <w:r>
+        <w:rPr>
+          <w:rFonts w:ascii="Arial" w:eastAsia="Arial" w:hAnsi="Arial" w:cs="Arial"/>
+        </w:rPr>
+        <w:tab/>
+        <w:t>Bachelor of the Arts in Neuroscience</w:t>
+      </w:r>
+    </w:p>
+    <w:p>
+      <w:pPr>
+        <w:pBdr>
+          <w:top w:val="nil"/>
+          <w:left w:val="nil"/>
+          <w:bottom w:val="nil"/>
+          <w:right w:val="nil"/>
+          <w:between w:val="nil"/>
+        </w:pBdr>
+        <w:spacing w:after="0"/>
+        <w:rPr>
+          <w:rFonts w:ascii="Arial" w:eastAsia="Arial" w:hAnsi="Arial" w:cs="Arial"/>
+          <w:sz w:val="16"/>
+          <w:szCs w:val="16"/>
+        </w:rPr>
+      </w:pPr>
+    </w:p>
+    <w:p>
+      <w:pPr>
+        <w:pBdr>
+          <w:top w:val="nil"/>
+          <w:left w:val="nil"/>
+          <w:bottom w:val="nil"/>
+          <w:right w:val="nil"/>
+          <w:between w:val="nil"/>
+        </w:pBdr>
+        <w:spacing w:after="0"/>
+        <w:jc w:val="both"/>
+        <w:rPr>
+          <w:rFonts w:ascii="Arial" w:eastAsia="Arial" w:hAnsi="Arial" w:cs="Arial"/>
+          <w:b/>
+        </w:rPr>
+      </w:pPr>
+      <w:r>
+        <w:rPr>
+          <w:rFonts w:ascii="Arial" w:eastAsia="Arial" w:hAnsi="Arial" w:cs="Arial"/>
+          <w:b/>
+        </w:rPr>
+        <w:t>POSITIONS AND APPOINTMENTS</w:t>
+      </w:r>
+    </w:p>
+    <w:p>
+      <w:pPr>
+        <w:pBdr>
+          <w:top w:val="nil"/>
+          <w:left w:val="nil"/>
+          <w:bottom w:val="nil"/>
+          <w:right w:val="nil"/>
+          <w:between w:val="nil"/>
+        </w:pBdr>
+        <w:spacing w:after="0"/>
+        <w:rPr>
+          <w:rFonts w:ascii="Arial" w:eastAsia="Arial" w:hAnsi="Arial" w:cs="Arial"/>
+        </w:rPr>
+      </w:pPr>
+    </w:p>
+    <w:p>
+      <w:pPr>
+        <w:pBdr>
+          <w:top w:val="nil"/>
+          <w:left w:val="nil"/>
+          <w:bottom w:val="nil"/>
+          <w:right w:val="nil"/>
+          <w:between w:val="nil"/>
+        </w:pBdr>
+        <w:spacing w:after="0"/>
+        <w:rPr>
+          <w:rFonts w:ascii="Arial" w:eastAsia="Arial" w:hAnsi="Arial" w:cs="Arial"/>
+        </w:rPr>
+      </w:pPr>
+      <w:r>
+        <w:rPr>
+          <w:rFonts w:ascii="Arial" w:eastAsia="Arial" w:hAnsi="Arial" w:cs="Arial"/>
+        </w:rPr>
+        <w:t>Summer</w:t>
+      </w:r>
+      <w:r>
+        <w:rPr>
+          <w:rFonts w:ascii="Arial" w:eastAsia="Arial" w:hAnsi="Arial" w:cs="Arial"/>
+        </w:rPr>
+        <w:t xml:space="preserve"> 202</w:t>
+      </w:r>
+      <w:r>
+        <w:rPr>
+          <w:rFonts w:ascii="Arial" w:eastAsia="Arial" w:hAnsi="Arial" w:cs="Arial"/>
+        </w:rPr>
+        <w:t>5- present</w:t>
+      </w:r>
+      <w:r>
+        <w:rPr>
+          <w:rFonts w:ascii="Arial" w:eastAsia="Arial" w:hAnsi="Arial" w:cs="Arial"/>
+        </w:rPr>
+        <w:tab/>
+        <w:t>Howard Hughes Medical Institute</w:t>
+      </w:r>
+      <w:r>
+        <w:rPr>
+          <w:rFonts w:ascii="Arial" w:eastAsia="Arial" w:hAnsi="Arial" w:cs="Arial"/>
+        </w:rPr>
+        <w:tab/>
+      </w:r>
+      <w:r>
+        <w:rPr>
+          <w:rFonts w:ascii="Arial" w:eastAsia="Arial" w:hAnsi="Arial" w:cs="Arial"/>
+        </w:rPr>
+        <w:tab/>
+      </w:r>
+      <w:r>
+        <w:rPr>
+          <w:rFonts w:ascii="Arial" w:eastAsia="Arial" w:hAnsi="Arial" w:cs="Arial"/>
+        </w:rPr>
+        <w:tab/>
+      </w:r>
+      <w:r>
+        <w:rPr>
+          <w:rFonts w:ascii="Arial" w:eastAsia="Arial" w:hAnsi="Arial" w:cs="Arial"/>
+        </w:rPr>
+        <w:t xml:space="preserve">Cold </w:t>
+      </w:r>
+      <w:r>
+        <w:rPr>
+          <w:rFonts w:ascii="Arial" w:eastAsia="Arial" w:hAnsi="Arial" w:cs="Arial"/>
+        </w:rPr>
+        <w:t>S</w:t>
+      </w:r>
+      <w:r>
+        <w:rPr>
+          <w:rFonts w:ascii="Arial" w:eastAsia="Arial" w:hAnsi="Arial" w:cs="Arial"/>
+        </w:rPr>
+        <w:t xml:space="preserve">pring </w:t>
+      </w:r>
+      <w:r>
+        <w:rPr>
+          <w:rFonts w:ascii="Arial" w:eastAsia="Arial" w:hAnsi="Arial" w:cs="Arial"/>
+        </w:rPr>
+        <w:t>H</w:t>
+      </w:r>
+      <w:r>
+        <w:rPr>
+          <w:rFonts w:ascii="Arial" w:eastAsia="Arial" w:hAnsi="Arial" w:cs="Arial"/>
+        </w:rPr>
+        <w:t>arbor, NY</w:t>
+      </w:r>
+    </w:p>
+    <w:p>
+      <w:pPr>
+        <w:pBdr>
+          <w:top w:val="nil"/>
+          <w:left w:val="nil"/>
+          <w:bottom w:val="nil"/>
+          <w:right w:val="nil"/>
+          <w:between w:val="nil"/>
+        </w:pBdr>
+        <w:spacing w:after="0"/>
+        <w:rPr>
+          <w:rFonts w:ascii="Arial" w:eastAsia="Arial" w:hAnsi="Arial" w:cs="Arial"/>
+        </w:rPr>
+      </w:pPr>
+      <w:r>
+        <w:rPr>
+          <w:rFonts w:ascii="Arial" w:eastAsia="Arial" w:hAnsi="Arial" w:cs="Arial"/>
+        </w:rPr>
+        <w:tab/>
+      </w:r>
+      <w:r>
+        <w:rPr>
+          <w:rFonts w:ascii="Arial" w:eastAsia="Arial" w:hAnsi="Arial" w:cs="Arial"/>
+        </w:rPr>
+        <w:tab/>
+      </w:r>
+      <w:r>
+        <w:rPr>
+          <w:rFonts w:ascii="Arial" w:eastAsia="Arial" w:hAnsi="Arial" w:cs="Arial"/>
+        </w:rPr>
+        <w:tab/>
+      </w:r>
+      <w:r>
+        <w:rPr>
+          <w:rFonts w:ascii="Arial" w:eastAsia="Arial" w:hAnsi="Arial" w:cs="Arial"/>
+        </w:rPr>
+        <w:tab/>
+      </w:r>
+      <w:r>
+        <w:rPr>
+          <w:rFonts w:ascii="Arial" w:eastAsia="Arial" w:hAnsi="Arial" w:cs="Arial"/>
+        </w:rPr>
+        <w:t>Research Specialist II</w:t>
+      </w:r>
+      <w:r>
+        <w:rPr>
+          <w:rFonts w:ascii="Arial" w:eastAsia="Arial" w:hAnsi="Arial" w:cs="Arial"/>
+        </w:rPr>
+        <w:t>: Cheadle Lab</w:t>
       </w:r>
     </w:p>
     <w:p>
@@ -294,7 +713,7 @@
         <w:rPr>
           <w:rFonts w:ascii="Arial" w:eastAsia="Arial" w:hAnsi="Arial" w:cs="Arial"/>
         </w:rPr>
-        <w:t>- Present</w:t>
+        <w:t>- 2025</w:t>
       </w:r>
       <w:r>
         <w:rPr>
@@ -307,7 +726,31 @@
           <w:rFonts w:ascii="Arial" w:eastAsia="Arial" w:hAnsi="Arial" w:cs="Arial"/>
         </w:rPr>
         <w:tab/>
-        <w:t xml:space="preserve">Cold Spring Harbor Laboratory (Cold </w:t>
+        <w:t xml:space="preserve">Cold Spring Harbor Laboratory </w:t>
+      </w:r>
+      <w:r>
+        <w:rPr>
+          <w:rFonts w:ascii="Arial" w:eastAsia="Arial" w:hAnsi="Arial" w:cs="Arial"/>
+        </w:rPr>
+        <w:tab/>
+      </w:r>
+      <w:r>
+        <w:rPr>
+          <w:rFonts w:ascii="Arial" w:eastAsia="Arial" w:hAnsi="Arial" w:cs="Arial"/>
+        </w:rPr>
+        <w:tab/>
+      </w:r>
+      <w:r>
+        <w:rPr>
+          <w:rFonts w:ascii="Arial" w:eastAsia="Arial" w:hAnsi="Arial" w:cs="Arial"/>
+        </w:rPr>
+        <w:tab/>
+      </w:r>
+      <w:r>
+        <w:rPr>
+          <w:rFonts w:ascii="Arial" w:eastAsia="Arial" w:hAnsi="Arial" w:cs="Arial"/>
+        </w:rPr>
+        <w:t xml:space="preserve">Cold </w:t>
       </w:r>
       <w:r>
         <w:rPr>
@@ -331,7 +774,7 @@
         <w:rPr>
           <w:rFonts w:ascii="Arial" w:eastAsia="Arial" w:hAnsi="Arial" w:cs="Arial"/>
         </w:rPr>
-        <w:t>arbor, NY)</w:t>
+        <w:t>arbor, NY</w:t>
       </w:r>
     </w:p>
     <w:p>
@@ -384,454 +827,6 @@
           <w:between w:val="nil"/>
         </w:pBdr>
         <w:spacing w:after="0"/>
-        <w:rPr>
-          <w:rFonts w:ascii="Arial" w:eastAsia="Arial" w:hAnsi="Arial" w:cs="Arial"/>
-        </w:rPr>
-      </w:pPr>
-    </w:p>
-    <w:p>
-      <w:pPr>
-        <w:pBdr>
-          <w:top w:val="nil"/>
-          <w:left w:val="nil"/>
-          <w:bottom w:val="nil"/>
-          <w:right w:val="nil"/>
-          <w:between w:val="nil"/>
-        </w:pBdr>
-        <w:spacing w:after="0"/>
-        <w:rPr>
-          <w:rFonts w:ascii="Arial" w:eastAsia="Arial" w:hAnsi="Arial" w:cs="Arial"/>
-        </w:rPr>
-      </w:pPr>
-      <w:r>
-        <w:rPr>
-          <w:rFonts w:ascii="Arial" w:eastAsia="Arial" w:hAnsi="Arial" w:cs="Arial"/>
-        </w:rPr>
-        <w:t>Fall 2015-</w:t>
-      </w:r>
-      <w:r>
-        <w:rPr>
-          <w:rFonts w:ascii="Arial" w:eastAsia="Arial" w:hAnsi="Arial" w:cs="Arial"/>
-        </w:rPr>
-        <w:t>2020</w:t>
-      </w:r>
-      <w:r>
-        <w:rPr>
-          <w:rFonts w:ascii="Arial" w:eastAsia="Arial" w:hAnsi="Arial" w:cs="Arial"/>
-        </w:rPr>
-        <w:tab/>
-      </w:r>
-      <w:r>
-        <w:rPr>
-          <w:rFonts w:ascii="Arial" w:eastAsia="Arial" w:hAnsi="Arial" w:cs="Arial"/>
-        </w:rPr>
-        <w:tab/>
-        <w:t>University of Minnesota (Minneapolis, MN)</w:t>
-      </w:r>
-    </w:p>
-    <w:p>
-      <w:pPr>
-        <w:pBdr>
-          <w:top w:val="nil"/>
-          <w:left w:val="nil"/>
-          <w:bottom w:val="nil"/>
-          <w:right w:val="nil"/>
-          <w:between w:val="nil"/>
-        </w:pBdr>
-        <w:spacing w:after="0"/>
-        <w:rPr>
-          <w:rFonts w:ascii="Arial" w:eastAsia="Arial" w:hAnsi="Arial" w:cs="Arial"/>
-        </w:rPr>
-      </w:pPr>
-      <w:r>
-        <w:rPr>
-          <w:rFonts w:ascii="Arial" w:eastAsia="Arial" w:hAnsi="Arial" w:cs="Arial"/>
-        </w:rPr>
-        <w:tab/>
-      </w:r>
-      <w:r>
-        <w:rPr>
-          <w:rFonts w:ascii="Arial" w:eastAsia="Arial" w:hAnsi="Arial" w:cs="Arial"/>
-        </w:rPr>
-        <w:tab/>
-      </w:r>
-      <w:r>
-        <w:rPr>
-          <w:rFonts w:ascii="Arial" w:eastAsia="Arial" w:hAnsi="Arial" w:cs="Arial"/>
-        </w:rPr>
-        <w:tab/>
-      </w:r>
-      <w:r>
-        <w:rPr>
-          <w:rFonts w:ascii="Arial" w:eastAsia="Arial" w:hAnsi="Arial" w:cs="Arial"/>
-        </w:rPr>
-        <w:tab/>
-        <w:t>Graduate Ph.D. program in Neuroscience</w:t>
-      </w:r>
-    </w:p>
-    <w:p>
-      <w:pPr>
-        <w:pBdr>
-          <w:top w:val="nil"/>
-          <w:left w:val="nil"/>
-          <w:bottom w:val="nil"/>
-          <w:right w:val="nil"/>
-          <w:between w:val="nil"/>
-        </w:pBdr>
-        <w:spacing w:after="0"/>
-        <w:rPr>
-          <w:rFonts w:ascii="Arial" w:eastAsia="Arial" w:hAnsi="Arial" w:cs="Arial"/>
-        </w:rPr>
-      </w:pPr>
-      <w:r>
-        <w:rPr>
-          <w:rFonts w:ascii="Arial" w:eastAsia="Arial" w:hAnsi="Arial" w:cs="Arial"/>
-        </w:rPr>
-        <w:tab/>
-      </w:r>
-      <w:r>
-        <w:rPr>
-          <w:rFonts w:ascii="Arial" w:eastAsia="Arial" w:hAnsi="Arial" w:cs="Arial"/>
-        </w:rPr>
-        <w:tab/>
-      </w:r>
-      <w:r>
-        <w:rPr>
-          <w:rFonts w:ascii="Arial" w:eastAsia="Arial" w:hAnsi="Arial" w:cs="Arial"/>
-        </w:rPr>
-        <w:tab/>
-      </w:r>
-      <w:r>
-        <w:rPr>
-          <w:rFonts w:ascii="Arial" w:eastAsia="Arial" w:hAnsi="Arial" w:cs="Arial"/>
-        </w:rPr>
-        <w:tab/>
-      </w:r>
-      <w:r>
-        <w:rPr>
-          <w:rFonts w:ascii="Arial" w:eastAsia="Arial" w:hAnsi="Arial" w:cs="Arial"/>
-        </w:rPr>
-        <w:tab/>
-      </w:r>
-      <w:r>
-        <w:rPr>
-          <w:rFonts w:ascii="Arial" w:eastAsia="Arial" w:hAnsi="Arial" w:cs="Arial"/>
-        </w:rPr>
-        <w:tab/>
-        <w:t>Dr. Harry Orr</w:t>
-      </w:r>
-      <w:r>
-        <w:rPr>
-          <w:rFonts w:ascii="Arial" w:eastAsia="Arial" w:hAnsi="Arial" w:cs="Arial"/>
-        </w:rPr>
-        <w:tab/>
-      </w:r>
-      <w:r>
-        <w:rPr>
-          <w:rFonts w:ascii="Arial" w:eastAsia="Arial" w:hAnsi="Arial" w:cs="Arial"/>
-        </w:rPr>
-        <w:tab/>
-      </w:r>
-      <w:r>
-        <w:rPr>
-          <w:rFonts w:ascii="Arial" w:eastAsia="Arial" w:hAnsi="Arial" w:cs="Arial"/>
-        </w:rPr>
-        <w:tab/>
-        <w:t>Chair</w:t>
-      </w:r>
-    </w:p>
-    <w:p>
-      <w:pPr>
-        <w:pBdr>
-          <w:top w:val="nil"/>
-          <w:left w:val="nil"/>
-          <w:bottom w:val="nil"/>
-          <w:right w:val="nil"/>
-          <w:between w:val="nil"/>
-        </w:pBdr>
-        <w:spacing w:after="0"/>
-        <w:rPr>
-          <w:rFonts w:ascii="Arial" w:eastAsia="Arial" w:hAnsi="Arial" w:cs="Arial"/>
-        </w:rPr>
-      </w:pPr>
-      <w:r>
-        <w:rPr>
-          <w:rFonts w:ascii="Arial" w:eastAsia="Arial" w:hAnsi="Arial" w:cs="Arial"/>
-        </w:rPr>
-        <w:tab/>
-      </w:r>
-      <w:r>
-        <w:rPr>
-          <w:rFonts w:ascii="Arial" w:eastAsia="Arial" w:hAnsi="Arial" w:cs="Arial"/>
-        </w:rPr>
-        <w:tab/>
-      </w:r>
-      <w:r>
-        <w:rPr>
-          <w:rFonts w:ascii="Arial" w:eastAsia="Arial" w:hAnsi="Arial" w:cs="Arial"/>
-        </w:rPr>
-        <w:tab/>
-      </w:r>
-      <w:r>
-        <w:rPr>
-          <w:rFonts w:ascii="Arial" w:eastAsia="Arial" w:hAnsi="Arial" w:cs="Arial"/>
-        </w:rPr>
-        <w:tab/>
-      </w:r>
-      <w:r>
-        <w:rPr>
-          <w:rFonts w:ascii="Arial" w:eastAsia="Arial" w:hAnsi="Arial" w:cs="Arial"/>
-        </w:rPr>
-        <w:tab/>
-      </w:r>
-      <w:r>
-        <w:rPr>
-          <w:rFonts w:ascii="Arial" w:eastAsia="Arial" w:hAnsi="Arial" w:cs="Arial"/>
-        </w:rPr>
-        <w:tab/>
-        <w:t>Dr. Marija Cvetanovic</w:t>
-      </w:r>
-      <w:r>
-        <w:rPr>
-          <w:rFonts w:ascii="Arial" w:eastAsia="Arial" w:hAnsi="Arial" w:cs="Arial"/>
-        </w:rPr>
-        <w:t xml:space="preserve"> </w:t>
-      </w:r>
-      <w:r>
-        <w:rPr>
-          <w:rFonts w:ascii="Arial" w:eastAsia="Arial" w:hAnsi="Arial" w:cs="Arial"/>
-        </w:rPr>
-        <w:tab/>
-      </w:r>
-      <w:r>
-        <w:rPr>
-          <w:rFonts w:ascii="Arial" w:eastAsia="Arial" w:hAnsi="Arial" w:cs="Arial"/>
-        </w:rPr>
-        <w:t>Advisor</w:t>
-      </w:r>
-    </w:p>
-    <w:p>
-      <w:pPr>
-        <w:pBdr>
-          <w:top w:val="nil"/>
-          <w:left w:val="nil"/>
-          <w:bottom w:val="nil"/>
-          <w:right w:val="nil"/>
-          <w:between w:val="nil"/>
-        </w:pBdr>
-        <w:spacing w:after="0"/>
-        <w:rPr>
-          <w:rFonts w:ascii="Arial" w:eastAsia="Arial" w:hAnsi="Arial" w:cs="Arial"/>
-        </w:rPr>
-      </w:pPr>
-      <w:r>
-        <w:rPr>
-          <w:rFonts w:ascii="Arial" w:eastAsia="Arial" w:hAnsi="Arial" w:cs="Arial"/>
-        </w:rPr>
-        <w:tab/>
-      </w:r>
-      <w:r>
-        <w:rPr>
-          <w:rFonts w:ascii="Arial" w:eastAsia="Arial" w:hAnsi="Arial" w:cs="Arial"/>
-        </w:rPr>
-        <w:tab/>
-      </w:r>
-      <w:r>
-        <w:rPr>
-          <w:rFonts w:ascii="Arial" w:eastAsia="Arial" w:hAnsi="Arial" w:cs="Arial"/>
-        </w:rPr>
-        <w:tab/>
-      </w:r>
-      <w:r>
-        <w:rPr>
-          <w:rFonts w:ascii="Arial" w:eastAsia="Arial" w:hAnsi="Arial" w:cs="Arial"/>
-        </w:rPr>
-        <w:tab/>
-      </w:r>
-      <w:r>
-        <w:rPr>
-          <w:rFonts w:ascii="Arial" w:eastAsia="Arial" w:hAnsi="Arial" w:cs="Arial"/>
-        </w:rPr>
-        <w:tab/>
-      </w:r>
-      <w:r>
-        <w:rPr>
-          <w:rFonts w:ascii="Arial" w:eastAsia="Arial" w:hAnsi="Arial" w:cs="Arial"/>
-        </w:rPr>
-        <w:tab/>
-        <w:t>Dr. Alfonso Araque</w:t>
-      </w:r>
-      <w:r>
-        <w:rPr>
-          <w:rFonts w:ascii="Arial" w:eastAsia="Arial" w:hAnsi="Arial" w:cs="Arial"/>
-        </w:rPr>
-        <w:tab/>
-      </w:r>
-      <w:r>
-        <w:rPr>
-          <w:rFonts w:ascii="Arial" w:eastAsia="Arial" w:hAnsi="Arial" w:cs="Arial"/>
-        </w:rPr>
-        <w:tab/>
-        <w:t>Advisor</w:t>
-      </w:r>
-    </w:p>
-    <w:p>
-      <w:pPr>
-        <w:pBdr>
-          <w:top w:val="nil"/>
-          <w:left w:val="nil"/>
-          <w:bottom w:val="nil"/>
-          <w:right w:val="nil"/>
-          <w:between w:val="nil"/>
-        </w:pBdr>
-        <w:spacing w:after="0"/>
-        <w:rPr>
-          <w:rFonts w:ascii="Arial" w:eastAsia="Arial" w:hAnsi="Arial" w:cs="Arial"/>
-        </w:rPr>
-      </w:pPr>
-    </w:p>
-    <w:p>
-      <w:pPr>
-        <w:pBdr>
-          <w:top w:val="nil"/>
-          <w:left w:val="nil"/>
-          <w:bottom w:val="nil"/>
-          <w:right w:val="nil"/>
-          <w:between w:val="nil"/>
-        </w:pBdr>
-        <w:spacing w:after="0"/>
-        <w:rPr>
-          <w:rFonts w:ascii="Arial" w:eastAsia="Arial" w:hAnsi="Arial" w:cs="Arial"/>
-          <w:sz w:val="4"/>
-          <w:szCs w:val="4"/>
-        </w:rPr>
-      </w:pPr>
-    </w:p>
-    <w:p>
-      <w:pPr>
-        <w:pBdr>
-          <w:top w:val="nil"/>
-          <w:left w:val="nil"/>
-          <w:bottom w:val="nil"/>
-          <w:right w:val="nil"/>
-          <w:between w:val="nil"/>
-        </w:pBdr>
-        <w:spacing w:after="0"/>
-        <w:rPr>
-          <w:rFonts w:ascii="Arial" w:eastAsia="Arial" w:hAnsi="Arial" w:cs="Arial"/>
-        </w:rPr>
-      </w:pPr>
-      <w:r>
-        <w:rPr>
-          <w:rFonts w:ascii="Arial" w:eastAsia="Arial" w:hAnsi="Arial" w:cs="Arial"/>
-        </w:rPr>
-        <w:t>2011-2015</w:t>
-      </w:r>
-      <w:r>
-        <w:rPr>
-          <w:rFonts w:ascii="Arial" w:eastAsia="Arial" w:hAnsi="Arial" w:cs="Arial"/>
-        </w:rPr>
-        <w:tab/>
-      </w:r>
-      <w:r>
-        <w:rPr>
-          <w:rFonts w:ascii="Arial" w:eastAsia="Arial" w:hAnsi="Arial" w:cs="Arial"/>
-        </w:rPr>
-        <w:tab/>
-      </w:r>
-      <w:r>
-        <w:rPr>
-          <w:rFonts w:ascii="Arial" w:eastAsia="Arial" w:hAnsi="Arial" w:cs="Arial"/>
-        </w:rPr>
-        <w:tab/>
-        <w:t>Skidmore College (Saratoga Springs, NY)</w:t>
-      </w:r>
-    </w:p>
-    <w:p>
-      <w:pPr>
-        <w:pBdr>
-          <w:top w:val="nil"/>
-          <w:left w:val="nil"/>
-          <w:bottom w:val="nil"/>
-          <w:right w:val="nil"/>
-          <w:between w:val="nil"/>
-        </w:pBdr>
-        <w:spacing w:after="0"/>
-        <w:rPr>
-          <w:rFonts w:ascii="Arial" w:eastAsia="Arial" w:hAnsi="Arial" w:cs="Arial"/>
-        </w:rPr>
-      </w:pPr>
-      <w:r>
-        <w:rPr>
-          <w:rFonts w:ascii="Arial" w:eastAsia="Arial" w:hAnsi="Arial" w:cs="Arial"/>
-        </w:rPr>
-        <w:tab/>
-      </w:r>
-      <w:r>
-        <w:rPr>
-          <w:rFonts w:ascii="Arial" w:eastAsia="Arial" w:hAnsi="Arial" w:cs="Arial"/>
-        </w:rPr>
-        <w:tab/>
-        <w:t xml:space="preserve">           </w:t>
-      </w:r>
-      <w:r>
-        <w:rPr>
-          <w:rFonts w:ascii="Arial" w:eastAsia="Arial" w:hAnsi="Arial" w:cs="Arial"/>
-        </w:rPr>
-        <w:tab/>
-        <w:t xml:space="preserve">            B.A. in Neuroscience</w:t>
-      </w:r>
-    </w:p>
-    <w:p>
-      <w:pPr>
-        <w:pBdr>
-          <w:top w:val="nil"/>
-          <w:left w:val="nil"/>
-          <w:bottom w:val="nil"/>
-          <w:right w:val="nil"/>
-          <w:between w:val="nil"/>
-        </w:pBdr>
-        <w:spacing w:after="0"/>
-        <w:rPr>
-          <w:rFonts w:ascii="Arial" w:eastAsia="Arial" w:hAnsi="Arial" w:cs="Arial"/>
-        </w:rPr>
-      </w:pPr>
-      <w:r>
-        <w:rPr>
-          <w:rFonts w:ascii="Arial" w:eastAsia="Arial" w:hAnsi="Arial" w:cs="Arial"/>
-        </w:rPr>
-        <w:tab/>
-      </w:r>
-      <w:r>
-        <w:rPr>
-          <w:rFonts w:ascii="Arial" w:eastAsia="Arial" w:hAnsi="Arial" w:cs="Arial"/>
-        </w:rPr>
-        <w:tab/>
-      </w:r>
-      <w:r>
-        <w:rPr>
-          <w:rFonts w:ascii="Arial" w:eastAsia="Arial" w:hAnsi="Arial" w:cs="Arial"/>
-        </w:rPr>
-        <w:tab/>
-      </w:r>
-      <w:r>
-        <w:rPr>
-          <w:rFonts w:ascii="Arial" w:eastAsia="Arial" w:hAnsi="Arial" w:cs="Arial"/>
-        </w:rPr>
-        <w:tab/>
-        <w:t xml:space="preserve">May 2015 </w:t>
-      </w:r>
-    </w:p>
-    <w:p>
-      <w:pPr>
-        <w:pBdr>
-          <w:top w:val="nil"/>
-          <w:left w:val="nil"/>
-          <w:bottom w:val="nil"/>
-          <w:right w:val="nil"/>
-          <w:between w:val="nil"/>
-        </w:pBdr>
-        <w:spacing w:after="0"/>
         <w:jc w:val="both"/>
         <w:rPr>
           <w:rFonts w:ascii="Arial" w:eastAsia="Arial" w:hAnsi="Arial" w:cs="Arial"/>
@@ -849,239 +844,18 @@
           <w:between w:val="nil"/>
         </w:pBdr>
         <w:spacing w:after="0"/>
-        <w:rPr>
-          <w:rFonts w:ascii="Arial" w:eastAsia="Arial" w:hAnsi="Arial" w:cs="Arial"/>
-        </w:rPr>
-      </w:pPr>
-      <w:r>
-        <w:rPr>
-          <w:rFonts w:ascii="Arial" w:eastAsia="Arial" w:hAnsi="Arial" w:cs="Arial"/>
-          <w:b/>
-        </w:rPr>
-        <w:t>EMPLOYMENT</w:t>
-      </w:r>
-    </w:p>
-    <w:p>
-      <w:pPr>
-        <w:pBdr>
-          <w:top w:val="nil"/>
-          <w:left w:val="nil"/>
-          <w:bottom w:val="nil"/>
-          <w:right w:val="nil"/>
-          <w:between w:val="nil"/>
-        </w:pBdr>
-        <w:spacing w:after="0"/>
-        <w:rPr>
-          <w:rFonts w:ascii="Arial" w:eastAsia="Arial" w:hAnsi="Arial" w:cs="Arial"/>
-          <w:b/>
-          <w:i/>
-        </w:rPr>
-      </w:pPr>
-    </w:p>
-    <w:p>
-      <w:pPr>
-        <w:pBdr>
-          <w:top w:val="nil"/>
-          <w:left w:val="nil"/>
-          <w:bottom w:val="nil"/>
-          <w:right w:val="nil"/>
-          <w:between w:val="nil"/>
-        </w:pBdr>
-        <w:spacing w:after="0"/>
-        <w:rPr>
-          <w:rFonts w:ascii="Arial" w:eastAsia="Arial" w:hAnsi="Arial" w:cs="Arial"/>
-        </w:rPr>
-      </w:pPr>
-      <w:r>
-        <w:rPr>
-          <w:rFonts w:ascii="Arial" w:eastAsia="Arial" w:hAnsi="Arial" w:cs="Arial"/>
-          <w:b/>
-          <w:i/>
-        </w:rPr>
-        <w:t xml:space="preserve">Skidmore College (2014-2015). </w:t>
-      </w:r>
-      <w:r>
-        <w:rPr>
-          <w:rFonts w:ascii="Arial" w:eastAsia="Arial" w:hAnsi="Arial" w:cs="Arial"/>
-        </w:rPr>
-        <w:t>Job Description: Research Assistant. Saratoga Springs, N</w:t>
-      </w:r>
-      <w:r>
-        <w:rPr>
-          <w:rFonts w:ascii="Arial" w:eastAsia="Arial" w:hAnsi="Arial" w:cs="Arial"/>
-        </w:rPr>
-        <w:t>Y.</w:t>
-      </w:r>
-    </w:p>
-    <w:p>
-      <w:pPr>
-        <w:pBdr>
-          <w:top w:val="nil"/>
-          <w:left w:val="nil"/>
-          <w:bottom w:val="nil"/>
-          <w:right w:val="nil"/>
-          <w:between w:val="nil"/>
-        </w:pBdr>
-        <w:spacing w:after="0"/>
-        <w:rPr>
-          <w:rFonts w:ascii="Arial" w:eastAsia="Arial" w:hAnsi="Arial" w:cs="Arial"/>
-        </w:rPr>
-      </w:pPr>
-      <w:r>
-        <w:rPr>
-          <w:rFonts w:ascii="Arial" w:eastAsia="Arial" w:hAnsi="Arial" w:cs="Arial"/>
-        </w:rPr>
-        <w:t xml:space="preserve">Working for Dr. </w:t>
-      </w:r>
-      <w:proofErr w:type="spellStart"/>
-      <w:r>
-        <w:rPr>
-          <w:rFonts w:ascii="Arial" w:eastAsia="Arial" w:hAnsi="Arial" w:cs="Arial"/>
-        </w:rPr>
-        <w:t>Lagalwar</w:t>
-      </w:r>
-      <w:proofErr w:type="spellEnd"/>
-      <w:r>
-        <w:rPr>
-          <w:rFonts w:ascii="Arial" w:eastAsia="Arial" w:hAnsi="Arial" w:cs="Arial"/>
-        </w:rPr>
-        <w:t xml:space="preserve">, my various duties included lab maintenance, organization, and upkeep for her research team (including myself) as well as her classes.  </w:t>
-      </w:r>
-    </w:p>
-    <w:p>
-      <w:pPr>
-        <w:pBdr>
-          <w:top w:val="nil"/>
-          <w:left w:val="nil"/>
-          <w:bottom w:val="nil"/>
-          <w:right w:val="nil"/>
-          <w:between w:val="nil"/>
-        </w:pBdr>
-        <w:spacing w:after="0"/>
-        <w:rPr>
-          <w:rFonts w:ascii="Arial" w:eastAsia="Arial" w:hAnsi="Arial" w:cs="Arial"/>
-        </w:rPr>
-      </w:pPr>
-    </w:p>
-    <w:p>
-      <w:pPr>
-        <w:pBdr>
-          <w:top w:val="nil"/>
-          <w:left w:val="nil"/>
-          <w:bottom w:val="nil"/>
-          <w:right w:val="nil"/>
-          <w:between w:val="nil"/>
-        </w:pBdr>
-        <w:spacing w:after="0"/>
-        <w:rPr>
-          <w:rFonts w:ascii="Arial" w:eastAsia="Arial" w:hAnsi="Arial" w:cs="Arial"/>
-        </w:rPr>
-      </w:pPr>
-      <w:r>
-        <w:rPr>
-          <w:rFonts w:ascii="Arial" w:eastAsia="Arial" w:hAnsi="Arial" w:cs="Arial"/>
-          <w:b/>
-          <w:i/>
-        </w:rPr>
-        <w:t>Roskamp Institute (2012).</w:t>
-      </w:r>
-      <w:r>
-        <w:rPr>
-          <w:rFonts w:ascii="Arial" w:eastAsia="Arial" w:hAnsi="Arial" w:cs="Arial"/>
-          <w:b/>
-        </w:rPr>
-        <w:t xml:space="preserve"> </w:t>
-      </w:r>
-      <w:r>
-        <w:rPr>
-          <w:rFonts w:ascii="Arial" w:eastAsia="Arial" w:hAnsi="Arial" w:cs="Arial"/>
-        </w:rPr>
-        <w:t>Job Description: Research Assistant. Sarasota F</w:t>
-      </w:r>
-      <w:r>
-        <w:rPr>
-          <w:rFonts w:ascii="Arial" w:eastAsia="Arial" w:hAnsi="Arial" w:cs="Arial"/>
-        </w:rPr>
-        <w:t>L.</w:t>
-      </w:r>
-    </w:p>
-    <w:p>
-      <w:pPr>
-        <w:pBdr>
-          <w:top w:val="nil"/>
-          <w:left w:val="nil"/>
-          <w:bottom w:val="nil"/>
-          <w:right w:val="nil"/>
-          <w:between w:val="nil"/>
-        </w:pBdr>
-        <w:spacing w:after="0"/>
-        <w:rPr>
-          <w:rFonts w:ascii="Arial" w:eastAsia="Arial" w:hAnsi="Arial" w:cs="Arial"/>
-        </w:rPr>
-      </w:pPr>
-      <w:r>
-        <w:rPr>
-          <w:rFonts w:ascii="Arial" w:eastAsia="Arial" w:hAnsi="Arial" w:cs="Arial"/>
-        </w:rPr>
-        <w:t xml:space="preserve">Supervisor: Dr. Fiona Crawford, Dr. Michael Mullan. Roskamp Institute, Sarasota, Fl. Investigated brain pathology caused by a Gulf War Illness mouse model as well as a repeat traumatic brain injury (TBI). </w:t>
-      </w:r>
-    </w:p>
-    <w:p>
-      <w:pPr>
-        <w:pBdr>
-          <w:top w:val="nil"/>
-          <w:left w:val="nil"/>
-          <w:bottom w:val="nil"/>
-          <w:right w:val="nil"/>
-          <w:between w:val="nil"/>
-        </w:pBdr>
-        <w:spacing w:after="0"/>
-        <w:rPr>
-          <w:rFonts w:ascii="Arial" w:eastAsia="Arial" w:hAnsi="Arial" w:cs="Arial"/>
-          <w:sz w:val="16"/>
-          <w:szCs w:val="16"/>
-        </w:rPr>
-      </w:pPr>
-    </w:p>
-    <w:p>
-      <w:pPr>
-        <w:pBdr>
-          <w:top w:val="nil"/>
-          <w:left w:val="nil"/>
-          <w:bottom w:val="nil"/>
-          <w:right w:val="nil"/>
-          <w:between w:val="nil"/>
-        </w:pBdr>
-        <w:spacing w:after="0"/>
         <w:jc w:val="both"/>
         <w:rPr>
           <w:rFonts w:ascii="Arial" w:eastAsia="Arial" w:hAnsi="Arial" w:cs="Arial"/>
           <w:b/>
         </w:rPr>
       </w:pPr>
-    </w:p>
-    <w:p>
-      <w:pPr>
-        <w:pBdr>
-          <w:top w:val="nil"/>
-          <w:left w:val="nil"/>
-          <w:bottom w:val="nil"/>
-          <w:right w:val="nil"/>
-          <w:between w:val="nil"/>
-        </w:pBdr>
-        <w:spacing w:after="0"/>
-        <w:jc w:val="both"/>
-        <w:rPr>
-          <w:rFonts w:ascii="Arial" w:eastAsia="Arial" w:hAnsi="Arial" w:cs="Arial"/>
-          <w:b/>
-        </w:rPr>
-      </w:pPr>
-      <w:r>
-        <w:rPr>
-          <w:rFonts w:ascii="Arial" w:eastAsia="Arial" w:hAnsi="Arial" w:cs="Arial"/>
-          <w:b/>
-        </w:rPr>
-        <w:t>POSTDOCTORAL RESEARCH EXPERIENCE</w:t>
+      <w:r>
+        <w:rPr>
+          <w:rFonts w:ascii="Arial" w:eastAsia="Arial" w:hAnsi="Arial" w:cs="Arial"/>
+          <w:b/>
+        </w:rPr>
+        <w:t>RESEARCH EXPERIENCE</w:t>
       </w:r>
     </w:p>
     <w:p>
@@ -1135,7 +909,7 @@
           <w:b/>
           <w:i/>
         </w:rPr>
-        <w:t>Postdoctoral Fellow (2020-Present).</w:t>
+        <w:t>Postdoctoral Fellow (2020-Present)</w:t>
       </w:r>
       <w:r>
         <w:rPr>
@@ -1148,7 +922,45 @@
         <w:rPr>
           <w:rFonts w:ascii="Arial" w:eastAsia="Arial" w:hAnsi="Arial" w:cs="Arial"/>
         </w:rPr>
-        <w:t xml:space="preserve">Dr. Lucas Cheadle’s laboratory, Cold Spring Harbor Laboratory (CSHL), Cold Spring Harbor, NY. Determining the function of microglia and oligodendrocyte precursor cells (OPCs) during sensory experience-dependent visual circuit development </w:t>
+        <w:t xml:space="preserve">Dr. Lucas Cheadle’s laboratory, Cold Spring Harbor Laboratory (CSHL), Cold Spring Harbor, NY. </w:t>
+      </w:r>
+    </w:p>
+    <w:p>
+      <w:pPr>
+        <w:pBdr>
+          <w:top w:val="nil"/>
+          <w:left w:val="nil"/>
+          <w:bottom w:val="nil"/>
+          <w:right w:val="nil"/>
+          <w:between w:val="nil"/>
+        </w:pBdr>
+        <w:spacing w:after="0"/>
+        <w:jc w:val="both"/>
+        <w:rPr>
+          <w:rFonts w:ascii="Arial" w:eastAsia="Arial" w:hAnsi="Arial" w:cs="Arial"/>
+        </w:rPr>
+      </w:pPr>
+    </w:p>
+    <w:p>
+      <w:pPr>
+        <w:pBdr>
+          <w:top w:val="nil"/>
+          <w:left w:val="nil"/>
+          <w:bottom w:val="nil"/>
+          <w:right w:val="nil"/>
+          <w:between w:val="nil"/>
+        </w:pBdr>
+        <w:spacing w:after="0"/>
+        <w:jc w:val="both"/>
+        <w:rPr>
+          <w:rFonts w:ascii="Arial" w:eastAsia="Arial" w:hAnsi="Arial" w:cs="Arial"/>
+        </w:rPr>
+      </w:pPr>
+      <w:r>
+        <w:rPr>
+          <w:rFonts w:ascii="Arial" w:eastAsia="Arial" w:hAnsi="Arial" w:cs="Arial"/>
+        </w:rPr>
+        <w:t xml:space="preserve">Determining the function of microglia and oligodendrocyte precursor cells (OPCs) during sensory experience-dependent visual circuit development </w:t>
       </w:r>
       <w:r>
         <w:rPr>
@@ -1213,44 +1025,38 @@
         </w:rPr>
         <w:t xml:space="preserve">et al., </w:t>
       </w:r>
-      <w:proofErr w:type="spellStart"/>
+      <w:r>
+        <w:rPr>
+          <w:rFonts w:ascii="Arial" w:eastAsia="Arial" w:hAnsi="Arial" w:cs="Arial"/>
+          <w:iCs/>
+        </w:rPr>
+        <w:t>2026</w:t>
+      </w:r>
+      <w:r>
+        <w:rPr>
+          <w:rFonts w:ascii="Arial" w:eastAsia="Arial" w:hAnsi="Arial" w:cs="Arial"/>
+        </w:rPr>
+        <w:t xml:space="preserve">; </w:t>
+      </w:r>
+      <w:r>
+        <w:rPr>
+          <w:rFonts w:ascii="Arial" w:eastAsia="Arial" w:hAnsi="Arial" w:cs="Arial"/>
+          <w:b/>
+          <w:bCs/>
+        </w:rPr>
+        <w:t xml:space="preserve">Ferro* </w:t>
+      </w:r>
+      <w:r>
+        <w:rPr>
+          <w:rFonts w:ascii="Arial" w:eastAsia="Arial" w:hAnsi="Arial" w:cs="Arial"/>
+        </w:rPr>
+        <w:t xml:space="preserve">et al., </w:t>
+      </w:r>
       <w:r>
         <w:rPr>
           <w:rFonts w:ascii="Arial" w:eastAsia="Arial" w:hAnsi="Arial" w:cs="Arial"/>
           <w:i/>
-        </w:rPr>
-        <w:t>BioRxiv</w:t>
-      </w:r>
-      <w:proofErr w:type="spellEnd"/>
-      <w:r>
-        <w:rPr>
-          <w:rFonts w:ascii="Arial" w:eastAsia="Arial" w:hAnsi="Arial" w:cs="Arial"/>
-        </w:rPr>
-        <w:t xml:space="preserve">). </w:t>
-      </w:r>
-      <w:r>
-        <w:rPr>
-          <w:rFonts w:ascii="Arial" w:eastAsia="Arial" w:hAnsi="Arial" w:cs="Arial"/>
-        </w:rPr>
-        <w:t>I am continuing this research now to determine how microglia-OPC interactions affect downstream neuron-OPC synapse physiology (</w:t>
-      </w:r>
-      <w:r>
-        <w:rPr>
-          <w:rFonts w:ascii="Arial" w:eastAsia="Arial" w:hAnsi="Arial" w:cs="Arial"/>
-          <w:b/>
-        </w:rPr>
-        <w:t>Ferro</w:t>
-      </w:r>
-      <w:r>
-        <w:rPr>
-          <w:rFonts w:ascii="Arial" w:eastAsia="Arial" w:hAnsi="Arial" w:cs="Arial"/>
-        </w:rPr>
-        <w:t xml:space="preserve">* et al., </w:t>
-      </w:r>
-      <w:r>
-        <w:rPr>
-          <w:rFonts w:ascii="Arial" w:eastAsia="Arial" w:hAnsi="Arial" w:cs="Arial"/>
-          <w:i/>
+          <w:iCs/>
         </w:rPr>
         <w:t>in prep</w:t>
       </w:r>
@@ -1258,26 +1064,205 @@
         <w:rPr>
           <w:rFonts w:ascii="Arial" w:eastAsia="Arial" w:hAnsi="Arial" w:cs="Arial"/>
         </w:rPr>
-        <w:t>).</w:t>
-      </w:r>
-      <w:r>
-        <w:rPr>
-          <w:rFonts w:ascii="Arial" w:eastAsia="Arial" w:hAnsi="Arial" w:cs="Arial"/>
-        </w:rPr>
-        <w:t xml:space="preserve"> To this end, I have built a custom 3 channel two-photon microscope in order to probe how microglia and OPCs interact </w:t>
-      </w:r>
-      <w:r>
-        <w:rPr>
-          <w:rFonts w:ascii="Arial" w:eastAsia="Arial" w:hAnsi="Arial" w:cs="Arial"/>
-          <w:i/>
-        </w:rPr>
-        <w:t>in vivo</w:t>
-      </w:r>
-      <w:r>
-        <w:rPr>
-          <w:rFonts w:ascii="Arial" w:eastAsia="Arial" w:hAnsi="Arial" w:cs="Arial"/>
-        </w:rPr>
-        <w:t xml:space="preserve"> as well as employ super resolution confocal microscopy, and electron microscopy.</w:t>
+        <w:t>)</w:t>
+      </w:r>
+      <w:r>
+        <w:rPr>
+          <w:rFonts w:ascii="Arial" w:eastAsia="Arial" w:hAnsi="Arial" w:cs="Arial"/>
+        </w:rPr>
+        <w:t xml:space="preserve">. </w:t>
+      </w:r>
+      <w:r>
+        <w:rPr>
+          <w:rFonts w:ascii="Arial" w:eastAsia="Arial" w:hAnsi="Arial" w:cs="Arial"/>
+        </w:rPr>
+        <w:t>In these works, I independently designed and implemented experiments to discover that OPCs engulf synapses during development through a microglia dependent mechanism</w:t>
+      </w:r>
+      <w:r>
+        <w:rPr>
+          <w:rFonts w:ascii="Arial" w:eastAsia="Arial" w:hAnsi="Arial" w:cs="Arial"/>
+        </w:rPr>
+        <w:t>, and that adult microglia cytokine signaling acts as an inhibitory brak</w:t>
+      </w:r>
+      <w:r>
+        <w:rPr>
+          <w:rFonts w:ascii="Arial" w:eastAsia="Arial" w:hAnsi="Arial" w:cs="Arial"/>
+        </w:rPr>
+        <w:t>e</w:t>
+      </w:r>
+      <w:r>
+        <w:rPr>
+          <w:rFonts w:ascii="Arial" w:eastAsia="Arial" w:hAnsi="Arial" w:cs="Arial"/>
+        </w:rPr>
+        <w:t xml:space="preserve"> on neural circuit activity</w:t>
+      </w:r>
+      <w:r>
+        <w:rPr>
+          <w:rFonts w:ascii="Arial" w:eastAsia="Arial" w:hAnsi="Arial" w:cs="Arial"/>
+        </w:rPr>
+        <w:t xml:space="preserve">. </w:t>
+      </w:r>
+      <w:r>
+        <w:rPr>
+          <w:rFonts w:ascii="Arial" w:eastAsia="Arial" w:hAnsi="Arial" w:cs="Arial"/>
+        </w:rPr>
+        <w:t>In ongoing work</w:t>
+      </w:r>
+      <w:r>
+        <w:rPr>
+          <w:rFonts w:ascii="Arial" w:eastAsia="Arial" w:hAnsi="Arial" w:cs="Arial"/>
+        </w:rPr>
+        <w:t>,</w:t>
+      </w:r>
+      <w:r>
+        <w:rPr>
+          <w:rFonts w:ascii="Arial" w:eastAsia="Arial" w:hAnsi="Arial" w:cs="Arial"/>
+        </w:rPr>
+        <w:t xml:space="preserve"> I am determining </w:t>
+      </w:r>
+      <w:r>
+        <w:rPr>
+          <w:rFonts w:ascii="Arial" w:eastAsia="Arial" w:hAnsi="Arial" w:cs="Arial"/>
+        </w:rPr>
+        <w:t>how</w:t>
+      </w:r>
+      <w:r>
+        <w:rPr>
+          <w:rFonts w:ascii="Arial" w:eastAsia="Arial" w:hAnsi="Arial" w:cs="Arial"/>
+        </w:rPr>
+        <w:t xml:space="preserve"> </w:t>
+      </w:r>
+      <w:r>
+        <w:rPr>
+          <w:rFonts w:ascii="Arial" w:eastAsia="Arial" w:hAnsi="Arial" w:cs="Arial"/>
+        </w:rPr>
+        <w:t xml:space="preserve">microglia-OPC interactions to induce synaptic </w:t>
+      </w:r>
+      <w:r>
+        <w:rPr>
+          <w:rFonts w:ascii="Arial" w:eastAsia="Arial" w:hAnsi="Arial" w:cs="Arial"/>
+        </w:rPr>
+        <w:t>engulfment</w:t>
+      </w:r>
+      <w:r>
+        <w:rPr>
+          <w:rFonts w:ascii="Arial" w:eastAsia="Arial" w:hAnsi="Arial" w:cs="Arial"/>
+        </w:rPr>
+        <w:t>.</w:t>
+      </w:r>
+      <w:r>
+        <w:rPr>
+          <w:rFonts w:ascii="Arial" w:eastAsia="Arial" w:hAnsi="Arial" w:cs="Arial"/>
+        </w:rPr>
+        <w:t xml:space="preserve"> </w:t>
+      </w:r>
+      <w:r>
+        <w:rPr>
+          <w:rFonts w:ascii="Arial" w:eastAsia="Arial" w:hAnsi="Arial" w:cs="Arial"/>
+        </w:rPr>
+        <w:t>To probe microglia</w:t>
+      </w:r>
+      <w:r>
+        <w:rPr>
+          <w:rFonts w:ascii="Arial" w:eastAsia="Arial" w:hAnsi="Arial" w:cs="Arial"/>
+        </w:rPr>
+        <w:t>-OPC</w:t>
+      </w:r>
+      <w:r>
+        <w:rPr>
+          <w:rFonts w:ascii="Arial" w:eastAsia="Arial" w:hAnsi="Arial" w:cs="Arial"/>
+        </w:rPr>
+        <w:t xml:space="preserve"> interactions I have designed and built a custom 3 channel two-photon microscope</w:t>
+      </w:r>
+      <w:r>
+        <w:rPr>
+          <w:rFonts w:ascii="Arial" w:eastAsia="Arial" w:hAnsi="Arial" w:cs="Arial"/>
+        </w:rPr>
+        <w:t xml:space="preserve"> and</w:t>
+      </w:r>
+      <w:r>
+        <w:rPr>
+          <w:rFonts w:ascii="Arial" w:eastAsia="Arial" w:hAnsi="Arial" w:cs="Arial"/>
+        </w:rPr>
+        <w:t xml:space="preserve"> custom </w:t>
+      </w:r>
+      <w:r>
+        <w:rPr>
+          <w:rFonts w:ascii="Arial" w:eastAsia="Arial" w:hAnsi="Arial" w:cs="Arial"/>
+        </w:rPr>
+        <w:t>software</w:t>
+      </w:r>
+      <w:r>
+        <w:rPr>
+          <w:rFonts w:ascii="Arial" w:eastAsia="Arial" w:hAnsi="Arial" w:cs="Arial"/>
+        </w:rPr>
+        <w:t xml:space="preserve"> packages -including the </w:t>
+      </w:r>
+      <w:r>
+        <w:rPr>
+          <w:rFonts w:ascii="Arial" w:eastAsia="Arial" w:hAnsi="Arial" w:cs="Arial"/>
+        </w:rPr>
+        <w:t>adaptation</w:t>
+      </w:r>
+      <w:r>
+        <w:rPr>
+          <w:rFonts w:ascii="Arial" w:eastAsia="Arial" w:hAnsi="Arial" w:cs="Arial"/>
+        </w:rPr>
+        <w:t xml:space="preserve"> and implementation of machine learning</w:t>
+      </w:r>
+      <w:r>
+        <w:rPr>
+          <w:rFonts w:ascii="Arial" w:eastAsia="Arial" w:hAnsi="Arial" w:cs="Arial"/>
+        </w:rPr>
+        <w:t xml:space="preserve">- </w:t>
+      </w:r>
+      <w:r>
+        <w:rPr>
+          <w:rFonts w:ascii="Arial" w:eastAsia="Arial" w:hAnsi="Arial" w:cs="Arial"/>
+        </w:rPr>
+        <w:t>for data acquisition and analysis. Further, I have extensively mined large serial transmission electron microscopy databases</w:t>
+      </w:r>
+      <w:r>
+        <w:rPr>
+          <w:rFonts w:ascii="Arial" w:eastAsia="Arial" w:hAnsi="Arial" w:cs="Arial"/>
+        </w:rPr>
+        <w:t xml:space="preserve"> </w:t>
+      </w:r>
+      <w:r>
+        <w:rPr>
+          <w:rFonts w:ascii="Arial" w:eastAsia="Arial" w:hAnsi="Arial" w:cs="Arial"/>
+        </w:rPr>
+        <w:t xml:space="preserve">of mouse and human cortex </w:t>
+      </w:r>
+      <w:r>
+        <w:rPr>
+          <w:rFonts w:ascii="Arial" w:eastAsia="Arial" w:hAnsi="Arial" w:cs="Arial"/>
+        </w:rPr>
+        <w:t xml:space="preserve">using </w:t>
+      </w:r>
+      <w:r>
+        <w:rPr>
+          <w:rFonts w:ascii="Arial" w:eastAsia="Arial" w:hAnsi="Arial" w:cs="Arial"/>
+        </w:rPr>
+        <w:t>my own bespoke</w:t>
+      </w:r>
+      <w:r>
+        <w:rPr>
+          <w:rFonts w:ascii="Arial" w:eastAsia="Arial" w:hAnsi="Arial" w:cs="Arial"/>
+        </w:rPr>
+        <w:t xml:space="preserve"> python analysis packages to determine how these cell-cell interactions spatially correlate with features of the neural circuit</w:t>
+      </w:r>
+      <w:r>
+        <w:rPr>
+          <w:rFonts w:ascii="Arial" w:eastAsia="Arial" w:hAnsi="Arial" w:cs="Arial"/>
+        </w:rPr>
+        <w:t xml:space="preserve"> in mouse and human</w:t>
+      </w:r>
+      <w:r>
+        <w:rPr>
+          <w:rFonts w:ascii="Arial" w:eastAsia="Arial" w:hAnsi="Arial" w:cs="Arial"/>
+        </w:rPr>
+        <w:t xml:space="preserve">.      </w:t>
       </w:r>
     </w:p>
     <w:p>
@@ -1434,7 +1419,6 @@
         <w:rPr>
           <w:rFonts w:ascii="Arial" w:eastAsia="Arial" w:hAnsi="Arial" w:cs="Arial"/>
         </w:rPr>
-        <w:lastRenderedPageBreak/>
         <w:t>During my PhD work, I investigat</w:t>
       </w:r>
       <w:r>
@@ -1459,7 +1443,19 @@
         <w:rPr>
           <w:rFonts w:ascii="Arial" w:eastAsia="Arial" w:hAnsi="Arial" w:cs="Arial"/>
         </w:rPr>
-        <w:t xml:space="preserve"> potential roles of both microglia (Ferro et al., 2018, Ferro et al., 2019a, Ferro et al., 2019b) and astroglia (in preparation) in the pathogenesis</w:t>
+        <w:t xml:space="preserve"> potential roles of both microglia (Ferro et al., 2018, Ferro et al., 2019a, Ferro et al., 2019b) and astroglia (in </w:t>
+      </w:r>
+      <w:r>
+        <w:rPr>
+          <w:rFonts w:ascii="Arial" w:eastAsia="Arial" w:hAnsi="Arial" w:cs="Arial"/>
+        </w:rPr>
+        <w:t>submission</w:t>
+      </w:r>
+      <w:r>
+        <w:rPr>
+          <w:rFonts w:ascii="Arial" w:eastAsia="Arial" w:hAnsi="Arial" w:cs="Arial"/>
+        </w:rPr>
+        <w:t>) in the pathogenesis</w:t>
       </w:r>
       <w:r>
         <w:rPr>
@@ -1570,6 +1566,7 @@
         <w:rPr>
           <w:rFonts w:ascii="Arial" w:eastAsia="Arial" w:hAnsi="Arial" w:cs="Arial"/>
         </w:rPr>
+        <w:lastRenderedPageBreak/>
         <w:t>2018</w:t>
       </w:r>
       <w:r>
@@ -1655,33 +1652,11 @@
         </w:rPr>
         <w:tab/>
       </w:r>
-      <w:proofErr w:type="spellStart"/>
-      <w:r>
-        <w:rPr>
-          <w:rFonts w:ascii="Arial" w:eastAsia="Arial" w:hAnsi="Arial" w:cs="Arial"/>
-        </w:rPr>
-        <w:t>Sping</w:t>
-      </w:r>
-      <w:proofErr w:type="spellEnd"/>
-      <w:r>
-        <w:rPr>
-          <w:rFonts w:ascii="Arial" w:eastAsia="Arial" w:hAnsi="Arial" w:cs="Arial"/>
-        </w:rPr>
-        <w:t xml:space="preserve"> and Ying </w:t>
-      </w:r>
-      <w:proofErr w:type="spellStart"/>
-      <w:r>
-        <w:rPr>
-          <w:rFonts w:ascii="Arial" w:eastAsia="Arial" w:hAnsi="Arial" w:cs="Arial"/>
-        </w:rPr>
-        <w:t>Ngoh</w:t>
-      </w:r>
-      <w:proofErr w:type="spellEnd"/>
-      <w:r>
-        <w:rPr>
-          <w:rFonts w:ascii="Arial" w:eastAsia="Arial" w:hAnsi="Arial" w:cs="Arial"/>
-        </w:rPr>
-        <w:t xml:space="preserve"> Lin Award for Research Independence</w:t>
+      <w:r>
+        <w:rPr>
+          <w:rFonts w:ascii="Arial" w:eastAsia="Arial" w:hAnsi="Arial" w:cs="Arial"/>
+        </w:rPr>
+        <w:t>Sping and Ying Ngoh Lin Award for Research Independence</w:t>
       </w:r>
       <w:r>
         <w:rPr>
@@ -1779,6 +1754,22 @@
           <w:b/>
         </w:rPr>
       </w:pPr>
+    </w:p>
+    <w:p>
+      <w:pPr>
+        <w:pBdr>
+          <w:top w:val="nil"/>
+          <w:left w:val="nil"/>
+          <w:bottom w:val="nil"/>
+          <w:right w:val="nil"/>
+          <w:between w:val="nil"/>
+        </w:pBdr>
+        <w:spacing w:after="0"/>
+        <w:rPr>
+          <w:rFonts w:ascii="Arial" w:eastAsia="Arial" w:hAnsi="Arial" w:cs="Arial"/>
+          <w:b/>
+        </w:rPr>
+      </w:pPr>
       <w:r>
         <w:rPr>
           <w:rFonts w:ascii="Arial" w:eastAsia="Arial" w:hAnsi="Arial" w:cs="Arial"/>
@@ -1832,6 +1823,57 @@
         <w:rPr>
           <w:rFonts w:ascii="Arial" w:eastAsia="Arial" w:hAnsi="Arial" w:cs="Arial"/>
         </w:rPr>
+        <w:t>2026</w:t>
+      </w:r>
+      <w:r>
+        <w:rPr>
+          <w:rFonts w:ascii="Arial" w:eastAsia="Arial" w:hAnsi="Arial" w:cs="Arial"/>
+        </w:rPr>
+        <w:tab/>
+      </w:r>
+      <w:r>
+        <w:rPr>
+          <w:rFonts w:ascii="Arial" w:eastAsia="Arial" w:hAnsi="Arial" w:cs="Arial"/>
+        </w:rPr>
+        <w:tab/>
+      </w:r>
+      <w:r>
+        <w:rPr>
+          <w:rFonts w:ascii="Arial" w:eastAsia="Arial" w:hAnsi="Arial" w:cs="Arial"/>
+        </w:rPr>
+        <w:tab/>
+      </w:r>
+      <w:r>
+        <w:rPr>
+          <w:rFonts w:ascii="Arial" w:eastAsia="Arial" w:hAnsi="Arial" w:cs="Arial"/>
+        </w:rPr>
+        <w:t>Scientific Breakthrough Award,</w:t>
+      </w:r>
+      <w:r>
+        <w:rPr>
+          <w:rFonts w:ascii="Arial" w:eastAsia="Arial" w:hAnsi="Arial" w:cs="Arial"/>
+        </w:rPr>
+        <w:t xml:space="preserve"> CSHL</w:t>
+      </w:r>
+    </w:p>
+    <w:p>
+      <w:pPr>
+        <w:pBdr>
+          <w:top w:val="nil"/>
+          <w:left w:val="nil"/>
+          <w:bottom w:val="nil"/>
+          <w:right w:val="nil"/>
+          <w:between w:val="nil"/>
+        </w:pBdr>
+        <w:spacing w:after="0"/>
+        <w:rPr>
+          <w:rFonts w:ascii="Arial" w:eastAsia="Arial" w:hAnsi="Arial" w:cs="Arial"/>
+        </w:rPr>
+      </w:pPr>
+      <w:r>
+        <w:rPr>
+          <w:rFonts w:ascii="Arial" w:eastAsia="Arial" w:hAnsi="Arial" w:cs="Arial"/>
+        </w:rPr>
         <w:t>2025</w:t>
       </w:r>
       <w:r>
@@ -1851,21 +1893,7 @@
           <w:rFonts w:ascii="Arial" w:eastAsia="Arial" w:hAnsi="Arial" w:cs="Arial"/>
         </w:rPr>
         <w:tab/>
-        <w:t xml:space="preserve">Lecture selection for </w:t>
-      </w:r>
-      <w:proofErr w:type="spellStart"/>
-      <w:r>
-        <w:rPr>
-          <w:rFonts w:ascii="Arial" w:eastAsia="Arial" w:hAnsi="Arial" w:cs="Arial"/>
-        </w:rPr>
-        <w:t>SPiNES</w:t>
-      </w:r>
-      <w:proofErr w:type="spellEnd"/>
-      <w:r>
-        <w:rPr>
-          <w:rFonts w:ascii="Arial" w:eastAsia="Arial" w:hAnsi="Arial" w:cs="Arial"/>
-        </w:rPr>
-        <w:t xml:space="preserve"> </w:t>
+        <w:t xml:space="preserve">Lecture selection for SPiNES </w:t>
       </w:r>
       <w:r>
         <w:rPr>
@@ -2343,14 +2371,156 @@
               <w:b/>
               <w:color w:val="000000"/>
             </w:rPr>
-            <w:t>Ferro A</w:t>
-          </w:r>
-          <w:r>
-            <w:rPr>
-              <w:rFonts w:ascii="Arial" w:eastAsia="Times New Roman" w:hAnsi="Arial" w:cs="Arial"/>
-              <w:color w:val="000000"/>
-            </w:rPr>
-            <w:t xml:space="preserve">, Vita DJ, Fallon T, Arshad A, Boyd L, Stanley T, Lin Q, Berisha A, </w:t>
+            <w:t>A.</w:t>
+          </w:r>
+          <w:r>
+            <w:rPr>
+              <w:rFonts w:ascii="Arial" w:eastAsia="Times New Roman" w:hAnsi="Arial" w:cs="Arial"/>
+              <w:color w:val="000000"/>
+            </w:rPr>
+            <w:t xml:space="preserve"> </w:t>
+          </w:r>
+          <w:r>
+            <w:rPr>
+              <w:rFonts w:ascii="Arial" w:eastAsia="Times New Roman" w:hAnsi="Arial" w:cs="Arial"/>
+              <w:b/>
+              <w:color w:val="000000"/>
+            </w:rPr>
+            <w:t xml:space="preserve">Ferro </w:t>
+          </w:r>
+          <w:r>
+            <w:rPr>
+              <w:rFonts w:ascii="Arial" w:eastAsia="Times New Roman" w:hAnsi="Arial" w:cs="Arial"/>
+              <w:b/>
+              <w:color w:val="000000"/>
+            </w:rPr>
+            <w:t>*</w:t>
+          </w:r>
+          <w:r>
+            <w:rPr>
+              <w:rFonts w:ascii="Arial" w:eastAsia="Times New Roman" w:hAnsi="Arial" w:cs="Arial"/>
+              <w:color w:val="000000"/>
+            </w:rPr>
+            <w:t>,</w:t>
+          </w:r>
+          <w:r>
+            <w:rPr>
+              <w:rFonts w:ascii="Arial" w:eastAsia="Times New Roman" w:hAnsi="Arial" w:cs="Arial"/>
+              <w:color w:val="000000"/>
+            </w:rPr>
+            <w:t xml:space="preserve"> DJ.</w:t>
+          </w:r>
+          <w:r>
+            <w:rPr>
+              <w:rFonts w:ascii="Arial" w:eastAsia="Times New Roman" w:hAnsi="Arial" w:cs="Arial"/>
+              <w:color w:val="000000"/>
+            </w:rPr>
+            <w:t xml:space="preserve"> Vita</w:t>
+          </w:r>
+          <w:r>
+            <w:rPr>
+              <w:rFonts w:ascii="Arial" w:eastAsia="Times New Roman" w:hAnsi="Arial" w:cs="Arial"/>
+              <w:color w:val="000000"/>
+            </w:rPr>
+            <w:t>*</w:t>
+          </w:r>
+          <w:r>
+            <w:rPr>
+              <w:rFonts w:ascii="Arial" w:eastAsia="Times New Roman" w:hAnsi="Arial" w:cs="Arial"/>
+              <w:color w:val="000000"/>
+            </w:rPr>
+            <w:t xml:space="preserve">, </w:t>
+          </w:r>
+          <w:r>
+            <w:rPr>
+              <w:rFonts w:ascii="Arial" w:eastAsia="Times New Roman" w:hAnsi="Arial" w:cs="Arial"/>
+              <w:color w:val="000000"/>
+            </w:rPr>
+            <w:t xml:space="preserve">T, </w:t>
+          </w:r>
+          <w:r>
+            <w:rPr>
+              <w:rFonts w:ascii="Arial" w:eastAsia="Times New Roman" w:hAnsi="Arial" w:cs="Arial"/>
+              <w:color w:val="000000"/>
+            </w:rPr>
+            <w:t>Fallon,</w:t>
+          </w:r>
+          <w:r>
+            <w:rPr>
+              <w:rFonts w:ascii="Arial" w:eastAsia="Times New Roman" w:hAnsi="Arial" w:cs="Arial"/>
+              <w:color w:val="000000"/>
+            </w:rPr>
+            <w:t xml:space="preserve"> A.</w:t>
+          </w:r>
+          <w:r>
+            <w:rPr>
+              <w:rFonts w:ascii="Arial" w:eastAsia="Times New Roman" w:hAnsi="Arial" w:cs="Arial"/>
+              <w:color w:val="000000"/>
+            </w:rPr>
+            <w:t xml:space="preserve"> Arshad,</w:t>
+          </w:r>
+          <w:r>
+            <w:rPr>
+              <w:rFonts w:ascii="Arial" w:eastAsia="Times New Roman" w:hAnsi="Arial" w:cs="Arial"/>
+              <w:color w:val="000000"/>
+            </w:rPr>
+            <w:t xml:space="preserve"> L.</w:t>
+          </w:r>
+          <w:r>
+            <w:rPr>
+              <w:rFonts w:ascii="Arial" w:eastAsia="Times New Roman" w:hAnsi="Arial" w:cs="Arial"/>
+              <w:color w:val="000000"/>
+            </w:rPr>
+            <w:t xml:space="preserve"> Boyd, </w:t>
+          </w:r>
+          <w:r>
+            <w:rPr>
+              <w:rFonts w:ascii="Arial" w:eastAsia="Times New Roman" w:hAnsi="Arial" w:cs="Arial"/>
+              <w:color w:val="000000"/>
+            </w:rPr>
+            <w:t xml:space="preserve">T. </w:t>
+          </w:r>
+          <w:r>
+            <w:rPr>
+              <w:rFonts w:ascii="Arial" w:eastAsia="Times New Roman" w:hAnsi="Arial" w:cs="Arial"/>
+              <w:color w:val="000000"/>
+            </w:rPr>
+            <w:t>Stanley,</w:t>
+          </w:r>
+          <w:r>
+            <w:rPr>
+              <w:rFonts w:ascii="Arial" w:eastAsia="Times New Roman" w:hAnsi="Arial" w:cs="Arial"/>
+              <w:color w:val="000000"/>
+            </w:rPr>
+            <w:t xml:space="preserve"> Q.</w:t>
+          </w:r>
+          <w:r>
+            <w:rPr>
+              <w:rFonts w:ascii="Arial" w:eastAsia="Times New Roman" w:hAnsi="Arial" w:cs="Arial"/>
+              <w:color w:val="000000"/>
+            </w:rPr>
+            <w:t xml:space="preserve"> Lin, </w:t>
+          </w:r>
+          <w:r>
+            <w:rPr>
+              <w:rFonts w:ascii="Arial" w:eastAsia="Times New Roman" w:hAnsi="Arial" w:cs="Arial"/>
+              <w:color w:val="000000"/>
+            </w:rPr>
+            <w:t xml:space="preserve">A. </w:t>
+          </w:r>
+          <w:r>
+            <w:rPr>
+              <w:rFonts w:ascii="Arial" w:eastAsia="Times New Roman" w:hAnsi="Arial" w:cs="Arial"/>
+              <w:color w:val="000000"/>
+            </w:rPr>
+            <w:t xml:space="preserve">Berisha, </w:t>
+          </w:r>
+          <w:r>
+            <w:rPr>
+              <w:rFonts w:ascii="Arial" w:eastAsia="Times New Roman" w:hAnsi="Arial" w:cs="Arial"/>
+              <w:color w:val="000000"/>
+            </w:rPr>
+            <w:t xml:space="preserve">Um </w:t>
           </w:r>
           <w:proofErr w:type="spellStart"/>
           <w:r>
@@ -2366,7 +2536,42 @@
               <w:rFonts w:ascii="Arial" w:eastAsia="Times New Roman" w:hAnsi="Arial" w:cs="Arial"/>
               <w:color w:val="000000"/>
             </w:rPr>
-            <w:t xml:space="preserve"> U, Gomez AM, Sanchez-Martin I, </w:t>
+            <w:t xml:space="preserve">, </w:t>
+          </w:r>
+          <w:r>
+            <w:rPr>
+              <w:rFonts w:ascii="Arial" w:eastAsia="Times New Roman" w:hAnsi="Arial" w:cs="Arial"/>
+              <w:color w:val="000000"/>
+            </w:rPr>
+            <w:t xml:space="preserve">AM. </w:t>
+          </w:r>
+          <w:r>
+            <w:rPr>
+              <w:rFonts w:ascii="Arial" w:eastAsia="Times New Roman" w:hAnsi="Arial" w:cs="Arial"/>
+              <w:color w:val="000000"/>
+            </w:rPr>
+            <w:t xml:space="preserve">Gomez, </w:t>
+          </w:r>
+          <w:r>
+            <w:rPr>
+              <w:rFonts w:ascii="Arial" w:eastAsia="Times New Roman" w:hAnsi="Arial" w:cs="Arial"/>
+              <w:color w:val="000000"/>
+            </w:rPr>
+            <w:t xml:space="preserve">I. </w:t>
+          </w:r>
+          <w:r>
+            <w:rPr>
+              <w:rFonts w:ascii="Arial" w:eastAsia="Times New Roman" w:hAnsi="Arial" w:cs="Arial"/>
+              <w:color w:val="000000"/>
+            </w:rPr>
+            <w:t xml:space="preserve">Sanchez-Martin, </w:t>
+          </w:r>
+          <w:r>
+            <w:rPr>
+              <w:rFonts w:ascii="Arial" w:eastAsia="Times New Roman" w:hAnsi="Arial" w:cs="Arial"/>
+              <w:color w:val="000000"/>
+            </w:rPr>
+            <w:t xml:space="preserve">JC. </w:t>
           </w:r>
           <w:proofErr w:type="spellStart"/>
           <w:r>
@@ -2382,7 +2587,21 @@
               <w:rFonts w:ascii="Arial" w:eastAsia="Times New Roman" w:hAnsi="Arial" w:cs="Arial"/>
               <w:color w:val="000000"/>
             </w:rPr>
-            <w:t xml:space="preserve"> JC, Cheadle L. Fn14 is an activity-dependent, Bmal1-regulated cytokine receptor that induces rod-like microglia and restricts neuronal activity in vivo. </w:t>
+            <w:t xml:space="preserve">, </w:t>
+          </w:r>
+          <w:r>
+            <w:rPr>
+              <w:rFonts w:ascii="Arial" w:eastAsia="Times New Roman" w:hAnsi="Arial" w:cs="Arial"/>
+              <w:color w:val="000000"/>
+            </w:rPr>
+            <w:t xml:space="preserve">L. </w:t>
+          </w:r>
+          <w:r>
+            <w:rPr>
+              <w:rFonts w:ascii="Arial" w:eastAsia="Times New Roman" w:hAnsi="Arial" w:cs="Arial"/>
+              <w:color w:val="000000"/>
+            </w:rPr>
+            <w:t xml:space="preserve">Cheadle. Fn14 is an activity-dependent, Bmal1-regulated cytokine receptor that induces rod-like microglia and restricts neuronal activity in vivo. </w:t>
           </w:r>
           <w:r>
             <w:rPr>
@@ -2444,7 +2663,39 @@
               <w:rFonts w:ascii="Arial" w:eastAsia="Times New Roman" w:hAnsi="Arial" w:cs="Arial"/>
               <w:color w:val="000000"/>
             </w:rPr>
-            <w:t xml:space="preserve">D. Ford-Roshon, M. Dudek, A. Glynn, A. Glasman, J. York, E. Lawrence, D. Nguyen, L. Shinn, G. Berry, L. Kendall, J. Bonner, </w:t>
+            <w:t>D. Ford-</w:t>
+          </w:r>
+          <w:proofErr w:type="spellStart"/>
+          <w:r>
+            <w:rPr>
+              <w:rFonts w:ascii="Arial" w:eastAsia="Times New Roman" w:hAnsi="Arial" w:cs="Arial"/>
+              <w:color w:val="000000"/>
+            </w:rPr>
+            <w:t>Roshon</w:t>
+          </w:r>
+          <w:proofErr w:type="spellEnd"/>
+          <w:r>
+            <w:rPr>
+              <w:rFonts w:ascii="Arial" w:eastAsia="Times New Roman" w:hAnsi="Arial" w:cs="Arial"/>
+              <w:color w:val="000000"/>
+            </w:rPr>
+            <w:t xml:space="preserve">, M. Dudek, A. Glynn, A. </w:t>
+          </w:r>
+          <w:proofErr w:type="spellStart"/>
+          <w:r>
+            <w:rPr>
+              <w:rFonts w:ascii="Arial" w:eastAsia="Times New Roman" w:hAnsi="Arial" w:cs="Arial"/>
+              <w:color w:val="000000"/>
+            </w:rPr>
+            <w:t>Glasman</w:t>
+          </w:r>
+          <w:proofErr w:type="spellEnd"/>
+          <w:r>
+            <w:rPr>
+              <w:rFonts w:ascii="Arial" w:eastAsia="Times New Roman" w:hAnsi="Arial" w:cs="Arial"/>
+              <w:color w:val="000000"/>
+            </w:rPr>
+            <w:t xml:space="preserve">, J. York, E. Lawrence, D. Nguyen, L. Shinn, G. Berry, L. Kendall, J. Bonner, </w:t>
           </w:r>
           <w:r>
             <w:rPr>
@@ -2484,7 +2735,65 @@
               <w:iCs/>
               <w:color w:val="000000"/>
             </w:rPr>
-            <w:t>Journal of Molecular Neuroscience</w:t>
+            <w:t>J.</w:t>
+          </w:r>
+          <w:r>
+            <w:rPr>
+              <w:rFonts w:ascii="Arial" w:eastAsia="Times New Roman" w:hAnsi="Arial" w:cs="Arial"/>
+              <w:i/>
+              <w:iCs/>
+              <w:color w:val="000000"/>
+            </w:rPr>
+            <w:t xml:space="preserve"> </w:t>
+          </w:r>
+          <w:proofErr w:type="spellStart"/>
+          <w:r>
+            <w:rPr>
+              <w:rFonts w:ascii="Arial" w:eastAsia="Times New Roman" w:hAnsi="Arial" w:cs="Arial"/>
+              <w:i/>
+              <w:iCs/>
+              <w:color w:val="000000"/>
+            </w:rPr>
+            <w:t>Molec</w:t>
+          </w:r>
+          <w:proofErr w:type="spellEnd"/>
+          <w:r>
+            <w:rPr>
+              <w:rFonts w:ascii="Arial" w:eastAsia="Times New Roman" w:hAnsi="Arial" w:cs="Arial"/>
+              <w:i/>
+              <w:iCs/>
+              <w:color w:val="000000"/>
+            </w:rPr>
+            <w:t>.</w:t>
+          </w:r>
+          <w:r>
+            <w:rPr>
+              <w:rFonts w:ascii="Arial" w:eastAsia="Times New Roman" w:hAnsi="Arial" w:cs="Arial"/>
+              <w:i/>
+              <w:iCs/>
+              <w:color w:val="000000"/>
+            </w:rPr>
+            <w:t xml:space="preserve"> </w:t>
+          </w:r>
+          <w:proofErr w:type="spellStart"/>
+          <w:r>
+            <w:rPr>
+              <w:rFonts w:ascii="Arial" w:eastAsia="Times New Roman" w:hAnsi="Arial" w:cs="Arial"/>
+              <w:i/>
+              <w:iCs/>
+              <w:color w:val="000000"/>
+            </w:rPr>
+            <w:t>Neurosci</w:t>
+          </w:r>
+          <w:proofErr w:type="spellEnd"/>
+          <w:r>
+            <w:rPr>
+              <w:rFonts w:ascii="Arial" w:eastAsia="Times New Roman" w:hAnsi="Arial" w:cs="Arial"/>
+              <w:i/>
+              <w:iCs/>
+              <w:color w:val="000000"/>
+            </w:rPr>
+            <w:t>.</w:t>
           </w:r>
           <w:r>
             <w:rPr>
@@ -2573,7 +2882,45 @@
               <w:iCs/>
               <w:color w:val="000000"/>
             </w:rPr>
-            <w:t>Nature Protocols</w:t>
+            <w:t>Nat</w:t>
+          </w:r>
+          <w:r>
+            <w:rPr>
+              <w:rFonts w:ascii="Arial" w:eastAsia="Times New Roman" w:hAnsi="Arial" w:cs="Arial"/>
+              <w:i/>
+              <w:iCs/>
+              <w:color w:val="000000"/>
+            </w:rPr>
+            <w:t>.</w:t>
+          </w:r>
+          <w:r>
+            <w:rPr>
+              <w:rFonts w:ascii="Arial" w:eastAsia="Times New Roman" w:hAnsi="Arial" w:cs="Arial"/>
+              <w:i/>
+              <w:iCs/>
+              <w:color w:val="000000"/>
+            </w:rPr>
+            <w:t xml:space="preserve"> </w:t>
+          </w:r>
+          <w:proofErr w:type="spellStart"/>
+          <w:r>
+            <w:rPr>
+              <w:rFonts w:ascii="Arial" w:eastAsia="Times New Roman" w:hAnsi="Arial" w:cs="Arial"/>
+              <w:i/>
+              <w:iCs/>
+              <w:color w:val="000000"/>
+            </w:rPr>
+            <w:t>Protoc</w:t>
+          </w:r>
+          <w:proofErr w:type="spellEnd"/>
+          <w:r>
+            <w:rPr>
+              <w:rFonts w:ascii="Arial" w:eastAsia="Times New Roman" w:hAnsi="Arial" w:cs="Arial"/>
+              <w:i/>
+              <w:iCs/>
+              <w:color w:val="000000"/>
+            </w:rPr>
+            <w:t>.</w:t>
           </w:r>
           <w:r>
             <w:rPr>
@@ -2722,7 +3069,7 @@
               <w:iCs/>
               <w:color w:val="000000"/>
             </w:rPr>
-            <w:t>ure</w:t>
+            <w:t>.</w:t>
           </w:r>
           <w:r>
             <w:rPr>
@@ -2731,8 +3078,9 @@
               <w:iCs/>
               <w:color w:val="000000"/>
             </w:rPr>
-            <w:t xml:space="preserve"> Neurosci</w:t>
-          </w:r>
+            <w:t xml:space="preserve"> </w:t>
+          </w:r>
+          <w:proofErr w:type="spellStart"/>
           <w:r>
             <w:rPr>
               <w:rFonts w:ascii="Arial" w:eastAsia="Times New Roman" w:hAnsi="Arial" w:cs="Arial"/>
@@ -2740,7 +3088,17 @@
               <w:iCs/>
               <w:color w:val="000000"/>
             </w:rPr>
-            <w:t>ence</w:t>
+            <w:t>Neurosci</w:t>
+          </w:r>
+          <w:proofErr w:type="spellEnd"/>
+          <w:r>
+            <w:rPr>
+              <w:rFonts w:ascii="Arial" w:eastAsia="Times New Roman" w:hAnsi="Arial" w:cs="Arial"/>
+              <w:i/>
+              <w:iCs/>
+              <w:color w:val="000000"/>
+            </w:rPr>
+            <w:t>.</w:t>
           </w:r>
           <w:r>
             <w:rPr>
@@ -2843,9 +3201,8 @@
               <w:iCs/>
               <w:color w:val="000000"/>
             </w:rPr>
-            <w:t xml:space="preserve">Front Cell </w:t>
-          </w:r>
-          <w:proofErr w:type="spellStart"/>
+            <w:t>Front</w:t>
+          </w:r>
           <w:r>
             <w:rPr>
               <w:rFonts w:ascii="Arial" w:eastAsia="Times New Roman" w:hAnsi="Arial" w:cs="Arial"/>
@@ -2853,9 +3210,55 @@
               <w:iCs/>
               <w:color w:val="000000"/>
             </w:rPr>
+            <w:t>.</w:t>
+          </w:r>
+          <w:r>
+            <w:rPr>
+              <w:rFonts w:ascii="Arial" w:eastAsia="Times New Roman" w:hAnsi="Arial" w:cs="Arial"/>
+              <w:i/>
+              <w:iCs/>
+              <w:color w:val="000000"/>
+            </w:rPr>
+            <w:t xml:space="preserve"> Cell</w:t>
+          </w:r>
+          <w:r>
+            <w:rPr>
+              <w:rFonts w:ascii="Arial" w:eastAsia="Times New Roman" w:hAnsi="Arial" w:cs="Arial"/>
+              <w:i/>
+              <w:iCs/>
+              <w:color w:val="000000"/>
+            </w:rPr>
+            <w:t>.</w:t>
+          </w:r>
+          <w:r>
+            <w:rPr>
+              <w:rFonts w:ascii="Arial" w:eastAsia="Times New Roman" w:hAnsi="Arial" w:cs="Arial"/>
+              <w:i/>
+              <w:iCs/>
+              <w:color w:val="000000"/>
+            </w:rPr>
+            <w:t xml:space="preserve"> </w:t>
+          </w:r>
+          <w:proofErr w:type="spellStart"/>
+          <w:r>
+            <w:rPr>
+              <w:rFonts w:ascii="Arial" w:eastAsia="Times New Roman" w:hAnsi="Arial" w:cs="Arial"/>
+              <w:i/>
+              <w:iCs/>
+              <w:color w:val="000000"/>
+            </w:rPr>
             <w:t>Neurosci</w:t>
           </w:r>
           <w:proofErr w:type="spellEnd"/>
+          <w:r>
+            <w:rPr>
+              <w:rFonts w:ascii="Arial" w:eastAsia="Times New Roman" w:hAnsi="Arial" w:cs="Arial"/>
+              <w:i/>
+              <w:iCs/>
+              <w:color w:val="000000"/>
+            </w:rPr>
+            <w:t>.</w:t>
+          </w:r>
           <w:r>
             <w:rPr>
               <w:rFonts w:ascii="Arial" w:eastAsia="Times New Roman" w:hAnsi="Arial" w:cs="Arial"/>
@@ -2916,7 +3319,7 @@
               <w:rFonts w:ascii="Arial" w:eastAsia="Times New Roman" w:hAnsi="Arial" w:cs="Arial"/>
               <w:color w:val="000000"/>
             </w:rPr>
-            <w:t xml:space="preserve">, W. Qu, A. Lukowicz, D. Svedberg, A. Johnson, M. </w:t>
+            <w:t xml:space="preserve">, W. Qu, A. </w:t>
           </w:r>
           <w:proofErr w:type="spellStart"/>
           <w:r>
@@ -2924,6 +3327,22 @@
               <w:rFonts w:ascii="Arial" w:eastAsia="Times New Roman" w:hAnsi="Arial" w:cs="Arial"/>
               <w:color w:val="000000"/>
             </w:rPr>
+            <w:t>Lukowicz</w:t>
+          </w:r>
+          <w:proofErr w:type="spellEnd"/>
+          <w:r>
+            <w:rPr>
+              <w:rFonts w:ascii="Arial" w:eastAsia="Times New Roman" w:hAnsi="Arial" w:cs="Arial"/>
+              <w:color w:val="000000"/>
+            </w:rPr>
+            <w:t xml:space="preserve">, D. Svedberg, A. Johnson, M. </w:t>
+          </w:r>
+          <w:proofErr w:type="spellStart"/>
+          <w:r>
+            <w:rPr>
+              <w:rFonts w:ascii="Arial" w:eastAsia="Times New Roman" w:hAnsi="Arial" w:cs="Arial"/>
+              <w:color w:val="000000"/>
+            </w:rPr>
             <w:t>Cvetanovic</w:t>
           </w:r>
           <w:proofErr w:type="spellEnd"/>
@@ -2951,7 +3370,6 @@
             <w:t xml:space="preserve"> signaling in IKKβF/</w:t>
           </w:r>
           <w:proofErr w:type="spellStart"/>
-          <w:proofErr w:type="gramStart"/>
           <w:r>
             <w:rPr>
               <w:rFonts w:ascii="Arial" w:eastAsia="Times New Roman" w:hAnsi="Arial" w:cs="Arial"/>
@@ -2960,7 +3378,6 @@
             <w:t>F;LysM</w:t>
           </w:r>
           <w:proofErr w:type="spellEnd"/>
-          <w:proofErr w:type="gramEnd"/>
           <w:r>
             <w:rPr>
               <w:rFonts w:ascii="Arial" w:eastAsia="Times New Roman" w:hAnsi="Arial" w:cs="Arial"/>
@@ -3080,7 +3497,23 @@
               <w:rFonts w:ascii="Arial" w:eastAsia="Times New Roman" w:hAnsi="Arial" w:cs="Arial"/>
               <w:color w:val="000000"/>
             </w:rPr>
-            <w:t xml:space="preserve">, J. Hartman, K. Polley, M. A. Ingram, G. Berry, T. H. Reynolds, B. </w:t>
+            <w:t xml:space="preserve">, J. Hartman, K. </w:t>
+          </w:r>
+          <w:proofErr w:type="spellStart"/>
+          <w:r>
+            <w:rPr>
+              <w:rFonts w:ascii="Arial" w:eastAsia="Times New Roman" w:hAnsi="Arial" w:cs="Arial"/>
+              <w:color w:val="000000"/>
+            </w:rPr>
+            <w:t>Polley</w:t>
+          </w:r>
+          <w:proofErr w:type="spellEnd"/>
+          <w:r>
+            <w:rPr>
+              <w:rFonts w:ascii="Arial" w:eastAsia="Times New Roman" w:hAnsi="Arial" w:cs="Arial"/>
+              <w:color w:val="000000"/>
+            </w:rPr>
+            <w:t xml:space="preserve">, M. A. Ingram, G. Berry, T. H. Reynolds, B. </w:t>
           </w:r>
           <w:proofErr w:type="spellStart"/>
           <w:r>
@@ -3172,7 +3605,6 @@
               <w:rFonts w:ascii="Arial" w:eastAsia="Times New Roman" w:hAnsi="Arial" w:cs="Arial"/>
               <w:color w:val="000000"/>
             </w:rPr>
-            <w:lastRenderedPageBreak/>
             <w:t>8</w:t>
           </w:r>
           <w:r>
@@ -3195,7 +3627,7 @@
               <w:rFonts w:ascii="Arial" w:eastAsia="Times New Roman" w:hAnsi="Arial" w:cs="Arial"/>
               <w:color w:val="000000"/>
             </w:rPr>
-            <w:t xml:space="preserve">, E. Carbone, E. Marzouk, A. Siegel, D. Nguyen, K. Polley, J. Hartman, K. Frederick, S. Ives, S. </w:t>
+            <w:t xml:space="preserve">, E. Carbone, E. Marzouk, A. Siegel, D. Nguyen, K. </w:t>
           </w:r>
           <w:proofErr w:type="spellStart"/>
           <w:r>
@@ -3203,6 +3635,22 @@
               <w:rFonts w:ascii="Arial" w:eastAsia="Times New Roman" w:hAnsi="Arial" w:cs="Arial"/>
               <w:color w:val="000000"/>
             </w:rPr>
+            <w:t>Polley</w:t>
+          </w:r>
+          <w:proofErr w:type="spellEnd"/>
+          <w:r>
+            <w:rPr>
+              <w:rFonts w:ascii="Arial" w:eastAsia="Times New Roman" w:hAnsi="Arial" w:cs="Arial"/>
+              <w:color w:val="000000"/>
+            </w:rPr>
+            <w:t xml:space="preserve">, J. Hartman, K. Frederick, S. Ives, S. </w:t>
+          </w:r>
+          <w:proofErr w:type="spellStart"/>
+          <w:r>
+            <w:rPr>
+              <w:rFonts w:ascii="Arial" w:eastAsia="Times New Roman" w:hAnsi="Arial" w:cs="Arial"/>
+              <w:color w:val="000000"/>
+            </w:rPr>
             <w:t>Lagalwar</w:t>
           </w:r>
           <w:proofErr w:type="spellEnd"/>
@@ -3211,9 +3659,22 @@
               <w:rFonts w:ascii="Arial" w:eastAsia="Times New Roman" w:hAnsi="Arial" w:cs="Arial"/>
               <w:color w:val="000000"/>
             </w:rPr>
-            <w:t xml:space="preserve">, S. Treating SCA, Treating SCA1 Mice with Water - Soluble Compounds to Non - Specifically Boost Mitochondrial Function Video Link. </w:t>
-          </w:r>
-          <w:proofErr w:type="gramStart"/>
+            <w:t xml:space="preserve">, S. </w:t>
+          </w:r>
+          <w:r>
+            <w:rPr>
+              <w:rFonts w:ascii="Arial" w:eastAsia="Times New Roman" w:hAnsi="Arial" w:cs="Arial"/>
+              <w:color w:val="000000"/>
+            </w:rPr>
+            <w:t>Treating SCA1 mice with water-soluble compounds to non-specifically boost mitochondrial function</w:t>
+          </w:r>
+          <w:r>
+            <w:rPr>
+              <w:rFonts w:ascii="Arial" w:eastAsia="Times New Roman" w:hAnsi="Arial" w:cs="Arial"/>
+              <w:color w:val="000000"/>
+            </w:rPr>
+            <w:t xml:space="preserve">. </w:t>
+          </w:r>
           <w:r>
             <w:rPr>
               <w:rFonts w:ascii="Arial" w:eastAsia="Times New Roman" w:hAnsi="Arial" w:cs="Arial"/>
@@ -3221,37 +3682,7 @@
               <w:iCs/>
               <w:color w:val="000000"/>
             </w:rPr>
-            <w:t>J .</w:t>
-          </w:r>
-          <w:proofErr w:type="gramEnd"/>
-          <w:r>
-            <w:rPr>
-              <w:rFonts w:ascii="Arial" w:eastAsia="Times New Roman" w:hAnsi="Arial" w:cs="Arial"/>
-              <w:i/>
-              <w:iCs/>
-              <w:color w:val="000000"/>
-            </w:rPr>
-            <w:t xml:space="preserve"> </w:t>
-          </w:r>
-          <w:proofErr w:type="gramStart"/>
-          <w:r>
-            <w:rPr>
-              <w:rFonts w:ascii="Arial" w:eastAsia="Times New Roman" w:hAnsi="Arial" w:cs="Arial"/>
-              <w:i/>
-              <w:iCs/>
-              <w:color w:val="000000"/>
-            </w:rPr>
-            <w:t>Vis .</w:t>
-          </w:r>
-          <w:proofErr w:type="gramEnd"/>
-          <w:r>
-            <w:rPr>
-              <w:rFonts w:ascii="Arial" w:eastAsia="Times New Roman" w:hAnsi="Arial" w:cs="Arial"/>
-              <w:i/>
-              <w:iCs/>
-              <w:color w:val="000000"/>
-            </w:rPr>
-            <w:t xml:space="preserve"> Exp</w:t>
+            <w:t>J . Vis . Exp</w:t>
           </w:r>
           <w:r>
             <w:rPr>
@@ -3298,7 +3729,39 @@
               <w:rFonts w:ascii="Arial" w:eastAsia="Times New Roman" w:hAnsi="Arial" w:cs="Arial"/>
               <w:color w:val="000000"/>
             </w:rPr>
-            <w:t xml:space="preserve">. B. C. Mouzon, C. Bachmeier, </w:t>
+            <w:t xml:space="preserve">. B. C. </w:t>
+          </w:r>
+          <w:proofErr w:type="spellStart"/>
+          <w:r>
+            <w:rPr>
+              <w:rFonts w:ascii="Arial" w:eastAsia="Times New Roman" w:hAnsi="Arial" w:cs="Arial"/>
+              <w:color w:val="000000"/>
+            </w:rPr>
+            <w:t>Mouzon</w:t>
+          </w:r>
+          <w:proofErr w:type="spellEnd"/>
+          <w:r>
+            <w:rPr>
+              <w:rFonts w:ascii="Arial" w:eastAsia="Times New Roman" w:hAnsi="Arial" w:cs="Arial"/>
+              <w:color w:val="000000"/>
+            </w:rPr>
+            <w:t xml:space="preserve">, C. </w:t>
+          </w:r>
+          <w:proofErr w:type="spellStart"/>
+          <w:r>
+            <w:rPr>
+              <w:rFonts w:ascii="Arial" w:eastAsia="Times New Roman" w:hAnsi="Arial" w:cs="Arial"/>
+              <w:color w:val="000000"/>
+            </w:rPr>
+            <w:t>Bachmeier</w:t>
+          </w:r>
+          <w:proofErr w:type="spellEnd"/>
+          <w:r>
+            <w:rPr>
+              <w:rFonts w:ascii="Arial" w:eastAsia="Times New Roman" w:hAnsi="Arial" w:cs="Arial"/>
+              <w:color w:val="000000"/>
+            </w:rPr>
+            <w:t xml:space="preserve">, </w:t>
           </w:r>
           <w:r>
             <w:rPr>
@@ -3313,7 +3776,23 @@
               <w:rFonts w:ascii="Arial" w:eastAsia="Times New Roman" w:hAnsi="Arial" w:cs="Arial"/>
               <w:color w:val="000000"/>
             </w:rPr>
-            <w:t xml:space="preserve">, J.-O. Ojo, G. </w:t>
+            <w:t xml:space="preserve">, J.-O. </w:t>
+          </w:r>
+          <w:proofErr w:type="spellStart"/>
+          <w:r>
+            <w:rPr>
+              <w:rFonts w:ascii="Arial" w:eastAsia="Times New Roman" w:hAnsi="Arial" w:cs="Arial"/>
+              <w:color w:val="000000"/>
+            </w:rPr>
+            <w:t>Ojo</w:t>
+          </w:r>
+          <w:proofErr w:type="spellEnd"/>
+          <w:r>
+            <w:rPr>
+              <w:rFonts w:ascii="Arial" w:eastAsia="Times New Roman" w:hAnsi="Arial" w:cs="Arial"/>
+              <w:color w:val="000000"/>
+            </w:rPr>
+            <w:t xml:space="preserve">, G. </w:t>
           </w:r>
           <w:proofErr w:type="spellStart"/>
           <w:r>
@@ -3338,7 +3817,34 @@
               <w:iCs/>
               <w:color w:val="000000"/>
             </w:rPr>
-            <w:t>Ann Neurol</w:t>
+            <w:t>Ann</w:t>
+          </w:r>
+          <w:r>
+            <w:rPr>
+              <w:rFonts w:ascii="Arial" w:eastAsia="Times New Roman" w:hAnsi="Arial" w:cs="Arial"/>
+              <w:i/>
+              <w:iCs/>
+              <w:color w:val="000000"/>
+            </w:rPr>
+            <w:t>.</w:t>
+          </w:r>
+          <w:r>
+            <w:rPr>
+              <w:rFonts w:ascii="Arial" w:eastAsia="Times New Roman" w:hAnsi="Arial" w:cs="Arial"/>
+              <w:i/>
+              <w:iCs/>
+              <w:color w:val="000000"/>
+            </w:rPr>
+            <w:t xml:space="preserve"> Neurol</w:t>
+          </w:r>
+          <w:r>
+            <w:rPr>
+              <w:rFonts w:ascii="Arial" w:eastAsia="Times New Roman" w:hAnsi="Arial" w:cs="Arial"/>
+              <w:i/>
+              <w:iCs/>
+              <w:color w:val="000000"/>
+            </w:rPr>
+            <w:t>.</w:t>
           </w:r>
           <w:r>
             <w:rPr>
@@ -3378,6 +3884,7 @@
               <w:rFonts w:ascii="Arial" w:eastAsia="Times New Roman" w:hAnsi="Arial" w:cs="Arial"/>
               <w:color w:val="000000"/>
             </w:rPr>
+            <w:lastRenderedPageBreak/>
             <w:t>10</w:t>
           </w:r>
           <w:r>
@@ -3401,7 +3908,23 @@
               <w:rFonts w:ascii="Arial" w:eastAsia="Times New Roman" w:hAnsi="Arial" w:cs="Arial"/>
               <w:color w:val="000000"/>
             </w:rPr>
-            <w:t xml:space="preserve">, J. Phillips, R. Pelot, M. A. Mullan, </w:t>
+            <w:t xml:space="preserve">, J. Phillips, R. </w:t>
+          </w:r>
+          <w:proofErr w:type="spellStart"/>
+          <w:r>
+            <w:rPr>
+              <w:rFonts w:ascii="Arial" w:eastAsia="Times New Roman" w:hAnsi="Arial" w:cs="Arial"/>
+              <w:color w:val="000000"/>
+            </w:rPr>
+            <w:t>Pelot</w:t>
+          </w:r>
+          <w:proofErr w:type="spellEnd"/>
+          <w:r>
+            <w:rPr>
+              <w:rFonts w:ascii="Arial" w:eastAsia="Times New Roman" w:hAnsi="Arial" w:cs="Arial"/>
+              <w:color w:val="000000"/>
+            </w:rPr>
+            <w:t xml:space="preserve">, M. A. Mullan, </w:t>
           </w:r>
           <w:r>
             <w:rPr>
@@ -3452,7 +3975,25 @@
               <w:iCs/>
               <w:color w:val="000000"/>
             </w:rPr>
+            <w:t>.</w:t>
+          </w:r>
+          <w:r>
+            <w:rPr>
+              <w:rFonts w:ascii="Arial" w:eastAsia="Times New Roman" w:hAnsi="Arial" w:cs="Arial"/>
+              <w:i/>
+              <w:iCs/>
+              <w:color w:val="000000"/>
+            </w:rPr>
             <w:t xml:space="preserve"> Med</w:t>
+          </w:r>
+          <w:r>
+            <w:rPr>
+              <w:rFonts w:ascii="Arial" w:eastAsia="Times New Roman" w:hAnsi="Arial" w:cs="Arial"/>
+              <w:i/>
+              <w:iCs/>
+              <w:color w:val="000000"/>
+            </w:rPr>
+            <w:t>.</w:t>
           </w:r>
           <w:r>
             <w:rPr>
@@ -3704,7 +4245,23 @@
           <w:rFonts w:ascii="Arial" w:eastAsia="Times New Roman" w:hAnsi="Arial" w:cs="Arial"/>
           <w:color w:val="000000"/>
         </w:rPr>
-        <w:t xml:space="preserve">, M. Postolache, W. Xin, Glial Control of Cortical Neuronal Circuit Maturation and Plasticity. </w:t>
+        <w:t xml:space="preserve">, M. </w:t>
+      </w:r>
+      <w:proofErr w:type="spellStart"/>
+      <w:r>
+        <w:rPr>
+          <w:rFonts w:ascii="Arial" w:eastAsia="Times New Roman" w:hAnsi="Arial" w:cs="Arial"/>
+          <w:color w:val="000000"/>
+        </w:rPr>
+        <w:t>Postolache</w:t>
+      </w:r>
+      <w:proofErr w:type="spellEnd"/>
+      <w:r>
+        <w:rPr>
+          <w:rFonts w:ascii="Arial" w:eastAsia="Times New Roman" w:hAnsi="Arial" w:cs="Arial"/>
+          <w:color w:val="000000"/>
+        </w:rPr>
+        <w:t xml:space="preserve">, W. Xin, Glial Control of Cortical Neuronal Circuit Maturation and Plasticity. </w:t>
       </w:r>
       <w:r>
         <w:rPr>
@@ -3963,7 +4520,7 @@
           <w:i/>
           <w:color w:val="000000"/>
         </w:rPr>
-        <w:t xml:space="preserve">Journal of </w:t>
+        <w:t xml:space="preserve">J </w:t>
       </w:r>
       <w:proofErr w:type="spellStart"/>
       <w:r>
@@ -4053,14 +4610,26 @@
         </w:rPr>
         <w:t xml:space="preserve">, Microglial Self-Recognition STINGs in A-T Neurodegeneration. </w:t>
       </w:r>
+      <w:proofErr w:type="gramStart"/>
       <w:r>
         <w:rPr>
           <w:rFonts w:ascii="Arial" w:eastAsia="Times New Roman" w:hAnsi="Arial" w:cs="Arial"/>
           <w:i/>
           <w:color w:val="000000"/>
         </w:rPr>
-        <w:t>Trends in Neuroscience</w:t>
-      </w:r>
+        <w:t xml:space="preserve">Trends  </w:t>
+      </w:r>
+      <w:proofErr w:type="spellStart"/>
+      <w:r>
+        <w:rPr>
+          <w:rFonts w:ascii="Arial" w:eastAsia="Times New Roman" w:hAnsi="Arial" w:cs="Arial"/>
+          <w:i/>
+          <w:color w:val="000000"/>
+        </w:rPr>
+        <w:t>Neurosci</w:t>
+      </w:r>
+      <w:proofErr w:type="spellEnd"/>
+      <w:proofErr w:type="gramEnd"/>
       <w:r>
         <w:rPr>
           <w:rFonts w:ascii="Arial" w:eastAsia="Times New Roman" w:hAnsi="Arial" w:cs="Arial"/>
@@ -4158,16 +4727,27 @@
     </w:p>
     <w:p>
       <w:pPr>
-        <w:numPr>
-          <w:ilvl w:val="0"/>
-          <w:numId w:val="1"/>
-        </w:numPr>
-        <w:spacing w:after="0"/>
-        <w:contextualSpacing/>
+        <w:tabs>
+          <w:tab w:val="left" w:pos="450"/>
+        </w:tabs>
+        <w:spacing w:after="100" w:line="240" w:lineRule="auto"/>
         <w:rPr>
           <w:rFonts w:ascii="Arial" w:hAnsi="Arial" w:cs="Arial"/>
         </w:rPr>
       </w:pPr>
+      <w:r>
+        <w:rPr>
+          <w:rFonts w:ascii="Arial" w:hAnsi="Arial" w:cs="Arial"/>
+        </w:rPr>
+        <w:t>1.</w:t>
+      </w:r>
+      <w:r>
+        <w:rPr>
+          <w:rFonts w:ascii="Arial" w:hAnsi="Arial" w:cs="Arial"/>
+          <w:b/>
+        </w:rPr>
+        <w:t xml:space="preserve"> </w:t>
+      </w:r>
       <w:proofErr w:type="spellStart"/>
       <w:proofErr w:type="gramStart"/>
       <w:r>
@@ -4209,81 +4789,44 @@
         <w:rPr>
           <w:rFonts w:ascii="Arial" w:hAnsi="Arial" w:cs="Arial"/>
         </w:rPr>
+        <w:t xml:space="preserve"> seminar talk at New York University</w:t>
+      </w:r>
+      <w:r>
+        <w:rPr>
+          <w:rFonts w:ascii="Arial" w:hAnsi="Arial" w:cs="Arial"/>
+        </w:rPr>
         <w:t xml:space="preserve"> </w:t>
       </w:r>
       <w:r>
         <w:rPr>
           <w:rFonts w:ascii="Arial" w:hAnsi="Arial" w:cs="Arial"/>
         </w:rPr>
-        <w:t xml:space="preserve">seminar talk at </w:t>
-      </w:r>
-      <w:r>
+        <w:t>(2026), New York, NY.</w:t>
+      </w:r>
+    </w:p>
+    <w:p>
+      <w:pPr>
+        <w:tabs>
+          <w:tab w:val="left" w:pos="450"/>
+        </w:tabs>
+        <w:spacing w:after="100" w:line="240" w:lineRule="auto"/>
         <w:rPr>
           <w:rFonts w:ascii="Arial" w:hAnsi="Arial" w:cs="Arial"/>
         </w:rPr>
-        <w:t>New York University</w:t>
-      </w:r>
+      </w:pPr>
       <w:r>
         <w:rPr>
           <w:rFonts w:ascii="Arial" w:hAnsi="Arial" w:cs="Arial"/>
         </w:rPr>
+        <w:t>2.</w:t>
+      </w:r>
+      <w:r>
+        <w:rPr>
+          <w:rFonts w:ascii="Arial" w:hAnsi="Arial" w:cs="Arial"/>
+          <w:b/>
+        </w:rPr>
         <w:t xml:space="preserve"> </w:t>
       </w:r>
-      <w:r>
-        <w:rPr>
-          <w:rFonts w:ascii="Arial" w:hAnsi="Arial" w:cs="Arial"/>
-        </w:rPr>
-        <w:t>(202</w:t>
-      </w:r>
-      <w:r>
-        <w:rPr>
-          <w:rFonts w:ascii="Arial" w:hAnsi="Arial" w:cs="Arial"/>
-        </w:rPr>
-        <w:t>6</w:t>
-      </w:r>
-      <w:r>
-        <w:rPr>
-          <w:rFonts w:ascii="Arial" w:hAnsi="Arial" w:cs="Arial"/>
-        </w:rPr>
-        <w:t xml:space="preserve">), </w:t>
-      </w:r>
-      <w:r>
-        <w:rPr>
-          <w:rFonts w:ascii="Arial" w:hAnsi="Arial" w:cs="Arial"/>
-        </w:rPr>
-        <w:t>New York</w:t>
-      </w:r>
-      <w:r>
-        <w:rPr>
-          <w:rFonts w:ascii="Arial" w:hAnsi="Arial" w:cs="Arial"/>
-        </w:rPr>
-        <w:t xml:space="preserve">, </w:t>
-      </w:r>
-      <w:r>
-        <w:rPr>
-          <w:rFonts w:ascii="Arial" w:hAnsi="Arial" w:cs="Arial"/>
-        </w:rPr>
-        <w:t>NY</w:t>
-      </w:r>
-      <w:r>
-        <w:rPr>
-          <w:rFonts w:ascii="Arial" w:hAnsi="Arial" w:cs="Arial"/>
-        </w:rPr>
-        <w:t>.</w:t>
-      </w:r>
-    </w:p>
-    <w:p>
-      <w:pPr>
-        <w:numPr>
-          <w:ilvl w:val="0"/>
-          <w:numId w:val="1"/>
-        </w:numPr>
-        <w:spacing w:after="0"/>
-        <w:contextualSpacing/>
-        <w:rPr>
-          <w:rFonts w:ascii="Arial" w:hAnsi="Arial" w:cs="Arial"/>
-        </w:rPr>
-      </w:pPr>
       <w:proofErr w:type="spellStart"/>
       <w:proofErr w:type="gramStart"/>
       <w:r>
@@ -4340,12 +4883,10 @@
     </w:p>
     <w:p>
       <w:pPr>
-        <w:numPr>
-          <w:ilvl w:val="0"/>
-          <w:numId w:val="1"/>
-        </w:numPr>
-        <w:spacing w:after="0"/>
-        <w:contextualSpacing/>
+        <w:tabs>
+          <w:tab w:val="left" w:pos="450"/>
+        </w:tabs>
+        <w:spacing w:after="100" w:line="240" w:lineRule="auto"/>
         <w:rPr>
           <w:rFonts w:ascii="Arial" w:hAnsi="Arial" w:cs="Arial"/>
         </w:rPr>
@@ -4353,6 +4894,19 @@
       <w:r>
         <w:rPr>
           <w:rFonts w:ascii="Arial" w:hAnsi="Arial" w:cs="Arial"/>
+        </w:rPr>
+        <w:t>3.</w:t>
+      </w:r>
+      <w:r>
+        <w:rPr>
+          <w:rFonts w:ascii="Arial" w:hAnsi="Arial" w:cs="Arial"/>
+          <w:b/>
+        </w:rPr>
+        <w:t xml:space="preserve"> </w:t>
+      </w:r>
+      <w:r>
+        <w:rPr>
+          <w:rFonts w:ascii="Arial" w:hAnsi="Arial" w:cs="Arial"/>
           <w:b/>
         </w:rPr>
         <w:t xml:space="preserve">A. Ferro. </w:t>
@@ -4397,34 +4951,37 @@
         <w:rPr>
           <w:rFonts w:ascii="Arial" w:hAnsi="Arial" w:cs="Arial"/>
         </w:rPr>
-        <w:t xml:space="preserve">Research Institute (2025), </w:t>
-      </w:r>
-      <w:bookmarkStart w:id="1" w:name="_GoBack"/>
-      <w:bookmarkEnd w:id="1"/>
-      <w:r>
+        <w:t xml:space="preserve">Research Institute (2025), Barcelona, Spain. </w:t>
+      </w:r>
+    </w:p>
+    <w:p>
+      <w:pPr>
+        <w:tabs>
+          <w:tab w:val="left" w:pos="450"/>
+        </w:tabs>
+        <w:spacing w:after="100" w:line="240" w:lineRule="auto"/>
         <w:rPr>
           <w:rFonts w:ascii="Arial" w:hAnsi="Arial" w:cs="Arial"/>
         </w:rPr>
-        <w:t xml:space="preserve">Barcelona, Spain. </w:t>
-      </w:r>
-    </w:p>
-    <w:p>
-      <w:pPr>
-        <w:numPr>
-          <w:ilvl w:val="0"/>
-          <w:numId w:val="1"/>
-        </w:numPr>
-        <w:spacing w:after="0"/>
-        <w:contextualSpacing/>
+      </w:pPr>
+      <w:r>
         <w:rPr>
           <w:rFonts w:ascii="Arial" w:hAnsi="Arial" w:cs="Arial"/>
         </w:rPr>
-      </w:pPr>
+        <w:t>4.</w:t>
+      </w:r>
       <w:r>
         <w:rPr>
           <w:rFonts w:ascii="Arial" w:hAnsi="Arial" w:cs="Arial"/>
           <w:b/>
         </w:rPr>
+        <w:t xml:space="preserve"> </w:t>
+      </w:r>
+      <w:r>
+        <w:rPr>
+          <w:rFonts w:ascii="Arial" w:hAnsi="Arial" w:cs="Arial"/>
+          <w:b/>
+        </w:rPr>
         <w:t>A.</w:t>
       </w:r>
       <w:r>
@@ -4480,30 +5037,52 @@
         <w:rPr>
           <w:rFonts w:ascii="Arial" w:hAnsi="Arial" w:cs="Arial"/>
         </w:rPr>
+        <w:t xml:space="preserve"> at</w:t>
+      </w:r>
+      <w:r>
+        <w:rPr>
+          <w:rFonts w:ascii="Arial" w:hAnsi="Arial" w:cs="Arial"/>
+        </w:rPr>
         <w:t xml:space="preserve"> </w:t>
       </w:r>
       <w:r>
         <w:rPr>
           <w:rFonts w:ascii="Arial" w:hAnsi="Arial" w:cs="Arial"/>
         </w:rPr>
-        <w:t xml:space="preserve">Talk at 2024 SFN, Chicago, IL. </w:t>
-      </w:r>
-    </w:p>
-    <w:p>
-      <w:pPr>
-        <w:numPr>
-          <w:ilvl w:val="0"/>
-          <w:numId w:val="1"/>
-        </w:numPr>
-        <w:spacing w:after="0"/>
-        <w:contextualSpacing/>
+        <w:t>SFN</w:t>
+      </w:r>
+      <w:r>
         <w:rPr>
           <w:rFonts w:ascii="Arial" w:hAnsi="Arial" w:cs="Arial"/>
         </w:rPr>
-      </w:pPr>
+        <w:t xml:space="preserve"> (2024),</w:t>
+      </w:r>
       <w:r>
         <w:rPr>
           <w:rFonts w:ascii="Arial" w:hAnsi="Arial" w:cs="Arial"/>
+        </w:rPr>
+        <w:t xml:space="preserve"> Chicago, IL. </w:t>
+      </w:r>
+    </w:p>
+    <w:p>
+      <w:pPr>
+        <w:tabs>
+          <w:tab w:val="left" w:pos="450"/>
+        </w:tabs>
+        <w:spacing w:after="100" w:line="240" w:lineRule="auto"/>
+        <w:rPr>
+          <w:rFonts w:ascii="Arial" w:hAnsi="Arial" w:cs="Arial"/>
+        </w:rPr>
+      </w:pPr>
+      <w:r>
+        <w:rPr>
+          <w:rFonts w:ascii="Arial" w:hAnsi="Arial" w:cs="Arial"/>
+        </w:rPr>
+        <w:t xml:space="preserve">5. </w:t>
+      </w:r>
+      <w:r>
+        <w:rPr>
+          <w:rFonts w:ascii="Arial" w:hAnsi="Arial" w:cs="Arial"/>
           <w:b/>
         </w:rPr>
         <w:t>A.</w:t>
@@ -4546,19 +5125,35 @@
     </w:p>
     <w:p>
       <w:pPr>
-        <w:numPr>
-          <w:ilvl w:val="0"/>
-          <w:numId w:val="1"/>
-        </w:numPr>
-        <w:spacing w:after="0"/>
-        <w:contextualSpacing/>
-      </w:pPr>
-      <w:r>
-        <w:rPr>
-          <w:rFonts w:ascii="Arial" w:eastAsia="Arial" w:hAnsi="Arial" w:cs="Arial"/>
-          <w:b/>
+        <w:tabs>
+          <w:tab w:val="left" w:pos="450"/>
+        </w:tabs>
+        <w:spacing w:after="100" w:line="240" w:lineRule="auto"/>
+        <w:rPr>
+          <w:rFonts w:ascii="Arial" w:eastAsia="Arial" w:hAnsi="Arial" w:cs="Arial"/>
+        </w:rPr>
+      </w:pPr>
+      <w:r>
+        <w:rPr>
+          <w:rFonts w:ascii="Arial" w:eastAsia="Arial" w:hAnsi="Arial" w:cs="Arial"/>
           <w:lang w:val="es-ES"/>
         </w:rPr>
+        <w:t>6.</w:t>
+      </w:r>
+      <w:r>
+        <w:rPr>
+          <w:rFonts w:ascii="Arial" w:eastAsia="Arial" w:hAnsi="Arial" w:cs="Arial"/>
+          <w:b/>
+          <w:lang w:val="es-ES"/>
+        </w:rPr>
+        <w:t xml:space="preserve"> </w:t>
+      </w:r>
+      <w:r>
+        <w:rPr>
+          <w:rFonts w:ascii="Arial" w:eastAsia="Arial" w:hAnsi="Arial" w:cs="Arial"/>
+          <w:b/>
+          <w:lang w:val="es-ES"/>
+        </w:rPr>
         <w:t>A. Ferro</w:t>
       </w:r>
       <w:r>
@@ -4589,19 +5184,32 @@
     </w:p>
     <w:p>
       <w:pPr>
-        <w:numPr>
-          <w:ilvl w:val="0"/>
-          <w:numId w:val="1"/>
-        </w:numPr>
-        <w:spacing w:after="0"/>
-        <w:contextualSpacing/>
-      </w:pPr>
-      <w:r>
-        <w:rPr>
-          <w:rFonts w:ascii="Arial" w:eastAsia="Arial" w:hAnsi="Arial" w:cs="Arial"/>
-          <w:b/>
+        <w:tabs>
+          <w:tab w:val="left" w:pos="450"/>
+        </w:tabs>
+        <w:spacing w:after="100" w:line="240" w:lineRule="auto"/>
+      </w:pPr>
+      <w:r>
+        <w:rPr>
+          <w:rFonts w:ascii="Arial" w:eastAsia="Arial" w:hAnsi="Arial" w:cs="Arial"/>
           <w:lang w:val="es-ES"/>
         </w:rPr>
+        <w:t>7.</w:t>
+      </w:r>
+      <w:r>
+        <w:rPr>
+          <w:rFonts w:ascii="Arial" w:eastAsia="Arial" w:hAnsi="Arial" w:cs="Arial"/>
+          <w:b/>
+          <w:lang w:val="es-ES"/>
+        </w:rPr>
+        <w:t xml:space="preserve"> </w:t>
+      </w:r>
+      <w:r>
+        <w:rPr>
+          <w:rFonts w:ascii="Arial" w:eastAsia="Arial" w:hAnsi="Arial" w:cs="Arial"/>
+          <w:b/>
+          <w:lang w:val="es-ES"/>
+        </w:rPr>
         <w:t>A. Ferro</w:t>
       </w:r>
       <w:r>
@@ -4615,21 +5223,7 @@
         <w:rPr>
           <w:rFonts w:ascii="Arial" w:eastAsia="Arial" w:hAnsi="Arial" w:cs="Arial"/>
         </w:rPr>
-        <w:t xml:space="preserve">Bimodal function of Bergmann glia in SCA1 disease progression. Talk at the 2017 International Astrocyte School, </w:t>
-      </w:r>
-      <w:proofErr w:type="spellStart"/>
-      <w:r>
-        <w:rPr>
-          <w:rFonts w:ascii="Arial" w:eastAsia="Arial" w:hAnsi="Arial" w:cs="Arial"/>
-        </w:rPr>
-        <w:t>Bertinoro</w:t>
-      </w:r>
-      <w:proofErr w:type="spellEnd"/>
-      <w:r>
-        <w:rPr>
-          <w:rFonts w:ascii="Arial" w:eastAsia="Arial" w:hAnsi="Arial" w:cs="Arial"/>
-        </w:rPr>
-        <w:t xml:space="preserve"> (Italy). </w:t>
+        <w:t xml:space="preserve">Bimodal function of Bergmann glia in SCA1 disease progression. Talk at the 2017 International Astrocyte School, Bertinoro (Italy). </w:t>
       </w:r>
       <w:bookmarkEnd w:id="0"/>
       <w:r>
@@ -4756,10 +5350,19 @@
           <w:sz w:val="24"/>
           <w:szCs w:val="24"/>
         </w:rPr>
-        <w:t xml:space="preserve">Acta </w:t>
-      </w:r>
-      <w:proofErr w:type="spellStart"/>
-      <w:r>
+        <w:t>Acta Neuropathologica Communications</w:t>
+      </w:r>
+    </w:p>
+    <w:p>
+      <w:pPr>
+        <w:pBdr>
+          <w:top w:val="nil"/>
+          <w:left w:val="nil"/>
+          <w:bottom w:val="nil"/>
+          <w:right w:val="nil"/>
+          <w:between w:val="nil"/>
+        </w:pBdr>
+        <w:spacing w:after="0"/>
         <w:rPr>
           <w:rFonts w:ascii="Arial" w:eastAsia="Arial" w:hAnsi="Arial" w:cs="Arial"/>
           <w:bCs/>
@@ -4768,9 +5371,7 @@
           <w:sz w:val="24"/>
           <w:szCs w:val="24"/>
         </w:rPr>
-        <w:t>Neuropathologica</w:t>
-      </w:r>
-      <w:proofErr w:type="spellEnd"/>
+      </w:pPr>
       <w:r>
         <w:rPr>
           <w:rFonts w:ascii="Arial" w:eastAsia="Arial" w:hAnsi="Arial" w:cs="Arial"/>
@@ -4780,7 +5381,7 @@
           <w:sz w:val="24"/>
           <w:szCs w:val="24"/>
         </w:rPr>
-        <w:t xml:space="preserve"> Communications</w:t>
+        <w:t>-Cell Reports</w:t>
       </w:r>
     </w:p>
     <w:p>
@@ -4814,7 +5415,7 @@
           <w:i/>
         </w:rPr>
       </w:pPr>
-      <w:bookmarkStart w:id="2" w:name="_Hlk205890547"/>
+      <w:bookmarkStart w:id="1" w:name="_Hlk205890547"/>
       <w:r>
         <w:rPr>
           <w:rFonts w:ascii="Arial" w:eastAsia="Arial" w:hAnsi="Arial" w:cs="Arial"/>
@@ -4846,7 +5447,6 @@
           <w:b/>
           <w:i/>
         </w:rPr>
-        <w:lastRenderedPageBreak/>
         <w:t>Student Mentor (</w:t>
       </w:r>
       <w:r>
@@ -4993,7 +5593,7 @@
           <w:bCs/>
           <w:iCs/>
         </w:rPr>
-        <w:t xml:space="preserve">Advised and mentored </w:t>
+        <w:t>Advised and mentored</w:t>
       </w:r>
       <w:r>
         <w:rPr>
@@ -5001,7 +5601,7 @@
           <w:bCs/>
           <w:iCs/>
         </w:rPr>
-        <w:t>high school,</w:t>
+        <w:t xml:space="preserve"> 12 mentees including </w:t>
       </w:r>
       <w:r>
         <w:rPr>
@@ -5009,7 +5609,7 @@
           <w:bCs/>
           <w:iCs/>
         </w:rPr>
-        <w:t xml:space="preserve"> undergraduate</w:t>
+        <w:t>high school,</w:t>
       </w:r>
       <w:r>
         <w:rPr>
@@ -5017,7 +5617,7 @@
           <w:bCs/>
           <w:iCs/>
         </w:rPr>
-        <w:t>,</w:t>
+        <w:t xml:space="preserve"> undergraduate</w:t>
       </w:r>
       <w:r>
         <w:rPr>
@@ -5025,85 +5625,100 @@
           <w:bCs/>
           <w:iCs/>
         </w:rPr>
-        <w:t xml:space="preserve"> and graduate students in various lab techniques, experimental design, coding, as well as grantsmanship. </w:t>
-      </w:r>
-    </w:p>
-    <w:p>
-      <w:pPr>
-        <w:pBdr>
-          <w:top w:val="nil"/>
-          <w:left w:val="nil"/>
-          <w:bottom w:val="nil"/>
-          <w:right w:val="nil"/>
-          <w:between w:val="nil"/>
-        </w:pBdr>
-        <w:spacing w:after="0"/>
+        <w:t>,</w:t>
+      </w:r>
+      <w:r>
         <w:rPr>
           <w:rFonts w:ascii="Arial" w:eastAsia="Arial" w:hAnsi="Arial" w:cs="Arial"/>
           <w:bCs/>
           <w:iCs/>
         </w:rPr>
-      </w:pPr>
-    </w:p>
-    <w:bookmarkEnd w:id="2"/>
-    <w:p>
-      <w:pPr>
-        <w:pBdr>
-          <w:top w:val="nil"/>
-          <w:left w:val="nil"/>
-          <w:bottom w:val="nil"/>
-          <w:right w:val="nil"/>
-          <w:between w:val="nil"/>
-        </w:pBdr>
-        <w:spacing w:after="0"/>
-        <w:ind w:left="720"/>
+        <w:t xml:space="preserve"> graduate students</w:t>
+      </w:r>
+      <w:r>
         <w:rPr>
           <w:rFonts w:ascii="Arial" w:eastAsia="Arial" w:hAnsi="Arial" w:cs="Arial"/>
           <w:bCs/>
           <w:iCs/>
         </w:rPr>
-      </w:pPr>
+        <w:t>, and postdocs</w:t>
+      </w:r>
       <w:r>
         <w:rPr>
           <w:rFonts w:ascii="Arial" w:eastAsia="Arial" w:hAnsi="Arial" w:cs="Arial"/>
           <w:bCs/>
           <w:iCs/>
         </w:rPr>
-        <w:t xml:space="preserve">Uma Vrudhula- Cheadle Lab </w:t>
-      </w:r>
-      <w:r>
+        <w:t xml:space="preserve"> in various lab techniques, experimental design, coding, as well as grantsmanship. </w:t>
+      </w:r>
+      <w:bookmarkEnd w:id="1"/>
+    </w:p>
+    <w:p>
+      <w:pPr>
+        <w:pBdr>
+          <w:top w:val="nil"/>
+          <w:left w:val="nil"/>
+          <w:bottom w:val="nil"/>
+          <w:right w:val="nil"/>
+          <w:between w:val="nil"/>
+        </w:pBdr>
+        <w:spacing w:after="0"/>
         <w:rPr>
           <w:rFonts w:ascii="Arial" w:eastAsia="Arial" w:hAnsi="Arial" w:cs="Arial"/>
           <w:bCs/>
           <w:iCs/>
         </w:rPr>
-        <w:t xml:space="preserve">technician </w:t>
-      </w:r>
-    </w:p>
-    <w:p>
-      <w:pPr>
-        <w:pBdr>
-          <w:top w:val="nil"/>
-          <w:left w:val="nil"/>
-          <w:bottom w:val="nil"/>
-          <w:right w:val="nil"/>
-          <w:between w:val="nil"/>
-        </w:pBdr>
-        <w:spacing w:after="0"/>
-        <w:ind w:left="720"/>
+      </w:pPr>
+      <w:r>
         <w:rPr>
           <w:rFonts w:ascii="Arial" w:eastAsia="Arial" w:hAnsi="Arial" w:cs="Arial"/>
           <w:bCs/>
           <w:iCs/>
         </w:rPr>
-      </w:pPr>
-      <w:r>
+        <w:tab/>
+      </w:r>
+    </w:p>
+    <w:p>
+      <w:pPr>
+        <w:pBdr>
+          <w:top w:val="nil"/>
+          <w:left w:val="nil"/>
+          <w:bottom w:val="nil"/>
+          <w:right w:val="nil"/>
+          <w:between w:val="nil"/>
+        </w:pBdr>
+        <w:spacing w:after="0"/>
         <w:rPr>
           <w:rFonts w:ascii="Arial" w:eastAsia="Arial" w:hAnsi="Arial" w:cs="Arial"/>
           <w:bCs/>
           <w:iCs/>
         </w:rPr>
-        <w:t>Yohan Auguste- Cheadle Lab</w:t>
+      </w:pPr>
+      <w:bookmarkStart w:id="2" w:name="_Hlk205890553"/>
+      <w:r>
+        <w:rPr>
+          <w:rFonts w:ascii="Arial" w:eastAsia="Arial" w:hAnsi="Arial" w:cs="Arial"/>
+          <w:b/>
+          <w:i/>
+        </w:rPr>
+        <w:lastRenderedPageBreak/>
+        <w:t>Student Mentor (2015-</w:t>
+      </w:r>
+      <w:r>
+        <w:rPr>
+          <w:rFonts w:ascii="Arial" w:eastAsia="Arial" w:hAnsi="Arial" w:cs="Arial"/>
+          <w:b/>
+          <w:i/>
+        </w:rPr>
+        <w:t>2020</w:t>
+      </w:r>
+      <w:r>
+        <w:rPr>
+          <w:rFonts w:ascii="Arial" w:eastAsia="Arial" w:hAnsi="Arial" w:cs="Arial"/>
+          <w:b/>
+          <w:i/>
+        </w:rPr>
+        <w:t xml:space="preserve">). </w:t>
       </w:r>
       <w:r>
         <w:rPr>
@@ -5111,51 +5726,57 @@
           <w:bCs/>
           <w:iCs/>
         </w:rPr>
-        <w:t xml:space="preserve"> technician</w:t>
-      </w:r>
-      <w:r>
+        <w:t xml:space="preserve">Laboratories of Drs. Cvetanovic and Araque. University of Minnesota, Minneapolis, MN. </w:t>
+      </w:r>
+    </w:p>
+    <w:p>
+      <w:pPr>
+        <w:pBdr>
+          <w:top w:val="nil"/>
+          <w:left w:val="nil"/>
+          <w:bottom w:val="nil"/>
+          <w:right w:val="nil"/>
+          <w:between w:val="nil"/>
+        </w:pBdr>
+        <w:spacing w:after="0"/>
         <w:rPr>
           <w:rFonts w:ascii="Arial" w:eastAsia="Arial" w:hAnsi="Arial" w:cs="Arial"/>
           <w:bCs/>
           <w:iCs/>
         </w:rPr>
-        <w:br/>
-        <w:t>Anne-Sarah Nichitiu- Partners for the Future scholar, 2021</w:t>
-      </w:r>
-      <w:r>
+      </w:pPr>
+    </w:p>
+    <w:p>
+      <w:pPr>
+        <w:pBdr>
+          <w:top w:val="nil"/>
+          <w:left w:val="nil"/>
+          <w:bottom w:val="nil"/>
+          <w:right w:val="nil"/>
+          <w:between w:val="nil"/>
+        </w:pBdr>
+        <w:spacing w:after="0"/>
         <w:rPr>
           <w:rFonts w:ascii="Arial" w:eastAsia="Arial" w:hAnsi="Arial" w:cs="Arial"/>
           <w:bCs/>
           <w:iCs/>
         </w:rPr>
-        <w:br/>
-        <w:t>Jessica Kahng- CSHL School of Biological Sciences PhD candidate, Entering class of 2020</w:t>
-      </w:r>
-    </w:p>
-    <w:p>
-      <w:pPr>
-        <w:pBdr>
-          <w:top w:val="nil"/>
-          <w:left w:val="nil"/>
-          <w:bottom w:val="nil"/>
-          <w:right w:val="nil"/>
-          <w:between w:val="nil"/>
-        </w:pBdr>
-        <w:spacing w:after="0"/>
-        <w:ind w:left="720"/>
+      </w:pPr>
+      <w:r>
         <w:rPr>
           <w:rFonts w:ascii="Arial" w:eastAsia="Arial" w:hAnsi="Arial" w:cs="Arial"/>
           <w:bCs/>
           <w:iCs/>
         </w:rPr>
-      </w:pPr>
+        <w:t xml:space="preserve">Advised and mentored </w:t>
+      </w:r>
       <w:r>
         <w:rPr>
           <w:rFonts w:ascii="Arial" w:eastAsia="Arial" w:hAnsi="Arial" w:cs="Arial"/>
           <w:bCs/>
           <w:iCs/>
         </w:rPr>
-        <w:t>Samantha Tang</w:t>
+        <w:t>7 mentees ranging from</w:t>
       </w:r>
       <w:r>
         <w:rPr>
@@ -5163,7 +5784,7 @@
           <w:bCs/>
           <w:iCs/>
         </w:rPr>
-        <w:t xml:space="preserve">- </w:t>
+        <w:t xml:space="preserve"> undergraduate </w:t>
       </w:r>
       <w:r>
         <w:rPr>
@@ -5171,33 +5792,188 @@
           <w:bCs/>
           <w:iCs/>
         </w:rPr>
-        <w:t>Stony Brook University, Department of Neurobiology and Behavior PhD candidate, Entering class of 2021</w:t>
-      </w:r>
-    </w:p>
-    <w:p>
-      <w:pPr>
-        <w:pBdr>
-          <w:top w:val="nil"/>
-          <w:left w:val="nil"/>
-          <w:bottom w:val="nil"/>
-          <w:right w:val="nil"/>
-          <w:between w:val="nil"/>
-        </w:pBdr>
-        <w:spacing w:after="0"/>
-        <w:ind w:left="720"/>
+        <w:t>to</w:t>
+      </w:r>
+      <w:r>
         <w:rPr>
           <w:rFonts w:ascii="Arial" w:eastAsia="Arial" w:hAnsi="Arial" w:cs="Arial"/>
           <w:bCs/>
           <w:iCs/>
         </w:rPr>
-      </w:pPr>
-      <w:r>
+        <w:t xml:space="preserve"> graduate students in various lab techniques, experimental design, coding, as well as grantsmanship</w:t>
+      </w:r>
+    </w:p>
+    <w:p>
+      <w:pPr>
+        <w:pBdr>
+          <w:top w:val="nil"/>
+          <w:left w:val="nil"/>
+          <w:bottom w:val="nil"/>
+          <w:right w:val="nil"/>
+          <w:between w:val="nil"/>
+        </w:pBdr>
+        <w:spacing w:after="0"/>
+        <w:rPr>
+          <w:rFonts w:ascii="Arial" w:eastAsia="Arial" w:hAnsi="Arial" w:cs="Arial"/>
+          <w:b/>
+          <w:i/>
+        </w:rPr>
+      </w:pPr>
+    </w:p>
+    <w:p>
+      <w:pPr>
+        <w:pBdr>
+          <w:top w:val="nil"/>
+          <w:left w:val="nil"/>
+          <w:bottom w:val="nil"/>
+          <w:right w:val="nil"/>
+          <w:between w:val="nil"/>
+        </w:pBdr>
+        <w:spacing w:after="0"/>
+        <w:rPr>
+          <w:rFonts w:ascii="Arial" w:eastAsia="Arial" w:hAnsi="Arial" w:cs="Arial"/>
+        </w:rPr>
+      </w:pPr>
+      <w:r>
+        <w:rPr>
+          <w:rFonts w:ascii="Arial" w:eastAsia="Arial" w:hAnsi="Arial" w:cs="Arial"/>
+          <w:b/>
+          <w:i/>
+        </w:rPr>
+        <w:t>Student Mentor (2013-2015).</w:t>
+      </w:r>
+      <w:r>
+        <w:rPr>
+          <w:rFonts w:ascii="Arial" w:eastAsia="Arial" w:hAnsi="Arial" w:cs="Arial"/>
+        </w:rPr>
+        <w:t xml:space="preserve"> Laboratory of Dr. Sarita Lagalwar. Skidmore College, Saratoga Springs, NY. </w:t>
+      </w:r>
+    </w:p>
+    <w:p>
+      <w:pPr>
+        <w:pBdr>
+          <w:top w:val="nil"/>
+          <w:left w:val="nil"/>
+          <w:bottom w:val="nil"/>
+          <w:right w:val="nil"/>
+          <w:between w:val="nil"/>
+        </w:pBdr>
+        <w:spacing w:after="0"/>
+        <w:rPr>
+          <w:rFonts w:ascii="Arial" w:eastAsia="Arial" w:hAnsi="Arial" w:cs="Arial"/>
+        </w:rPr>
+      </w:pPr>
+    </w:p>
+    <w:p>
+      <w:pPr>
+        <w:pBdr>
+          <w:top w:val="nil"/>
+          <w:left w:val="nil"/>
+          <w:bottom w:val="nil"/>
+          <w:right w:val="nil"/>
+          <w:between w:val="nil"/>
+        </w:pBdr>
+        <w:spacing w:after="0"/>
+        <w:rPr>
+          <w:rFonts w:ascii="Arial" w:eastAsia="Arial" w:hAnsi="Arial" w:cs="Arial"/>
+        </w:rPr>
+      </w:pPr>
+      <w:r>
+        <w:rPr>
+          <w:rFonts w:ascii="Arial" w:eastAsia="Arial" w:hAnsi="Arial" w:cs="Arial"/>
+        </w:rPr>
+        <w:t>Advised and mentored college students in various lab techniques as well as experimental design. As a mentor</w:t>
+      </w:r>
+      <w:r>
+        <w:rPr>
+          <w:rFonts w:ascii="Arial" w:eastAsia="Arial" w:hAnsi="Arial" w:cs="Arial"/>
+        </w:rPr>
+        <w:t>,</w:t>
+      </w:r>
+      <w:r>
+        <w:rPr>
+          <w:rFonts w:ascii="Arial" w:eastAsia="Arial" w:hAnsi="Arial" w:cs="Arial"/>
+        </w:rPr>
+        <w:t xml:space="preserve"> I taught techniques such as western blotting, confocal microscopy, cell culture, transmission electron microscopy, pathology, and pharmacology to various people in the lab. Advised a high school student, Annie Getz, in designing a cell culture study to test over the counter herbicides on neuroblastoma cell development</w:t>
+      </w:r>
+      <w:r>
+        <w:rPr>
+          <w:rFonts w:ascii="Arial" w:eastAsia="Arial" w:hAnsi="Arial" w:cs="Arial"/>
+        </w:rPr>
+        <w:t xml:space="preserve">. </w:t>
+      </w:r>
+      <w:r>
+        <w:rPr>
+          <w:rFonts w:ascii="Arial" w:eastAsia="Arial" w:hAnsi="Arial" w:cs="Arial"/>
+        </w:rPr>
+        <w:t xml:space="preserve">Annie earned the Eleanor Miller Reed Science Research Award at the RPI Greater Capital Region Science Fair and submitted her work to the Science Intel-ISEF science competition. </w:t>
+      </w:r>
+    </w:p>
+    <w:p>
+      <w:pPr>
+        <w:pBdr>
+          <w:top w:val="nil"/>
+          <w:left w:val="nil"/>
+          <w:bottom w:val="nil"/>
+          <w:right w:val="nil"/>
+          <w:between w:val="nil"/>
+        </w:pBdr>
+        <w:spacing w:after="0"/>
+        <w:rPr>
+          <w:rFonts w:ascii="Arial" w:eastAsia="Arial" w:hAnsi="Arial" w:cs="Arial"/>
+          <w:b/>
+          <w:i/>
+        </w:rPr>
+      </w:pPr>
+    </w:p>
+    <w:p>
+      <w:pPr>
+        <w:pBdr>
+          <w:top w:val="nil"/>
+          <w:left w:val="nil"/>
+          <w:bottom w:val="nil"/>
+          <w:right w:val="nil"/>
+          <w:between w:val="nil"/>
+        </w:pBdr>
+        <w:spacing w:after="0"/>
+        <w:rPr>
+          <w:rFonts w:ascii="Arial" w:eastAsia="Arial" w:hAnsi="Arial" w:cs="Arial"/>
+          <w:b/>
+          <w:i/>
+        </w:rPr>
+      </w:pPr>
+      <w:r>
+        <w:rPr>
+          <w:rFonts w:ascii="Arial" w:eastAsia="Arial" w:hAnsi="Arial" w:cs="Arial"/>
+          <w:b/>
+          <w:i/>
+        </w:rPr>
+        <w:t>Teaching Service:</w:t>
+      </w:r>
+    </w:p>
+    <w:p>
+      <w:pPr>
+        <w:pBdr>
+          <w:top w:val="nil"/>
+          <w:left w:val="nil"/>
+          <w:bottom w:val="nil"/>
+          <w:right w:val="nil"/>
+          <w:between w:val="nil"/>
+        </w:pBdr>
+        <w:spacing w:after="0"/>
         <w:rPr>
           <w:rFonts w:ascii="Arial" w:eastAsia="Arial" w:hAnsi="Arial" w:cs="Arial"/>
           <w:bCs/>
           <w:iCs/>
         </w:rPr>
-        <w:t>Anosha Arshad</w:t>
+      </w:pPr>
+      <w:r>
+        <w:rPr>
+          <w:rFonts w:ascii="Arial" w:eastAsia="Arial" w:hAnsi="Arial" w:cs="Arial"/>
+          <w:b/>
+          <w:i/>
+        </w:rPr>
+        <w:t>Guest Lecture (2019).</w:t>
       </w:r>
       <w:r>
         <w:rPr>
@@ -5205,151 +5981,102 @@
           <w:bCs/>
           <w:iCs/>
         </w:rPr>
-        <w:t xml:space="preserve">- </w:t>
-      </w:r>
-      <w:r>
+        <w:t xml:space="preserve"> Neuroscience concentration capstone course (NEUR395). Carleton College, Northfield, MN.</w:t>
+      </w:r>
+      <w:bookmarkEnd w:id="2"/>
+    </w:p>
+    <w:p>
+      <w:pPr>
+        <w:pBdr>
+          <w:top w:val="nil"/>
+          <w:left w:val="nil"/>
+          <w:bottom w:val="nil"/>
+          <w:right w:val="nil"/>
+          <w:between w:val="nil"/>
+        </w:pBdr>
+        <w:spacing w:after="0"/>
         <w:rPr>
           <w:rFonts w:ascii="Arial" w:eastAsia="Arial" w:hAnsi="Arial" w:cs="Arial"/>
           <w:bCs/>
           <w:iCs/>
         </w:rPr>
-        <w:t>Stony Brook University, Department of Neurobiology and Behavior Masters Student, Graduated 2024</w:t>
-      </w:r>
-    </w:p>
-    <w:p>
-      <w:pPr>
-        <w:pBdr>
-          <w:top w:val="nil"/>
-          <w:left w:val="nil"/>
-          <w:bottom w:val="nil"/>
-          <w:right w:val="nil"/>
-          <w:between w:val="nil"/>
-        </w:pBdr>
-        <w:spacing w:after="0"/>
-        <w:rPr>
-          <w:rFonts w:ascii="Arial" w:eastAsia="Arial" w:hAnsi="Arial" w:cs="Arial"/>
-          <w:bCs/>
-          <w:iCs/>
-        </w:rPr>
-      </w:pPr>
-      <w:r>
-        <w:rPr>
-          <w:rFonts w:ascii="Arial" w:eastAsia="Arial" w:hAnsi="Arial" w:cs="Arial"/>
-          <w:bCs/>
-          <w:iCs/>
-        </w:rPr>
-        <w:tab/>
-        <w:t>Aisha Ademola- Cheadle Lab</w:t>
-      </w:r>
-      <w:r>
-        <w:rPr>
-          <w:rFonts w:ascii="Arial" w:eastAsia="Arial" w:hAnsi="Arial" w:cs="Arial"/>
-          <w:bCs/>
-          <w:iCs/>
-        </w:rPr>
-        <w:t xml:space="preserve"> technician</w:t>
-      </w:r>
-    </w:p>
-    <w:p>
-      <w:pPr>
-        <w:pBdr>
-          <w:top w:val="nil"/>
-          <w:left w:val="nil"/>
-          <w:bottom w:val="nil"/>
-          <w:right w:val="nil"/>
-          <w:between w:val="nil"/>
-        </w:pBdr>
-        <w:spacing w:after="0"/>
-        <w:ind w:left="720"/>
-        <w:rPr>
-          <w:rFonts w:ascii="Arial" w:eastAsia="Arial" w:hAnsi="Arial" w:cs="Arial"/>
-          <w:bCs/>
-          <w:iCs/>
-        </w:rPr>
-      </w:pPr>
-      <w:r>
-        <w:rPr>
-          <w:rFonts w:ascii="Arial" w:eastAsia="Arial" w:hAnsi="Arial" w:cs="Arial"/>
-          <w:bCs/>
-          <w:iCs/>
-        </w:rPr>
-        <w:t>Patrick Werhle- Stony Brook University, Department of Neurobiology and Behavior PhD student, Entering class of 2023</w:t>
-      </w:r>
-    </w:p>
-    <w:p>
-      <w:pPr>
-        <w:pBdr>
-          <w:top w:val="nil"/>
-          <w:left w:val="nil"/>
-          <w:bottom w:val="nil"/>
-          <w:right w:val="nil"/>
-          <w:between w:val="nil"/>
-        </w:pBdr>
-        <w:spacing w:after="0"/>
-        <w:rPr>
-          <w:rFonts w:ascii="Arial" w:eastAsia="Arial" w:hAnsi="Arial" w:cs="Arial"/>
-          <w:bCs/>
-          <w:iCs/>
-        </w:rPr>
-      </w:pPr>
-    </w:p>
-    <w:p>
-      <w:pPr>
-        <w:pBdr>
-          <w:top w:val="nil"/>
-          <w:left w:val="nil"/>
-          <w:bottom w:val="nil"/>
-          <w:right w:val="nil"/>
-          <w:between w:val="nil"/>
-        </w:pBdr>
-        <w:spacing w:after="0"/>
-        <w:rPr>
-          <w:rFonts w:ascii="Arial" w:eastAsia="Arial" w:hAnsi="Arial" w:cs="Arial"/>
-          <w:bCs/>
-          <w:iCs/>
-        </w:rPr>
-      </w:pPr>
-      <w:r>
-        <w:rPr>
-          <w:rFonts w:ascii="Arial" w:eastAsia="Arial" w:hAnsi="Arial" w:cs="Arial"/>
-          <w:bCs/>
-          <w:iCs/>
-        </w:rPr>
-        <w:tab/>
-      </w:r>
-    </w:p>
-    <w:p>
-      <w:pPr>
-        <w:pBdr>
-          <w:top w:val="nil"/>
-          <w:left w:val="nil"/>
-          <w:bottom w:val="nil"/>
-          <w:right w:val="nil"/>
-          <w:between w:val="nil"/>
-        </w:pBdr>
-        <w:spacing w:after="0"/>
-        <w:rPr>
-          <w:rFonts w:ascii="Arial" w:eastAsia="Arial" w:hAnsi="Arial" w:cs="Arial"/>
-          <w:bCs/>
-          <w:iCs/>
-        </w:rPr>
-      </w:pPr>
-      <w:bookmarkStart w:id="3" w:name="_Hlk205890553"/>
+      </w:pPr>
+    </w:p>
+    <w:p>
+      <w:pPr>
+        <w:pBdr>
+          <w:top w:val="nil"/>
+          <w:left w:val="nil"/>
+          <w:bottom w:val="nil"/>
+          <w:right w:val="nil"/>
+          <w:between w:val="nil"/>
+        </w:pBdr>
+        <w:spacing w:after="0"/>
+        <w:rPr>
+          <w:rFonts w:ascii="Arial" w:eastAsia="Arial" w:hAnsi="Arial" w:cs="Arial"/>
+        </w:rPr>
+      </w:pPr>
+      <w:bookmarkStart w:id="3" w:name="_Hlk205890560"/>
       <w:r>
         <w:rPr>
           <w:rFonts w:ascii="Arial" w:eastAsia="Arial" w:hAnsi="Arial" w:cs="Arial"/>
           <w:b/>
           <w:i/>
         </w:rPr>
-        <w:t>Student Mentor (2015-</w:t>
-      </w:r>
+        <w:t>Glia Journal Club President (2019).</w:t>
+      </w:r>
+      <w:r>
+        <w:rPr>
+          <w:rFonts w:ascii="Arial" w:eastAsia="Arial" w:hAnsi="Arial" w:cs="Arial"/>
+        </w:rPr>
+        <w:t xml:space="preserve"> I direct</w:t>
+      </w:r>
+      <w:r>
+        <w:rPr>
+          <w:rFonts w:ascii="Arial" w:eastAsia="Arial" w:hAnsi="Arial" w:cs="Arial"/>
+        </w:rPr>
+        <w:t>ed</w:t>
+      </w:r>
+      <w:r>
+        <w:rPr>
+          <w:rFonts w:ascii="Arial" w:eastAsia="Arial" w:hAnsi="Arial" w:cs="Arial"/>
+        </w:rPr>
+        <w:t xml:space="preserve"> a biweekly journal club dedicated to the function of Glia in healthy and pathological states. University of Minnesota, Minneapolis, MN.</w:t>
+      </w:r>
+    </w:p>
+    <w:p>
+      <w:pPr>
+        <w:pBdr>
+          <w:top w:val="nil"/>
+          <w:left w:val="nil"/>
+          <w:bottom w:val="nil"/>
+          <w:right w:val="nil"/>
+          <w:between w:val="nil"/>
+        </w:pBdr>
+        <w:spacing w:after="0"/>
+        <w:rPr>
+          <w:rFonts w:ascii="Arial" w:eastAsia="Arial" w:hAnsi="Arial" w:cs="Arial"/>
+        </w:rPr>
+      </w:pPr>
+    </w:p>
+    <w:p>
+      <w:pPr>
+        <w:pBdr>
+          <w:top w:val="nil"/>
+          <w:left w:val="nil"/>
+          <w:bottom w:val="nil"/>
+          <w:right w:val="nil"/>
+          <w:between w:val="nil"/>
+        </w:pBdr>
+        <w:spacing w:after="0"/>
+      </w:pPr>
       <w:r>
         <w:rPr>
           <w:rFonts w:ascii="Arial" w:eastAsia="Arial" w:hAnsi="Arial" w:cs="Arial"/>
           <w:b/>
           <w:i/>
         </w:rPr>
-        <w:t>2020</w:t>
+        <w:t>Guest Lecturer</w:t>
       </w:r>
       <w:r>
         <w:rPr>
@@ -5357,460 +6084,101 @@
           <w:b/>
           <w:i/>
         </w:rPr>
-        <w:t xml:space="preserve">). </w:t>
-      </w:r>
-      <w:r>
-        <w:rPr>
-          <w:rFonts w:ascii="Arial" w:eastAsia="Arial" w:hAnsi="Arial" w:cs="Arial"/>
-          <w:bCs/>
-          <w:iCs/>
-        </w:rPr>
-        <w:t xml:space="preserve">Laboratories of Drs. </w:t>
-      </w:r>
-      <w:proofErr w:type="spellStart"/>
-      <w:r>
-        <w:rPr>
-          <w:rFonts w:ascii="Arial" w:eastAsia="Arial" w:hAnsi="Arial" w:cs="Arial"/>
-          <w:bCs/>
-          <w:iCs/>
-        </w:rPr>
-        <w:t>Cvetanovic</w:t>
-      </w:r>
-      <w:proofErr w:type="spellEnd"/>
-      <w:r>
-        <w:rPr>
-          <w:rFonts w:ascii="Arial" w:eastAsia="Arial" w:hAnsi="Arial" w:cs="Arial"/>
-          <w:bCs/>
-          <w:iCs/>
-        </w:rPr>
-        <w:t xml:space="preserve"> and </w:t>
-      </w:r>
-      <w:proofErr w:type="spellStart"/>
-      <w:r>
-        <w:rPr>
-          <w:rFonts w:ascii="Arial" w:eastAsia="Arial" w:hAnsi="Arial" w:cs="Arial"/>
-          <w:bCs/>
-          <w:iCs/>
-        </w:rPr>
-        <w:t>Araque</w:t>
-      </w:r>
-      <w:proofErr w:type="spellEnd"/>
-      <w:r>
-        <w:rPr>
-          <w:rFonts w:ascii="Arial" w:eastAsia="Arial" w:hAnsi="Arial" w:cs="Arial"/>
-          <w:bCs/>
-          <w:iCs/>
-        </w:rPr>
-        <w:t xml:space="preserve">. University of Minnesota, Minneapolis, MN. </w:t>
-      </w:r>
-    </w:p>
-    <w:p>
-      <w:pPr>
-        <w:pBdr>
-          <w:top w:val="nil"/>
-          <w:left w:val="nil"/>
-          <w:bottom w:val="nil"/>
-          <w:right w:val="nil"/>
-          <w:between w:val="nil"/>
-        </w:pBdr>
-        <w:spacing w:after="0"/>
-        <w:rPr>
-          <w:rFonts w:ascii="Arial" w:eastAsia="Arial" w:hAnsi="Arial" w:cs="Arial"/>
-          <w:bCs/>
-          <w:iCs/>
-        </w:rPr>
-      </w:pPr>
-    </w:p>
-    <w:p>
-      <w:pPr>
-        <w:pBdr>
-          <w:top w:val="nil"/>
-          <w:left w:val="nil"/>
-          <w:bottom w:val="nil"/>
-          <w:right w:val="nil"/>
-          <w:between w:val="nil"/>
-        </w:pBdr>
-        <w:spacing w:after="0"/>
-        <w:rPr>
-          <w:rFonts w:ascii="Arial" w:eastAsia="Arial" w:hAnsi="Arial" w:cs="Arial"/>
-          <w:bCs/>
-          <w:iCs/>
-        </w:rPr>
-      </w:pPr>
-      <w:r>
-        <w:rPr>
-          <w:rFonts w:ascii="Arial" w:eastAsia="Arial" w:hAnsi="Arial" w:cs="Arial"/>
-          <w:bCs/>
-          <w:iCs/>
-        </w:rPr>
-        <w:t>Advised and mentored both undergraduate and graduate students in various lab techniques, experimental design, coding, as well as grantsmanship</w:t>
-      </w:r>
-    </w:p>
-    <w:p>
-      <w:pPr>
-        <w:pBdr>
-          <w:top w:val="nil"/>
-          <w:left w:val="nil"/>
-          <w:bottom w:val="nil"/>
-          <w:right w:val="nil"/>
-          <w:between w:val="nil"/>
-        </w:pBdr>
-        <w:spacing w:after="0"/>
-        <w:rPr>
-          <w:rFonts w:ascii="Arial" w:eastAsia="Arial" w:hAnsi="Arial" w:cs="Arial"/>
-          <w:bCs/>
-          <w:iCs/>
-        </w:rPr>
-      </w:pPr>
-      <w:r>
-        <w:rPr>
-          <w:rFonts w:ascii="Arial" w:eastAsia="Arial" w:hAnsi="Arial" w:cs="Arial"/>
-          <w:bCs/>
-          <w:iCs/>
-        </w:rPr>
-        <w:tab/>
-        <w:t>Katie Hammel- University of Minnesota GPN, Entering class of 2018</w:t>
-      </w:r>
-    </w:p>
-    <w:p>
-      <w:pPr>
-        <w:pBdr>
-          <w:top w:val="nil"/>
-          <w:left w:val="nil"/>
-          <w:bottom w:val="nil"/>
-          <w:right w:val="nil"/>
-          <w:between w:val="nil"/>
-        </w:pBdr>
-        <w:spacing w:after="0"/>
-        <w:rPr>
-          <w:rFonts w:ascii="Arial" w:eastAsia="Arial" w:hAnsi="Arial" w:cs="Arial"/>
-          <w:bCs/>
-          <w:iCs/>
-        </w:rPr>
-      </w:pPr>
-      <w:r>
-        <w:rPr>
-          <w:rFonts w:ascii="Arial" w:eastAsia="Arial" w:hAnsi="Arial" w:cs="Arial"/>
-          <w:bCs/>
-          <w:iCs/>
-        </w:rPr>
-        <w:tab/>
-      </w:r>
-      <w:proofErr w:type="spellStart"/>
-      <w:r>
-        <w:rPr>
-          <w:rFonts w:ascii="Arial" w:eastAsia="Arial" w:hAnsi="Arial" w:cs="Arial"/>
-          <w:bCs/>
-          <w:iCs/>
-        </w:rPr>
-        <w:t>Juao</w:t>
-      </w:r>
-      <w:proofErr w:type="spellEnd"/>
-      <w:r>
-        <w:rPr>
-          <w:rFonts w:ascii="Arial" w:eastAsia="Arial" w:hAnsi="Arial" w:cs="Arial"/>
-          <w:bCs/>
-          <w:iCs/>
-        </w:rPr>
-        <w:t xml:space="preserve"> Rosa- </w:t>
-      </w:r>
-      <w:proofErr w:type="spellStart"/>
-      <w:r>
-        <w:rPr>
-          <w:rFonts w:ascii="Arial" w:eastAsia="Arial" w:hAnsi="Arial" w:cs="Arial"/>
-          <w:bCs/>
-          <w:iCs/>
-        </w:rPr>
-        <w:t>Cvetanovic</w:t>
-      </w:r>
-      <w:proofErr w:type="spellEnd"/>
-      <w:r>
-        <w:rPr>
-          <w:rFonts w:ascii="Arial" w:eastAsia="Arial" w:hAnsi="Arial" w:cs="Arial"/>
-          <w:bCs/>
-          <w:iCs/>
-        </w:rPr>
-        <w:t xml:space="preserve"> Lab</w:t>
-      </w:r>
-      <w:r>
-        <w:rPr>
-          <w:rFonts w:ascii="Arial" w:eastAsia="Arial" w:hAnsi="Arial" w:cs="Arial"/>
-          <w:bCs/>
-          <w:iCs/>
-        </w:rPr>
-        <w:t xml:space="preserve"> technician</w:t>
-      </w:r>
-    </w:p>
-    <w:p>
-      <w:pPr>
-        <w:pBdr>
-          <w:top w:val="nil"/>
-          <w:left w:val="nil"/>
-          <w:bottom w:val="nil"/>
-          <w:right w:val="nil"/>
-          <w:between w:val="nil"/>
-        </w:pBdr>
-        <w:spacing w:after="0"/>
-        <w:rPr>
-          <w:rFonts w:ascii="Arial" w:eastAsia="Arial" w:hAnsi="Arial" w:cs="Arial"/>
-          <w:bCs/>
-          <w:iCs/>
-        </w:rPr>
-      </w:pPr>
-      <w:r>
-        <w:rPr>
-          <w:rFonts w:ascii="Arial" w:eastAsia="Arial" w:hAnsi="Arial" w:cs="Arial"/>
-          <w:bCs/>
-          <w:iCs/>
-        </w:rPr>
-        <w:tab/>
-        <w:t xml:space="preserve">Ella </w:t>
-      </w:r>
-      <w:proofErr w:type="spellStart"/>
-      <w:r>
-        <w:rPr>
-          <w:rFonts w:ascii="Arial" w:eastAsia="Arial" w:hAnsi="Arial" w:cs="Arial"/>
-          <w:bCs/>
-          <w:iCs/>
-        </w:rPr>
-        <w:t>Borgenhimer</w:t>
-      </w:r>
-      <w:proofErr w:type="spellEnd"/>
-      <w:r>
-        <w:rPr>
-          <w:rFonts w:ascii="Arial" w:eastAsia="Arial" w:hAnsi="Arial" w:cs="Arial"/>
-          <w:bCs/>
-          <w:iCs/>
-        </w:rPr>
-        <w:t xml:space="preserve">- </w:t>
-      </w:r>
-      <w:proofErr w:type="spellStart"/>
-      <w:r>
-        <w:rPr>
-          <w:rFonts w:ascii="Arial" w:eastAsia="Arial" w:hAnsi="Arial" w:cs="Arial"/>
-          <w:bCs/>
-          <w:iCs/>
-        </w:rPr>
-        <w:t>Cvetanovic</w:t>
-      </w:r>
-      <w:proofErr w:type="spellEnd"/>
-      <w:r>
-        <w:rPr>
-          <w:rFonts w:ascii="Arial" w:eastAsia="Arial" w:hAnsi="Arial" w:cs="Arial"/>
-          <w:bCs/>
-          <w:iCs/>
-        </w:rPr>
-        <w:t xml:space="preserve"> Lab</w:t>
-      </w:r>
-      <w:r>
-        <w:rPr>
-          <w:rFonts w:ascii="Arial" w:eastAsia="Arial" w:hAnsi="Arial" w:cs="Arial"/>
-          <w:bCs/>
-          <w:iCs/>
-        </w:rPr>
-        <w:t xml:space="preserve"> technician</w:t>
-      </w:r>
-    </w:p>
-    <w:p>
-      <w:pPr>
-        <w:pBdr>
-          <w:top w:val="nil"/>
-          <w:left w:val="nil"/>
-          <w:bottom w:val="nil"/>
-          <w:right w:val="nil"/>
-          <w:between w:val="nil"/>
-        </w:pBdr>
-        <w:spacing w:after="0"/>
-        <w:rPr>
-          <w:rFonts w:ascii="Arial" w:eastAsia="Arial" w:hAnsi="Arial" w:cs="Arial"/>
-          <w:bCs/>
-          <w:iCs/>
-        </w:rPr>
-      </w:pPr>
-      <w:r>
-        <w:rPr>
-          <w:rFonts w:ascii="Arial" w:eastAsia="Arial" w:hAnsi="Arial" w:cs="Arial"/>
-          <w:bCs/>
-          <w:iCs/>
-        </w:rPr>
-        <w:tab/>
-        <w:t>Carlee Toddes- University of Minnesota GPN, Entering class of 2016</w:t>
-      </w:r>
-    </w:p>
-    <w:p>
-      <w:pPr>
-        <w:pBdr>
-          <w:top w:val="nil"/>
-          <w:left w:val="nil"/>
-          <w:bottom w:val="nil"/>
-          <w:right w:val="nil"/>
-          <w:between w:val="nil"/>
-        </w:pBdr>
-        <w:spacing w:after="0"/>
-        <w:rPr>
-          <w:rFonts w:ascii="Arial" w:eastAsia="Arial" w:hAnsi="Arial" w:cs="Arial"/>
-          <w:bCs/>
-          <w:iCs/>
-        </w:rPr>
-      </w:pPr>
-      <w:r>
-        <w:rPr>
-          <w:rFonts w:ascii="Arial" w:eastAsia="Arial" w:hAnsi="Arial" w:cs="Arial"/>
-          <w:bCs/>
-          <w:iCs/>
-        </w:rPr>
-        <w:tab/>
-        <w:t>Nicole Zarate- University of Minnesota GPN, Entering class of 2017</w:t>
-      </w:r>
-    </w:p>
-    <w:p>
-      <w:pPr>
-        <w:pBdr>
-          <w:top w:val="nil"/>
-          <w:left w:val="nil"/>
-          <w:bottom w:val="nil"/>
-          <w:right w:val="nil"/>
-          <w:between w:val="nil"/>
-        </w:pBdr>
-        <w:spacing w:after="0"/>
-        <w:rPr>
-          <w:rFonts w:ascii="Arial" w:eastAsia="Arial" w:hAnsi="Arial" w:cs="Arial"/>
-          <w:bCs/>
-          <w:iCs/>
-        </w:rPr>
-      </w:pPr>
-      <w:r>
-        <w:rPr>
-          <w:rFonts w:ascii="Arial" w:eastAsia="Arial" w:hAnsi="Arial" w:cs="Arial"/>
-          <w:bCs/>
-          <w:iCs/>
-        </w:rPr>
-        <w:tab/>
-        <w:t>Marietta Monteivero- Macalester College, Class of 2018</w:t>
-      </w:r>
-    </w:p>
-    <w:p>
-      <w:pPr>
-        <w:pBdr>
-          <w:top w:val="nil"/>
-          <w:left w:val="nil"/>
-          <w:bottom w:val="nil"/>
-          <w:right w:val="nil"/>
-          <w:between w:val="nil"/>
-        </w:pBdr>
-        <w:spacing w:after="0"/>
-        <w:rPr>
-          <w:rFonts w:ascii="Arial" w:eastAsia="Arial" w:hAnsi="Arial" w:cs="Arial"/>
-          <w:bCs/>
-          <w:iCs/>
-        </w:rPr>
-      </w:pPr>
-      <w:r>
-        <w:rPr>
-          <w:rFonts w:ascii="Arial" w:eastAsia="Arial" w:hAnsi="Arial" w:cs="Arial"/>
-          <w:bCs/>
-          <w:iCs/>
-        </w:rPr>
-        <w:tab/>
-        <w:t>Jack Martin- Colorado College, Class of 2019</w:t>
-      </w:r>
-    </w:p>
-    <w:p>
-      <w:pPr>
-        <w:pBdr>
-          <w:top w:val="nil"/>
-          <w:left w:val="nil"/>
-          <w:bottom w:val="nil"/>
-          <w:right w:val="nil"/>
-          <w:between w:val="nil"/>
-        </w:pBdr>
-        <w:spacing w:after="0"/>
+        <w:t xml:space="preserve"> (2018)</w:t>
+      </w:r>
+      <w:r>
+        <w:rPr>
+          <w:rFonts w:ascii="Arial" w:eastAsia="Arial" w:hAnsi="Arial" w:cs="Arial"/>
+          <w:b/>
+        </w:rPr>
+        <w:t xml:space="preserve">. </w:t>
+      </w:r>
+      <w:r>
+        <w:rPr>
+          <w:rFonts w:ascii="Arial" w:eastAsia="Arial" w:hAnsi="Arial" w:cs="Arial"/>
+        </w:rPr>
+        <w:t>Cellular Signaling in the Nervous System: The Old and New Players.</w:t>
+      </w:r>
+      <w:r>
+        <w:rPr>
+          <w:rFonts w:ascii="Arial" w:eastAsia="Arial" w:hAnsi="Arial" w:cs="Arial"/>
+          <w:b/>
+        </w:rPr>
+        <w:t xml:space="preserve"> </w:t>
+      </w:r>
+      <w:r>
+        <w:rPr>
+          <w:rFonts w:ascii="Arial" w:eastAsia="Arial" w:hAnsi="Arial" w:cs="Arial"/>
+        </w:rPr>
+        <w:t>Macalester College, St. Paul, MN</w:t>
+      </w:r>
+      <w:r>
+        <w:t xml:space="preserve">. </w:t>
+      </w:r>
+    </w:p>
+    <w:p>
+      <w:pPr>
+        <w:pBdr>
+          <w:top w:val="nil"/>
+          <w:left w:val="nil"/>
+          <w:bottom w:val="nil"/>
+          <w:right w:val="nil"/>
+          <w:between w:val="nil"/>
+        </w:pBdr>
+        <w:spacing w:after="0"/>
+      </w:pPr>
+    </w:p>
+    <w:p>
+      <w:pPr>
+        <w:pBdr>
+          <w:top w:val="nil"/>
+          <w:left w:val="nil"/>
+          <w:bottom w:val="nil"/>
+          <w:right w:val="nil"/>
+          <w:between w:val="nil"/>
+        </w:pBdr>
+        <w:spacing w:after="0"/>
+        <w:rPr>
+          <w:rFonts w:ascii="Arial" w:eastAsia="Arial" w:hAnsi="Arial" w:cs="Arial"/>
+        </w:rPr>
+      </w:pPr>
+      <w:r>
         <w:rPr>
           <w:rFonts w:ascii="Arial" w:eastAsia="Arial" w:hAnsi="Arial" w:cs="Arial"/>
           <w:b/>
           <w:i/>
         </w:rPr>
-      </w:pPr>
-    </w:p>
-    <w:p>
-      <w:pPr>
-        <w:pBdr>
-          <w:top w:val="nil"/>
-          <w:left w:val="nil"/>
-          <w:bottom w:val="nil"/>
-          <w:right w:val="nil"/>
-          <w:between w:val="nil"/>
-        </w:pBdr>
-        <w:spacing w:after="0"/>
-        <w:rPr>
-          <w:rFonts w:ascii="Arial" w:eastAsia="Arial" w:hAnsi="Arial" w:cs="Arial"/>
-        </w:rPr>
-      </w:pPr>
+        <w:t>Teach</w:t>
+      </w:r>
       <w:r>
         <w:rPr>
           <w:rFonts w:ascii="Arial" w:eastAsia="Arial" w:hAnsi="Arial" w:cs="Arial"/>
           <w:b/>
           <w:i/>
         </w:rPr>
-        <w:t>Student Mentor (2013-2015).</w:t>
-      </w:r>
-      <w:r>
-        <w:rPr>
-          <w:rFonts w:ascii="Arial" w:eastAsia="Arial" w:hAnsi="Arial" w:cs="Arial"/>
-        </w:rPr>
-        <w:t xml:space="preserve"> Laboratory of Dr. Sarita Lagalwar. Skidmore College, Saratoga Springs, NY. </w:t>
-      </w:r>
-    </w:p>
-    <w:p>
-      <w:pPr>
-        <w:pBdr>
-          <w:top w:val="nil"/>
-          <w:left w:val="nil"/>
-          <w:bottom w:val="nil"/>
-          <w:right w:val="nil"/>
-          <w:between w:val="nil"/>
-        </w:pBdr>
-        <w:spacing w:after="0"/>
-        <w:rPr>
-          <w:rFonts w:ascii="Arial" w:eastAsia="Arial" w:hAnsi="Arial" w:cs="Arial"/>
-        </w:rPr>
-      </w:pPr>
-    </w:p>
-    <w:p>
-      <w:pPr>
-        <w:pBdr>
-          <w:top w:val="nil"/>
-          <w:left w:val="nil"/>
-          <w:bottom w:val="nil"/>
-          <w:right w:val="nil"/>
-          <w:between w:val="nil"/>
-        </w:pBdr>
-        <w:spacing w:after="0"/>
-        <w:rPr>
-          <w:rFonts w:ascii="Arial" w:eastAsia="Arial" w:hAnsi="Arial" w:cs="Arial"/>
-        </w:rPr>
-      </w:pPr>
-      <w:r>
-        <w:rPr>
-          <w:rFonts w:ascii="Arial" w:eastAsia="Arial" w:hAnsi="Arial" w:cs="Arial"/>
-        </w:rPr>
-        <w:t>Advised and mentored college students in various lab techniques as well as experimental design. As a mentor</w:t>
-      </w:r>
-      <w:r>
-        <w:rPr>
-          <w:rFonts w:ascii="Arial" w:eastAsia="Arial" w:hAnsi="Arial" w:cs="Arial"/>
-        </w:rPr>
-        <w:t>,</w:t>
-      </w:r>
-      <w:r>
-        <w:rPr>
-          <w:rFonts w:ascii="Arial" w:eastAsia="Arial" w:hAnsi="Arial" w:cs="Arial"/>
-        </w:rPr>
-        <w:t xml:space="preserve"> I taught techniques such as western blotting, confocal microscopy, cell culture, transmission electron microscopy, pathology, and pharmacology to various people in the lab. Advised a high school student, Annie Getz, in designing a cell culture study to test over the counter herbicides on neuroblastoma cell development</w:t>
-      </w:r>
-      <w:r>
-        <w:rPr>
-          <w:rFonts w:ascii="Arial" w:eastAsia="Arial" w:hAnsi="Arial" w:cs="Arial"/>
+        <w:t>ing</w:t>
+      </w:r>
+      <w:r>
+        <w:rPr>
+          <w:rFonts w:ascii="Arial" w:eastAsia="Arial" w:hAnsi="Arial" w:cs="Arial"/>
+          <w:b/>
+          <w:i/>
+        </w:rPr>
+        <w:t xml:space="preserve"> Assistant</w:t>
+      </w:r>
+      <w:r>
+        <w:rPr>
+          <w:rFonts w:ascii="Arial" w:eastAsia="Arial" w:hAnsi="Arial" w:cs="Arial"/>
+          <w:b/>
+          <w:i/>
+        </w:rPr>
+        <w:t xml:space="preserve"> (2017)</w:t>
+      </w:r>
+      <w:r>
+        <w:rPr>
+          <w:rFonts w:ascii="Arial" w:eastAsia="Arial" w:hAnsi="Arial" w:cs="Arial"/>
+          <w:b/>
+          <w:i/>
         </w:rPr>
         <w:t xml:space="preserve">. </w:t>
       </w:r>
@@ -5818,504 +6186,99 @@
         <w:rPr>
           <w:rFonts w:ascii="Arial" w:eastAsia="Arial" w:hAnsi="Arial" w:cs="Arial"/>
         </w:rPr>
-        <w:t xml:space="preserve">Annie earned the Eleanor Miller Reed Science Research Award at the RPI Greater Capital Region Science Fair and submitted her work to the Science Intel-ISEF science competition. </w:t>
-      </w:r>
-    </w:p>
-    <w:p>
-      <w:pPr>
-        <w:pBdr>
-          <w:top w:val="nil"/>
-          <w:left w:val="nil"/>
-          <w:bottom w:val="nil"/>
-          <w:right w:val="nil"/>
-          <w:between w:val="nil"/>
-        </w:pBdr>
-        <w:spacing w:after="0"/>
-        <w:ind w:firstLine="720"/>
-        <w:rPr>
-          <w:rFonts w:ascii="Arial" w:eastAsia="Arial" w:hAnsi="Arial" w:cs="Arial"/>
-        </w:rPr>
-      </w:pPr>
-      <w:r>
-        <w:rPr>
-          <w:rFonts w:ascii="Arial" w:eastAsia="Arial" w:hAnsi="Arial" w:cs="Arial"/>
-        </w:rPr>
-        <w:t>Chloe Larson- Skidmore College, Class of 2016</w:t>
-      </w:r>
-    </w:p>
-    <w:p>
-      <w:pPr>
-        <w:pBdr>
-          <w:top w:val="nil"/>
-          <w:left w:val="nil"/>
-          <w:bottom w:val="nil"/>
-          <w:right w:val="nil"/>
-          <w:between w:val="nil"/>
-        </w:pBdr>
-        <w:spacing w:after="0"/>
-        <w:ind w:firstLine="720"/>
-        <w:rPr>
-          <w:rFonts w:ascii="Arial" w:eastAsia="Arial" w:hAnsi="Arial" w:cs="Arial"/>
-        </w:rPr>
-      </w:pPr>
-      <w:r>
-        <w:rPr>
-          <w:rFonts w:ascii="Arial" w:eastAsia="Arial" w:hAnsi="Arial" w:cs="Arial"/>
-        </w:rPr>
-        <w:t>Jenny Zhang- Skidmore College, Class of 2016</w:t>
-      </w:r>
-    </w:p>
-    <w:p>
-      <w:pPr>
-        <w:pBdr>
-          <w:top w:val="nil"/>
-          <w:left w:val="nil"/>
-          <w:bottom w:val="nil"/>
-          <w:right w:val="nil"/>
-          <w:between w:val="nil"/>
-        </w:pBdr>
-        <w:spacing w:after="0"/>
-        <w:ind w:firstLine="720"/>
-        <w:rPr>
-          <w:rFonts w:ascii="Arial" w:eastAsia="Arial" w:hAnsi="Arial" w:cs="Arial"/>
-        </w:rPr>
-      </w:pPr>
-      <w:r>
-        <w:rPr>
-          <w:rFonts w:ascii="Arial" w:eastAsia="Arial" w:hAnsi="Arial" w:cs="Arial"/>
-        </w:rPr>
-        <w:t>Monica Villegas- Skidmore College, Class of 2016</w:t>
-      </w:r>
-    </w:p>
-    <w:p>
-      <w:pPr>
-        <w:pBdr>
-          <w:top w:val="nil"/>
-          <w:left w:val="nil"/>
-          <w:bottom w:val="nil"/>
-          <w:right w:val="nil"/>
-          <w:between w:val="nil"/>
-        </w:pBdr>
-        <w:spacing w:after="0"/>
-        <w:ind w:firstLine="720"/>
-        <w:rPr>
-          <w:rFonts w:ascii="Arial" w:eastAsia="Arial" w:hAnsi="Arial" w:cs="Arial"/>
-        </w:rPr>
-      </w:pPr>
-      <w:r>
-        <w:rPr>
-          <w:rFonts w:ascii="Arial" w:eastAsia="Arial" w:hAnsi="Arial" w:cs="Arial"/>
-        </w:rPr>
-        <w:t>Porter Hall- Skidmore College, Class of 2016</w:t>
-      </w:r>
-    </w:p>
-    <w:p>
-      <w:pPr>
-        <w:pBdr>
-          <w:top w:val="nil"/>
-          <w:left w:val="nil"/>
-          <w:bottom w:val="nil"/>
-          <w:right w:val="nil"/>
-          <w:between w:val="nil"/>
-        </w:pBdr>
-        <w:spacing w:after="0"/>
-        <w:ind w:firstLine="720"/>
-        <w:rPr>
-          <w:rFonts w:ascii="Arial" w:eastAsia="Arial" w:hAnsi="Arial" w:cs="Arial"/>
-        </w:rPr>
-      </w:pPr>
-      <w:r>
-        <w:rPr>
-          <w:rFonts w:ascii="Arial" w:eastAsia="Arial" w:hAnsi="Arial" w:cs="Arial"/>
-        </w:rPr>
-        <w:t>Annie Getz- Saratoga Springs High School, Class of 2016</w:t>
-      </w:r>
-    </w:p>
-    <w:p>
-      <w:pPr>
-        <w:pBdr>
-          <w:top w:val="nil"/>
-          <w:left w:val="nil"/>
-          <w:bottom w:val="nil"/>
-          <w:right w:val="nil"/>
-          <w:between w:val="nil"/>
-        </w:pBdr>
-        <w:spacing w:after="0"/>
-        <w:ind w:firstLine="720"/>
-        <w:rPr>
-          <w:rFonts w:ascii="Arial" w:eastAsia="Arial" w:hAnsi="Arial" w:cs="Arial"/>
-          <w:sz w:val="16"/>
-          <w:szCs w:val="16"/>
-        </w:rPr>
-      </w:pPr>
-    </w:p>
-    <w:p>
-      <w:pPr>
-        <w:pBdr>
-          <w:top w:val="nil"/>
-          <w:left w:val="nil"/>
-          <w:bottom w:val="nil"/>
-          <w:right w:val="nil"/>
-          <w:between w:val="nil"/>
-        </w:pBdr>
-        <w:spacing w:after="0"/>
-        <w:rPr>
-          <w:rFonts w:ascii="Arial" w:eastAsia="Arial" w:hAnsi="Arial" w:cs="Arial"/>
-          <w:b/>
+        <w:t>Introduction to Neurobiology II: Perception and Behavior</w:t>
+      </w:r>
+      <w:r>
+        <w:rPr>
+          <w:rFonts w:ascii="Arial" w:eastAsia="Arial" w:hAnsi="Arial" w:cs="Arial"/>
+        </w:rPr>
+        <w:t>. University of Minnesota, Minneapolis, MN.</w:t>
+      </w:r>
+      <w:bookmarkEnd w:id="3"/>
+    </w:p>
+    <w:p>
+      <w:pPr>
+        <w:pBdr>
+          <w:top w:val="nil"/>
+          <w:left w:val="nil"/>
+          <w:bottom w:val="nil"/>
+          <w:right w:val="nil"/>
+          <w:between w:val="nil"/>
+        </w:pBdr>
+        <w:spacing w:after="0"/>
+        <w:rPr>
+          <w:rFonts w:ascii="Arial" w:eastAsia="Arial" w:hAnsi="Arial" w:cs="Arial"/>
+        </w:rPr>
+      </w:pPr>
+    </w:p>
+    <w:p>
+      <w:pPr>
+        <w:pBdr>
+          <w:top w:val="nil"/>
+          <w:left w:val="nil"/>
+          <w:bottom w:val="nil"/>
+          <w:right w:val="nil"/>
+          <w:between w:val="nil"/>
+        </w:pBdr>
+        <w:spacing w:after="0"/>
+        <w:rPr>
+          <w:rFonts w:ascii="Arial" w:eastAsia="Arial" w:hAnsi="Arial" w:cs="Arial"/>
+          <w:b/>
+        </w:rPr>
+      </w:pPr>
+      <w:bookmarkStart w:id="4" w:name="_gjdgxs" w:colFirst="0" w:colLast="0"/>
+      <w:bookmarkEnd w:id="4"/>
+      <w:r>
+        <w:rPr>
+          <w:rFonts w:ascii="Arial" w:eastAsia="Arial" w:hAnsi="Arial" w:cs="Arial"/>
+          <w:b/>
+        </w:rPr>
+        <w:t xml:space="preserve">ADDITIONAL LINKS </w:t>
+      </w:r>
+    </w:p>
+    <w:p>
+      <w:pPr>
+        <w:pBdr>
+          <w:top w:val="nil"/>
+          <w:left w:val="nil"/>
+          <w:bottom w:val="nil"/>
+          <w:right w:val="nil"/>
+          <w:between w:val="nil"/>
+        </w:pBdr>
+        <w:spacing w:after="0"/>
+        <w:rPr>
+          <w:rFonts w:ascii="Arial" w:eastAsia="Arial" w:hAnsi="Arial" w:cs="Arial"/>
+        </w:rPr>
+      </w:pPr>
+    </w:p>
+    <w:p>
+      <w:pPr>
+        <w:pBdr>
+          <w:top w:val="nil"/>
+          <w:left w:val="nil"/>
+          <w:bottom w:val="nil"/>
+          <w:right w:val="nil"/>
+          <w:between w:val="nil"/>
+        </w:pBdr>
+        <w:spacing w:after="0"/>
+        <w:rPr>
+          <w:rFonts w:ascii="Arial" w:eastAsia="Arial" w:hAnsi="Arial" w:cs="Arial"/>
+        </w:rPr>
+      </w:pPr>
+      <w:r>
+        <w:rPr>
+          <w:rFonts w:ascii="Arial" w:eastAsia="Arial" w:hAnsi="Arial" w:cs="Arial"/>
           <w:i/>
         </w:rPr>
-      </w:pPr>
-    </w:p>
-    <w:p>
-      <w:pPr>
-        <w:pBdr>
-          <w:top w:val="nil"/>
-          <w:left w:val="nil"/>
-          <w:bottom w:val="nil"/>
-          <w:right w:val="nil"/>
-          <w:between w:val="nil"/>
-        </w:pBdr>
-        <w:spacing w:after="0"/>
-        <w:rPr>
-          <w:rFonts w:ascii="Arial" w:eastAsia="Arial" w:hAnsi="Arial" w:cs="Arial"/>
-          <w:b/>
-          <w:i/>
-        </w:rPr>
-      </w:pPr>
-      <w:r>
-        <w:rPr>
-          <w:rFonts w:ascii="Arial" w:eastAsia="Arial" w:hAnsi="Arial" w:cs="Arial"/>
-          <w:b/>
-          <w:i/>
-        </w:rPr>
-        <w:t>Teaching Service:</w:t>
-      </w:r>
-    </w:p>
-    <w:p>
-      <w:pPr>
-        <w:pBdr>
-          <w:top w:val="nil"/>
-          <w:left w:val="nil"/>
-          <w:bottom w:val="nil"/>
-          <w:right w:val="nil"/>
-          <w:between w:val="nil"/>
-        </w:pBdr>
-        <w:spacing w:after="0"/>
-        <w:rPr>
-          <w:rFonts w:ascii="Arial" w:eastAsia="Arial" w:hAnsi="Arial" w:cs="Arial"/>
-          <w:bCs/>
-          <w:iCs/>
-        </w:rPr>
-      </w:pPr>
-      <w:r>
-        <w:rPr>
-          <w:rFonts w:ascii="Arial" w:eastAsia="Arial" w:hAnsi="Arial" w:cs="Arial"/>
-          <w:b/>
-          <w:i/>
-        </w:rPr>
-        <w:t>Guest Lecture (2019).</w:t>
-      </w:r>
-      <w:r>
-        <w:rPr>
-          <w:rFonts w:ascii="Arial" w:eastAsia="Arial" w:hAnsi="Arial" w:cs="Arial"/>
-          <w:bCs/>
-          <w:iCs/>
-        </w:rPr>
-        <w:t xml:space="preserve"> Neuroscience concentration capstone course (NEUR395). Carleton College, Northfield, MN.</w:t>
-      </w:r>
-      <w:bookmarkEnd w:id="3"/>
-    </w:p>
-    <w:p>
-      <w:pPr>
-        <w:pBdr>
-          <w:top w:val="nil"/>
-          <w:left w:val="nil"/>
-          <w:bottom w:val="nil"/>
-          <w:right w:val="nil"/>
-          <w:between w:val="nil"/>
-        </w:pBdr>
-        <w:spacing w:after="0"/>
-        <w:rPr>
-          <w:rFonts w:ascii="Arial" w:eastAsia="Arial" w:hAnsi="Arial" w:cs="Arial"/>
-          <w:bCs/>
-          <w:iCs/>
-        </w:rPr>
-      </w:pPr>
-    </w:p>
-    <w:p>
-      <w:pPr>
-        <w:pBdr>
-          <w:top w:val="nil"/>
-          <w:left w:val="nil"/>
-          <w:bottom w:val="nil"/>
-          <w:right w:val="nil"/>
-          <w:between w:val="nil"/>
-        </w:pBdr>
-        <w:spacing w:after="0"/>
-        <w:rPr>
-          <w:rFonts w:ascii="Arial" w:eastAsia="Arial" w:hAnsi="Arial" w:cs="Arial"/>
-        </w:rPr>
-      </w:pPr>
-      <w:bookmarkStart w:id="4" w:name="_Hlk205890560"/>
-      <w:r>
-        <w:rPr>
-          <w:rFonts w:ascii="Arial" w:eastAsia="Arial" w:hAnsi="Arial" w:cs="Arial"/>
-          <w:b/>
-          <w:i/>
-        </w:rPr>
-        <w:t>Glia Journal Club President (2019).</w:t>
-      </w:r>
-      <w:r>
-        <w:rPr>
-          <w:rFonts w:ascii="Arial" w:eastAsia="Arial" w:hAnsi="Arial" w:cs="Arial"/>
-        </w:rPr>
-        <w:t xml:space="preserve"> I direct a biweekly journal club dedicated to the function of Glia in healthy and pathological states. University of Minnesota, Minneapolis, MN.</w:t>
-      </w:r>
-    </w:p>
-    <w:p>
-      <w:pPr>
-        <w:pBdr>
-          <w:top w:val="nil"/>
-          <w:left w:val="nil"/>
-          <w:bottom w:val="nil"/>
-          <w:right w:val="nil"/>
-          <w:between w:val="nil"/>
-        </w:pBdr>
-        <w:spacing w:after="0"/>
-        <w:rPr>
-          <w:rFonts w:ascii="Arial" w:eastAsia="Arial" w:hAnsi="Arial" w:cs="Arial"/>
-        </w:rPr>
-      </w:pPr>
-    </w:p>
-    <w:p>
-      <w:pPr>
-        <w:pBdr>
-          <w:top w:val="nil"/>
-          <w:left w:val="nil"/>
-          <w:bottom w:val="nil"/>
-          <w:right w:val="nil"/>
-          <w:between w:val="nil"/>
-        </w:pBdr>
-        <w:spacing w:after="0"/>
-      </w:pPr>
-      <w:r>
-        <w:rPr>
-          <w:rFonts w:ascii="Arial" w:eastAsia="Arial" w:hAnsi="Arial" w:cs="Arial"/>
-          <w:b/>
-          <w:i/>
-        </w:rPr>
-        <w:t>Guest Lecturer</w:t>
-      </w:r>
-      <w:r>
-        <w:rPr>
-          <w:rFonts w:ascii="Arial" w:eastAsia="Arial" w:hAnsi="Arial" w:cs="Arial"/>
-          <w:b/>
-          <w:i/>
-        </w:rPr>
-        <w:t xml:space="preserve"> (2018)</w:t>
-      </w:r>
-      <w:r>
-        <w:rPr>
-          <w:rFonts w:ascii="Arial" w:eastAsia="Arial" w:hAnsi="Arial" w:cs="Arial"/>
-          <w:b/>
-        </w:rPr>
-        <w:t xml:space="preserve">. </w:t>
-      </w:r>
-      <w:r>
-        <w:rPr>
-          <w:rFonts w:ascii="Arial" w:eastAsia="Arial" w:hAnsi="Arial" w:cs="Arial"/>
-        </w:rPr>
-        <w:t>Cellular Signaling in the Nervous System: The Old and New Players.</w:t>
-      </w:r>
-      <w:r>
-        <w:rPr>
-          <w:rFonts w:ascii="Arial" w:eastAsia="Arial" w:hAnsi="Arial" w:cs="Arial"/>
-          <w:b/>
+        <w:t>OrcID:</w:t>
+      </w:r>
+      <w:r>
+        <w:rPr>
+          <w:rFonts w:ascii="Arial" w:eastAsia="Arial" w:hAnsi="Arial" w:cs="Arial"/>
         </w:rPr>
         <w:t xml:space="preserve"> </w:t>
       </w:r>
-      <w:r>
-        <w:rPr>
-          <w:rFonts w:ascii="Arial" w:eastAsia="Arial" w:hAnsi="Arial" w:cs="Arial"/>
-        </w:rPr>
-        <w:t>Macalester College, St. Paul, MN</w:t>
-      </w:r>
-      <w:r>
-        <w:t xml:space="preserve">. </w:t>
-      </w:r>
-    </w:p>
-    <w:p>
-      <w:pPr>
-        <w:pBdr>
-          <w:top w:val="nil"/>
-          <w:left w:val="nil"/>
-          <w:bottom w:val="nil"/>
-          <w:right w:val="nil"/>
-          <w:between w:val="nil"/>
-        </w:pBdr>
-        <w:spacing w:after="0"/>
-      </w:pPr>
-    </w:p>
-    <w:p>
-      <w:pPr>
-        <w:pBdr>
-          <w:top w:val="nil"/>
-          <w:left w:val="nil"/>
-          <w:bottom w:val="nil"/>
-          <w:right w:val="nil"/>
-          <w:between w:val="nil"/>
-        </w:pBdr>
-        <w:spacing w:after="0"/>
-        <w:rPr>
-          <w:rFonts w:ascii="Arial" w:eastAsia="Arial" w:hAnsi="Arial" w:cs="Arial"/>
-        </w:rPr>
-      </w:pPr>
-      <w:r>
-        <w:rPr>
-          <w:rFonts w:ascii="Arial" w:eastAsia="Arial" w:hAnsi="Arial" w:cs="Arial"/>
-          <w:b/>
-          <w:i/>
-        </w:rPr>
-        <w:t>Teach</w:t>
-      </w:r>
-      <w:r>
-        <w:rPr>
-          <w:rFonts w:ascii="Arial" w:eastAsia="Arial" w:hAnsi="Arial" w:cs="Arial"/>
-          <w:b/>
-          <w:i/>
-        </w:rPr>
-        <w:t>ing</w:t>
-      </w:r>
-      <w:r>
-        <w:rPr>
-          <w:rFonts w:ascii="Arial" w:eastAsia="Arial" w:hAnsi="Arial" w:cs="Arial"/>
-          <w:b/>
-          <w:i/>
-        </w:rPr>
-        <w:t xml:space="preserve"> Assistant</w:t>
-      </w:r>
-      <w:r>
-        <w:rPr>
-          <w:rFonts w:ascii="Arial" w:eastAsia="Arial" w:hAnsi="Arial" w:cs="Arial"/>
-          <w:b/>
-          <w:i/>
-        </w:rPr>
-        <w:t xml:space="preserve"> (2017)</w:t>
-      </w:r>
-      <w:r>
-        <w:rPr>
-          <w:rFonts w:ascii="Arial" w:eastAsia="Arial" w:hAnsi="Arial" w:cs="Arial"/>
-          <w:b/>
-          <w:i/>
-        </w:rPr>
-        <w:t xml:space="preserve">. </w:t>
-      </w:r>
-      <w:r>
-        <w:rPr>
-          <w:rFonts w:ascii="Arial" w:eastAsia="Arial" w:hAnsi="Arial" w:cs="Arial"/>
-        </w:rPr>
-        <w:t>Introduction to Neurobiology II: Perception and Behavior</w:t>
-      </w:r>
-      <w:r>
-        <w:rPr>
-          <w:rFonts w:ascii="Arial" w:eastAsia="Arial" w:hAnsi="Arial" w:cs="Arial"/>
-        </w:rPr>
-        <w:t>. University of Minnesota, Minneapolis, MN.</w:t>
-      </w:r>
-      <w:bookmarkEnd w:id="4"/>
-    </w:p>
-    <w:p>
-      <w:pPr>
-        <w:pBdr>
-          <w:top w:val="nil"/>
-          <w:left w:val="nil"/>
-          <w:bottom w:val="nil"/>
-          <w:right w:val="nil"/>
-          <w:between w:val="nil"/>
-        </w:pBdr>
-        <w:spacing w:after="0"/>
-        <w:rPr>
-          <w:rFonts w:ascii="Arial" w:eastAsia="Arial" w:hAnsi="Arial" w:cs="Arial"/>
-        </w:rPr>
-      </w:pPr>
-    </w:p>
-    <w:p>
-      <w:pPr>
-        <w:pBdr>
-          <w:top w:val="nil"/>
-          <w:left w:val="nil"/>
-          <w:bottom w:val="nil"/>
-          <w:right w:val="nil"/>
-          <w:between w:val="nil"/>
-        </w:pBdr>
-        <w:spacing w:after="0"/>
-        <w:rPr>
-          <w:rFonts w:ascii="Arial" w:eastAsia="Arial" w:hAnsi="Arial" w:cs="Arial"/>
-          <w:b/>
-        </w:rPr>
-      </w:pPr>
-      <w:bookmarkStart w:id="5" w:name="_gjdgxs" w:colFirst="0" w:colLast="0"/>
-      <w:bookmarkEnd w:id="5"/>
-      <w:r>
-        <w:rPr>
-          <w:rFonts w:ascii="Arial" w:eastAsia="Arial" w:hAnsi="Arial" w:cs="Arial"/>
-          <w:b/>
-        </w:rPr>
-        <w:t xml:space="preserve">ADDITIONAL LINKS </w:t>
-      </w:r>
-    </w:p>
-    <w:p>
-      <w:pPr>
-        <w:pBdr>
-          <w:top w:val="nil"/>
-          <w:left w:val="nil"/>
-          <w:bottom w:val="nil"/>
-          <w:right w:val="nil"/>
-          <w:between w:val="nil"/>
-        </w:pBdr>
-        <w:spacing w:after="0"/>
-        <w:rPr>
-          <w:rFonts w:ascii="Arial" w:eastAsia="Arial" w:hAnsi="Arial" w:cs="Arial"/>
-        </w:rPr>
-      </w:pPr>
-    </w:p>
-    <w:p>
-      <w:pPr>
-        <w:pBdr>
-          <w:top w:val="nil"/>
-          <w:left w:val="nil"/>
-          <w:bottom w:val="nil"/>
-          <w:right w:val="nil"/>
-          <w:between w:val="nil"/>
-        </w:pBdr>
-        <w:spacing w:after="0"/>
-        <w:rPr>
-          <w:rFonts w:ascii="Arial" w:eastAsia="Arial" w:hAnsi="Arial" w:cs="Arial"/>
-        </w:rPr>
-      </w:pPr>
-      <w:proofErr w:type="spellStart"/>
-      <w:r>
-        <w:rPr>
-          <w:rFonts w:ascii="Arial" w:eastAsia="Arial" w:hAnsi="Arial" w:cs="Arial"/>
-          <w:i/>
-        </w:rPr>
-        <w:t>OrcID</w:t>
-      </w:r>
-      <w:proofErr w:type="spellEnd"/>
-      <w:r>
-        <w:rPr>
-          <w:rFonts w:ascii="Arial" w:eastAsia="Arial" w:hAnsi="Arial" w:cs="Arial"/>
-          <w:i/>
-        </w:rPr>
-        <w:t>:</w:t>
-      </w:r>
-      <w:r>
-        <w:rPr>
-          <w:rFonts w:ascii="Arial" w:eastAsia="Arial" w:hAnsi="Arial" w:cs="Arial"/>
-        </w:rPr>
-        <w:t xml:space="preserve"> </w:t>
-      </w:r>
-      <w:hyperlink r:id="rId8" w:history="1">
+      <w:hyperlink r:id="rId9" w:history="1">
         <w:r>
           <w:rPr>
             <w:rStyle w:val="Hyperlink"/>
@@ -6350,7 +6313,7 @@
         </w:rPr>
         <w:t xml:space="preserve">Google Scholar: </w:t>
       </w:r>
-      <w:hyperlink r:id="rId9" w:history="1">
+      <w:hyperlink r:id="rId10" w:history="1">
         <w:r>
           <w:rPr>
             <w:rStyle w:val="Hyperlink"/>
@@ -6372,19 +6335,15 @@
           <w:between w:val="nil"/>
         </w:pBdr>
         <w:spacing w:after="0"/>
+      </w:pPr>
+      <w:r>
         <w:rPr>
           <w:rFonts w:ascii="Arial" w:eastAsia="Arial" w:hAnsi="Arial" w:cs="Arial"/>
           <w:i/>
         </w:rPr>
-      </w:pPr>
-      <w:r>
-        <w:rPr>
-          <w:rFonts w:ascii="Arial" w:eastAsia="Arial" w:hAnsi="Arial" w:cs="Arial"/>
-          <w:i/>
-        </w:rPr>
         <w:t xml:space="preserve">GitHub: </w:t>
       </w:r>
-      <w:hyperlink r:id="rId10" w:history="1">
+      <w:hyperlink r:id="rId11" w:history="1">
         <w:r>
           <w:rPr>
             <w:rStyle w:val="Hyperlink"/>
@@ -6408,13 +6367,81 @@
         <w:spacing w:after="0"/>
         <w:rPr>
           <w:rFonts w:ascii="Arial" w:eastAsia="Arial" w:hAnsi="Arial" w:cs="Arial"/>
-          <w:b/>
-        </w:rPr>
-      </w:pPr>
+          <w:i/>
+        </w:rPr>
+      </w:pPr>
+      <w:r>
+        <w:rPr>
+          <w:rFonts w:ascii="Arial" w:eastAsia="Arial" w:hAnsi="Arial" w:cs="Arial"/>
+          <w:i/>
+        </w:rPr>
+        <w:t>LinkedIn</w:t>
+      </w:r>
+      <w:r>
+        <w:rPr>
+          <w:rFonts w:ascii="Arial" w:eastAsia="Arial" w:hAnsi="Arial" w:cs="Arial"/>
+          <w:i/>
+        </w:rPr>
+        <w:t xml:space="preserve">: </w:t>
+      </w:r>
+      <w:r>
+        <w:rPr>
+          <w:rFonts w:ascii="Arial" w:eastAsia="Arial" w:hAnsi="Arial" w:cs="Arial"/>
+          <w:i/>
+          <w:u w:val="single"/>
+        </w:rPr>
+        <w:t>https://www.linkedin.com/in/austin-ferro-phd-b4638987/</w:t>
+      </w:r>
+      <w:r>
+        <w:rPr>
+          <w:rFonts w:ascii="Arial" w:eastAsia="Arial" w:hAnsi="Arial" w:cs="Arial"/>
+          <w:i/>
+        </w:rPr>
+        <w:t xml:space="preserve"> </w:t>
+      </w:r>
+    </w:p>
+    <w:p>
+      <w:pPr>
+        <w:pBdr>
+          <w:top w:val="nil"/>
+          <w:left w:val="nil"/>
+          <w:bottom w:val="nil"/>
+          <w:right w:val="nil"/>
+          <w:between w:val="nil"/>
+        </w:pBdr>
+        <w:spacing w:after="0"/>
+        <w:rPr>
+          <w:rFonts w:ascii="Arial" w:eastAsia="Arial" w:hAnsi="Arial" w:cs="Arial"/>
+          <w:bCs/>
+          <w:i/>
+          <w:iCs/>
+        </w:rPr>
+      </w:pPr>
+      <w:r>
+        <w:rPr>
+          <w:rFonts w:ascii="Arial" w:eastAsia="Arial" w:hAnsi="Arial" w:cs="Arial"/>
+          <w:bCs/>
+          <w:i/>
+          <w:iCs/>
+        </w:rPr>
+        <w:t xml:space="preserve">Printables: </w:t>
+      </w:r>
+      <w:r>
+        <w:rPr>
+          <w:rFonts w:ascii="Arial" w:eastAsia="Arial" w:hAnsi="Arial" w:cs="Arial"/>
+          <w:bCs/>
+          <w:i/>
+          <w:iCs/>
+          <w:u w:val="single"/>
+        </w:rPr>
+        <w:t>https://www.printables.com/@AustinFerro_1042696</w:t>
+      </w:r>
+      <w:bookmarkStart w:id="5" w:name="_GoBack"/>
+      <w:bookmarkEnd w:id="5"/>
     </w:p>
     <w:sectPr>
-      <w:headerReference w:type="default" r:id="rId11"/>
-      <w:footerReference w:type="default" r:id="rId12"/>
+      <w:headerReference w:type="default" r:id="rId12"/>
+      <w:footerReference w:type="default" r:id="rId13"/>
       <w:pgSz w:w="12240" w:h="15840"/>
       <w:pgMar w:top="720" w:right="720" w:bottom="720" w:left="720" w:header="144" w:footer="0" w:gutter="0"/>
       <w:pgNumType w:start="1"/>
@@ -6649,8 +6676,124 @@
       </w:rPr>
     </w:lvl>
   </w:abstractNum>
+  <w:abstractNum w:abstractNumId="1" w15:restartNumberingAfterBreak="0">
+    <w:nsid w:val="4F4A1F56"/>
+    <w:multiLevelType w:val="hybridMultilevel"/>
+    <w:tmpl w:val="9CC257C6"/>
+    <w:lvl w:ilvl="0" w:tplc="04090001">
+      <w:start w:val="1"/>
+      <w:numFmt w:val="bullet"/>
+      <w:lvlText w:val=""/>
+      <w:lvlJc w:val="left"/>
+      <w:pPr>
+        <w:ind w:left="720" w:hanging="360"/>
+      </w:pPr>
+      <w:rPr>
+        <w:rFonts w:ascii="Symbol" w:hAnsi="Symbol" w:hint="default"/>
+      </w:rPr>
+    </w:lvl>
+    <w:lvl w:ilvl="1" w:tplc="04090003" w:tentative="1">
+      <w:start w:val="1"/>
+      <w:numFmt w:val="bullet"/>
+      <w:lvlText w:val="o"/>
+      <w:lvlJc w:val="left"/>
+      <w:pPr>
+        <w:ind w:left="1440" w:hanging="360"/>
+      </w:pPr>
+      <w:rPr>
+        <w:rFonts w:ascii="Courier New" w:hAnsi="Courier New" w:cs="Courier New" w:hint="default"/>
+      </w:rPr>
+    </w:lvl>
+    <w:lvl w:ilvl="2" w:tplc="04090005" w:tentative="1">
+      <w:start w:val="1"/>
+      <w:numFmt w:val="bullet"/>
+      <w:lvlText w:val=""/>
+      <w:lvlJc w:val="left"/>
+      <w:pPr>
+        <w:ind w:left="2160" w:hanging="360"/>
+      </w:pPr>
+      <w:rPr>
+        <w:rFonts w:ascii="Wingdings" w:hAnsi="Wingdings" w:hint="default"/>
+      </w:rPr>
+    </w:lvl>
+    <w:lvl w:ilvl="3" w:tplc="04090001" w:tentative="1">
+      <w:start w:val="1"/>
+      <w:numFmt w:val="bullet"/>
+      <w:lvlText w:val=""/>
+      <w:lvlJc w:val="left"/>
+      <w:pPr>
+        <w:ind w:left="2880" w:hanging="360"/>
+      </w:pPr>
+      <w:rPr>
+        <w:rFonts w:ascii="Symbol" w:hAnsi="Symbol" w:hint="default"/>
+      </w:rPr>
+    </w:lvl>
+    <w:lvl w:ilvl="4" w:tplc="04090003" w:tentative="1">
+      <w:start w:val="1"/>
+      <w:numFmt w:val="bullet"/>
+      <w:lvlText w:val="o"/>
+      <w:lvlJc w:val="left"/>
+      <w:pPr>
+        <w:ind w:left="3600" w:hanging="360"/>
+      </w:pPr>
+      <w:rPr>
+        <w:rFonts w:ascii="Courier New" w:hAnsi="Courier New" w:cs="Courier New" w:hint="default"/>
+      </w:rPr>
+    </w:lvl>
+    <w:lvl w:ilvl="5" w:tplc="04090005" w:tentative="1">
+      <w:start w:val="1"/>
+      <w:numFmt w:val="bullet"/>
+      <w:lvlText w:val=""/>
+      <w:lvlJc w:val="left"/>
+      <w:pPr>
+        <w:ind w:left="4320" w:hanging="360"/>
+      </w:pPr>
+      <w:rPr>
+        <w:rFonts w:ascii="Wingdings" w:hAnsi="Wingdings" w:hint="default"/>
+      </w:rPr>
+    </w:lvl>
+    <w:lvl w:ilvl="6" w:tplc="04090001" w:tentative="1">
+      <w:start w:val="1"/>
+      <w:numFmt w:val="bullet"/>
+      <w:lvlText w:val=""/>
+      <w:lvlJc w:val="left"/>
+      <w:pPr>
+        <w:ind w:left="5040" w:hanging="360"/>
+      </w:pPr>
+      <w:rPr>
+        <w:rFonts w:ascii="Symbol" w:hAnsi="Symbol" w:hint="default"/>
+      </w:rPr>
+    </w:lvl>
+    <w:lvl w:ilvl="7" w:tplc="04090003" w:tentative="1">
+      <w:start w:val="1"/>
+      <w:numFmt w:val="bullet"/>
+      <w:lvlText w:val="o"/>
+      <w:lvlJc w:val="left"/>
+      <w:pPr>
+        <w:ind w:left="5760" w:hanging="360"/>
+      </w:pPr>
+      <w:rPr>
+        <w:rFonts w:ascii="Courier New" w:hAnsi="Courier New" w:cs="Courier New" w:hint="default"/>
+      </w:rPr>
+    </w:lvl>
+    <w:lvl w:ilvl="8" w:tplc="04090005" w:tentative="1">
+      <w:start w:val="1"/>
+      <w:numFmt w:val="bullet"/>
+      <w:lvlText w:val=""/>
+      <w:lvlJc w:val="left"/>
+      <w:pPr>
+        <w:ind w:left="6480" w:hanging="360"/>
+      </w:pPr>
+      <w:rPr>
+        <w:rFonts w:ascii="Wingdings" w:hAnsi="Wingdings" w:hint="default"/>
+      </w:rPr>
+    </w:lvl>
+  </w:abstractNum>
   <w:num w:numId="1">
     <w:abstractNumId w:val="0"/>
+  </w:num>
+  <w:num w:numId="2">
+    <w:abstractNumId w:val="1"/>
   </w:num>
 </w:numbering>
 </file>
@@ -7481,6 +7624,27 @@
     <w:pitch w:val="variable"/>
     <w:sig w:usb0="E0002EFF" w:usb1="C000785B" w:usb2="00000009" w:usb3="00000000" w:csb0="000001FF" w:csb1="00000000"/>
   </w:font>
+  <w:font w:name="Symbol">
+    <w:panose1 w:val="05050102010706020507"/>
+    <w:charset w:val="02"/>
+    <w:family w:val="roman"/>
+    <w:pitch w:val="variable"/>
+    <w:sig w:usb0="00000000" w:usb1="10000000" w:usb2="00000000" w:usb3="00000000" w:csb0="80000000" w:csb1="00000000"/>
+  </w:font>
+  <w:font w:name="Courier New">
+    <w:panose1 w:val="02070309020205020404"/>
+    <w:charset w:val="00"/>
+    <w:family w:val="modern"/>
+    <w:pitch w:val="fixed"/>
+    <w:sig w:usb0="E0002EFF" w:usb1="C0007843" w:usb2="00000009" w:usb3="00000000" w:csb0="000001FF" w:csb1="00000000"/>
+  </w:font>
+  <w:font w:name="Wingdings">
+    <w:panose1 w:val="05000000000000000000"/>
+    <w:charset w:val="02"/>
+    <w:family w:val="auto"/>
+    <w:pitch w:val="variable"/>
+    <w:sig w:usb0="00000000" w:usb1="10000000" w:usb2="00000000" w:usb3="00000000" w:csb0="80000000" w:csb1="00000000"/>
+  </w:font>
   <w:font w:name="Calibri">
     <w:panose1 w:val="020F0502020204030204"/>
     <w:charset w:val="00"/>
@@ -7529,14 +7693,21 @@
   <w:rsids>
     <w:rsidRoot w:val="00725FCC"/>
     <w:rsid w:val="00346B23"/>
+    <w:rsid w:val="003E53D4"/>
     <w:rsid w:val="00413AC8"/>
     <w:rsid w:val="00452477"/>
+    <w:rsid w:val="004E7EC7"/>
     <w:rsid w:val="00725FCC"/>
+    <w:rsid w:val="00745C20"/>
+    <w:rsid w:val="007A7CC9"/>
     <w:rsid w:val="007E0675"/>
     <w:rsid w:val="009A03C1"/>
     <w:rsid w:val="009C3109"/>
     <w:rsid w:val="00B11E7E"/>
+    <w:rsid w:val="00BA583B"/>
+    <w:rsid w:val="00C819B5"/>
     <w:rsid w:val="00D23134"/>
+    <w:rsid w:val="00ED409D"/>
   </w:rsids>
   <m:mathPr>
     <m:mathFont m:val="Cambria Math"/>
@@ -8308,7 +8479,7 @@
 </file>
 
 <file path=customXml/itemProps1.xml><?xml version="1.0" encoding="utf-8"?>
-<ds:datastoreItem xmlns:ds="http://schemas.openxmlformats.org/officeDocument/2006/customXml" ds:itemID="{41C0DD69-EE3A-4729-9FF3-C1B4719EB3AA}">
+<ds:datastoreItem xmlns:ds="http://schemas.openxmlformats.org/officeDocument/2006/customXml" ds:itemID="{DF192607-A974-4FAC-8907-465D16AE0242}">
   <ds:schemaRefs>
     <ds:schemaRef ds:uri="http://schemas.openxmlformats.org/officeDocument/2006/bibliography"/>
   </ds:schemaRefs>
